--- a/tài liệu đồ án/DacTa_XayDung_TinhNang_Web_DATN_HoanThien.docx
+++ b/tài liệu đồ án/DacTa_XayDung_TinhNang_Web_DATN_HoanThien.docx
@@ -36,7 +36,7 @@
     </w:p>
     <w:p>
       <w:pPr>
-        <w:spacing w:before="0" w:after="400" w:line="300" w:lineRule="auto"/>
+        <w:spacing w:before="0" w:after="360" w:line="300" w:lineRule="auto"/>
         <w:jc w:val="center"/>
       </w:pPr>
       <w:r>
@@ -52,7 +52,7 @@
     </w:p>
     <w:p>
       <w:pPr>
-        <w:spacing w:before="0" w:after="500" w:line="300" w:lineRule="auto"/>
+        <w:spacing w:before="0" w:after="440" w:line="300" w:lineRule="auto"/>
         <w:jc w:val="center"/>
       </w:pPr>
       <w:r>
@@ -93,14 +93,14 @@
           <w:b/>
           <w:i w:val="0"/>
           <w:color w:val="1B365D"/>
-          <w:sz w:val="34"/>
+          <w:sz w:val="33"/>
         </w:rPr>
-        <w:t>HỆ THỐNG WEBSITE THƯƠNG MẠI ĐIỆN TỬ &amp; BẢN ĐỒ SỐ</w:t>
+        <w:t>HỆ THỐNG WEBSITE &amp; BẢN ĐỒ SỐ TỦ GIAO NHẬN THÔNG MINH IoT</w:t>
       </w:r>
     </w:p>
     <w:p>
       <w:pPr>
-        <w:spacing w:before="0" w:after="200" w:line="300" w:lineRule="auto"/>
+        <w:spacing w:before="0" w:after="500" w:line="300" w:lineRule="auto"/>
         <w:jc w:val="center"/>
       </w:pPr>
       <w:r>
@@ -109,22 +109,6 @@
           <w:b/>
           <w:i w:val="0"/>
           <w:color w:val="C2410C"/>
-          <w:sz w:val="28"/>
-        </w:rPr>
-        <w:t>TÍCH HỢP QUẢN LÝ TỦ GIAO NHẬN THÔNG MINH IoT (TFT &amp; GM65)</w:t>
-      </w:r>
-    </w:p>
-    <w:p>
-      <w:pPr>
-        <w:spacing w:before="100" w:after="500" w:line="300" w:lineRule="auto"/>
-        <w:jc w:val="center"/>
-      </w:pPr>
-      <w:r>
-        <w:rPr>
-          <w:rFonts w:ascii="Times New Roman" w:hAnsi="Times New Roman"/>
-          <w:b/>
-          <w:i w:val="0"/>
-          <w:color w:val="1F2937"/>
           <w:sz w:val="27"/>
         </w:rPr>
         <w:t>ĐỀ TÀI: BẢN ĐỒ HỆ THỐNG TỦ GIAO NHẬN ĐỒ THÔNG MINH ỨNG DỤNG IoT</w:t>
@@ -207,7 +191,45 @@
                 <w:color w:val="1F2937"/>
                 <w:sz w:val="23"/>
               </w:rPr>
-              <w:t>1. Đoàn Viết Hoàng</w:t>
+              <w:t>1. Nguyễn Quốc Việt</w:t>
+            </w:r>
+            <w:r>
+              <w:rPr>
+                <w:rFonts w:ascii="Times New Roman" w:hAnsi="Times New Roman"/>
+                <w:b w:val="0"/>
+                <w:color w:val="1F2937"/>
+                <w:sz w:val="23"/>
+              </w:rPr>
+              <w:t xml:space="preserve"> - Mã SV: B22DCVT578</w:t>
+              <w:br/>
+            </w:r>
+            <w:r>
+              <w:rPr>
+                <w:rFonts w:ascii="Times New Roman" w:hAnsi="Times New Roman"/>
+                <w:b/>
+                <w:color w:val="1F2937"/>
+                <w:sz w:val="23"/>
+              </w:rPr>
+              <w:t>2. Nguyễn Thành Chung</w:t>
+            </w:r>
+            <w:r>
+              <w:rPr>
+                <w:rFonts w:ascii="Times New Roman" w:hAnsi="Times New Roman"/>
+                <w:b w:val="0"/>
+                <w:color w:val="1F2937"/>
+                <w:sz w:val="23"/>
+              </w:rPr>
+              <w:t xml:space="preserve"> - Mã SV: B22DCVT082</w:t>
+              <w:br/>
+            </w:r>
+            <w:r>
+              <w:rPr>
+                <w:rFonts w:ascii="Times New Roman" w:hAnsi="Times New Roman"/>
+                <w:b/>
+                <w:color w:val="1F2937"/>
+                <w:sz w:val="23"/>
+              </w:rPr>
+              <w:t>3. Đoàn Viết Hoàng</w:t>
             </w:r>
             <w:r>
               <w:rPr>
@@ -226,44 +248,6 @@
                 <w:color w:val="1F2937"/>
                 <w:sz w:val="23"/>
               </w:rPr>
-              <w:t>2. Nguyễn Quốc Việt</w:t>
-            </w:r>
-            <w:r>
-              <w:rPr>
-                <w:rFonts w:ascii="Times New Roman" w:hAnsi="Times New Roman"/>
-                <w:b w:val="0"/>
-                <w:color w:val="1F2937"/>
-                <w:sz w:val="23"/>
-              </w:rPr>
-              <w:t xml:space="preserve"> - Mã SV: B22DCVT578</w:t>
-              <w:br/>
-            </w:r>
-            <w:r>
-              <w:rPr>
-                <w:rFonts w:ascii="Times New Roman" w:hAnsi="Times New Roman"/>
-                <w:b/>
-                <w:color w:val="1F2937"/>
-                <w:sz w:val="23"/>
-              </w:rPr>
-              <w:t>3. Nguyễn Thành Chung</w:t>
-            </w:r>
-            <w:r>
-              <w:rPr>
-                <w:rFonts w:ascii="Times New Roman" w:hAnsi="Times New Roman"/>
-                <w:b w:val="0"/>
-                <w:color w:val="1F2937"/>
-                <w:sz w:val="23"/>
-              </w:rPr>
-              <w:t xml:space="preserve"> - Mã SV: B22DCVT082</w:t>
-              <w:br/>
-            </w:r>
-            <w:r>
-              <w:rPr>
-                <w:rFonts w:ascii="Times New Roman" w:hAnsi="Times New Roman"/>
-                <w:b/>
-                <w:color w:val="1F2937"/>
-                <w:sz w:val="23"/>
-              </w:rPr>
               <w:t xml:space="preserve">Phiên bản tài liệu: </w:t>
             </w:r>
             <w:r>
@@ -273,7 +257,7 @@
                 <w:color w:val="1F2937"/>
                 <w:sz w:val="23"/>
               </w:rPr>
-              <w:t>2.3 - Chính sách Lưu kho Hết Ngày Hôm Sau (24h), Pessimistic Lock &amp; Timeout TFT</w:t>
+              <w:t>3.0 - Đồng bộ toàn diện theo Đề cương chi tiết (Bản đồ Leaflet, 2 Tủ A/B, Khóa bi quan, QR 60s, OTP 5 phút, Hạn lưu kho 24h ngày hôm sau)</w:t>
             </w:r>
           </w:p>
         </w:tc>
@@ -318,7 +302,7 @@
           <w:color w:val="1B365D"/>
           <w:sz w:val="30"/>
         </w:rPr>
-        <w:t>MỤC LỤC TÀI LIỆU ĐẶC TẢ HỆ THỐNG WEB</w:t>
+        <w:t>MỤC LỤC TÀI LIỆU ĐẶC TẢ HỆ THỐNG</w:t>
       </w:r>
     </w:p>
     <w:tbl>
@@ -382,7 +366,7 @@
                 <w:color w:val="FFFFFF"/>
                 <w:sz w:val="22"/>
               </w:rPr>
-              <w:t>Vị trí dự kiến</w:t>
+              <w:t>Phạm vi trình bày</w:t>
             </w:r>
           </w:p>
         </w:tc>
@@ -416,7 +400,7 @@
                 <w:color w:val="1F2937"/>
                 <w:sz w:val="21"/>
               </w:rPr>
-              <w:t>CHƯƠNG 1. TỔNG QUAN HỆ THỐNG VÀ KIẾN TRÚC NGHIỆP VỤ MỚI</w:t>
+              <w:t>CHƯƠNG 1. TỔNG QUAN HỆ THỐNG VÀ CƠ SỞ KỸ THUẬT</w:t>
             </w:r>
           </w:p>
         </w:tc>
@@ -448,7 +432,7 @@
                 <w:color w:val="1F2937"/>
                 <w:sz w:val="21"/>
               </w:rPr>
-              <w:t>Trang 3</w:t>
+              <w:t>Mục 1.1 - 1.4</w:t>
             </w:r>
           </w:p>
         </w:tc>
@@ -482,7 +466,7 @@
                 <w:color w:val="1F2937"/>
                 <w:sz w:val="21"/>
               </w:rPr>
-              <w:t>CHƯƠNG 2. PHÂN HỆ E-COMMERCE VÀ CHÍNH SÁCH LƯU KHO HẾT NGÀY HÔM SAU</w:t>
+              <w:t>CHƯƠNG 2. PHÂN HỆ E-COMMERCE &amp; QUY TRÌNH ĐẶT NGĂN TỦ TRƯỚC</w:t>
             </w:r>
           </w:p>
         </w:tc>
@@ -514,7 +498,7 @@
                 <w:color w:val="1F2937"/>
                 <w:sz w:val="21"/>
               </w:rPr>
-              <w:t>Trang 5</w:t>
+              <w:t>Mục 2.1 - 2.5</w:t>
             </w:r>
           </w:p>
         </w:tc>
@@ -548,7 +532,7 @@
                 <w:color w:val="1F2937"/>
                 <w:sz w:val="21"/>
               </w:rPr>
-              <w:t>CHƯƠNG 3. PHÂN HỆ BẢN ĐỒ SỐ TỦ GIAO NHẬN (DIGITAL GIS MAP)</w:t>
+              <w:t>CHƯƠNG 3. PHÂN HỆ GIAO HÀNG (SHIPPER) &amp; KIOSK TỦ A/B</w:t>
             </w:r>
           </w:p>
         </w:tc>
@@ -580,7 +564,7 @@
                 <w:color w:val="1F2937"/>
                 <w:sz w:val="21"/>
               </w:rPr>
-              <w:t>Trang 9</w:t>
+              <w:t>Mục 3.1 - 3.6</w:t>
             </w:r>
           </w:p>
         </w:tc>
@@ -614,7 +598,7 @@
                 <w:color w:val="1F2937"/>
                 <w:sz w:val="21"/>
               </w:rPr>
-              <w:t>CHƯƠNG 4. PHÂN HỆ SHIPPER VÀ LUỒNG GIAO HÀNG TẠI TỦ VỚI TFT &amp; GM65</w:t>
+              <w:t>CHƯƠNG 4. PHÂN HỆ NHẬN HÀNG KHÁCH HÀNG (CUSTOMER PICKUP)</w:t>
             </w:r>
           </w:p>
         </w:tc>
@@ -646,7 +630,7 @@
                 <w:color w:val="1F2937"/>
                 <w:sz w:val="21"/>
               </w:rPr>
-              <w:t>Trang 11</w:t>
+              <w:t>Mục 4.1 - 4.4</w:t>
             </w:r>
           </w:p>
         </w:tc>
@@ -680,7 +664,7 @@
                 <w:color w:val="1F2937"/>
                 <w:sz w:val="21"/>
               </w:rPr>
-              <w:t>CHƯƠNG 5. KIẾN TRÚC BẢO MẬT, PESSIMISTIC LOCKING VÀ TIMEOUT WATCHDOG</w:t>
+              <w:t>CHƯƠNG 5. PHÂN HỆ BẢN ĐỒ SỐ GIS (LEAFLET &amp; OPENSTREETMAP)</w:t>
             </w:r>
           </w:p>
         </w:tc>
@@ -712,7 +696,7 @@
                 <w:color w:val="1F2937"/>
                 <w:sz w:val="21"/>
               </w:rPr>
-              <w:t>Trang 14</w:t>
+              <w:t>Mục 5.1 - 5.4</w:t>
             </w:r>
           </w:p>
         </w:tc>
@@ -746,7 +730,7 @@
                 <w:color w:val="1F2937"/>
                 <w:sz w:val="21"/>
               </w:rPr>
-              <w:t>CHƯƠNG 6. PHÂN HỆ QUẢN TRỊ VÀ VẬN HÀNH HỆ THỐNG (ADMIN &amp; OPERATOR PORTAL)</w:t>
+              <w:t>CHƯƠNG 6. PHÂN HỆ QUẢN TRỊ VIÊN &amp; VẬN HÀNH (ADMIN &amp; OPERATOR PORTAL)</w:t>
             </w:r>
           </w:p>
         </w:tc>
@@ -778,7 +762,7 @@
                 <w:color w:val="1F2937"/>
                 <w:sz w:val="21"/>
               </w:rPr>
-              <w:t>Trang 17</w:t>
+              <w:t>Mục 6.1 - 6.4</w:t>
             </w:r>
           </w:p>
         </w:tc>
@@ -812,7 +796,7 @@
                 <w:color w:val="1F2937"/>
                 <w:sz w:val="21"/>
               </w:rPr>
-              <w:t>CHƯƠNG 7. THIẾT KẾ KIẾN TRÚC GIAO DIỆN VÀ TRẢI NGHIỆM NGƯỜI DÙNG (UI/UX WIREFRAME)</w:t>
+              <w:t>CHƯƠNG 7. THIẾT KẾ REST API &amp; PHÂN CÔNG NHIỆM VỤ THÀNH VIÊN NHÓM</w:t>
             </w:r>
           </w:p>
         </w:tc>
@@ -844,139 +828,7 @@
                 <w:color w:val="1F2937"/>
                 <w:sz w:val="21"/>
               </w:rPr>
-              <w:t>Trang 19</w:t>
-            </w:r>
-          </w:p>
-        </w:tc>
-      </w:tr>
-      <w:tr>
-        <w:tc>
-          <w:tcPr>
-            <w:tcW w:type="dxa" w:w="7488"/>
-            <w:shd w:fill="F8FAFC"/>
-            <w:tcBorders>
-              <w:top w:val="single" w:sz="4" w:space="0" w:color="CBD5E1"/>
-              <w:left w:val="single" w:sz="4" w:space="0" w:color="CBD5E1"/>
-              <w:bottom w:val="single" w:sz="4" w:space="0" w:color="CBD5E1"/>
-              <w:right w:val="single" w:sz="4" w:space="0" w:color="CBD5E1"/>
-            </w:tcBorders>
-            <w:tcMar>
-              <w:top w:w="80" w:type="dxa"/>
-              <w:bottom w:w="80" w:type="dxa"/>
-              <w:left w:w="100" w:type="dxa"/>
-              <w:right w:w="100" w:type="dxa"/>
-            </w:tcMar>
-          </w:tcPr>
-          <w:p>
-            <w:pPr>
-              <w:spacing w:before="40" w:after="40" w:line="276" w:lineRule="auto"/>
-              <w:jc w:val="center"/>
-            </w:pPr>
-            <w:r>
-              <w:rPr>
-                <w:rFonts w:ascii="Times New Roman" w:hAnsi="Times New Roman"/>
-                <w:color w:val="1F2937"/>
-                <w:sz w:val="21"/>
-              </w:rPr>
-              <w:t>CHƯƠNG 8. THIẾT KẾ REST API VÀ GIAO THỨC WEBSOCKET REAL-TIME</w:t>
-            </w:r>
-          </w:p>
-        </w:tc>
-        <w:tc>
-          <w:tcPr>
-            <w:tcW w:type="dxa" w:w="1872"/>
-            <w:shd w:fill="F8FAFC"/>
-            <w:tcBorders>
-              <w:top w:val="single" w:sz="4" w:space="0" w:color="CBD5E1"/>
-              <w:left w:val="single" w:sz="4" w:space="0" w:color="CBD5E1"/>
-              <w:bottom w:val="single" w:sz="4" w:space="0" w:color="CBD5E1"/>
-              <w:right w:val="single" w:sz="4" w:space="0" w:color="CBD5E1"/>
-            </w:tcBorders>
-            <w:tcMar>
-              <w:top w:w="80" w:type="dxa"/>
-              <w:bottom w:w="80" w:type="dxa"/>
-              <w:left w:w="100" w:type="dxa"/>
-              <w:right w:w="100" w:type="dxa"/>
-            </w:tcMar>
-          </w:tcPr>
-          <w:p>
-            <w:pPr>
-              <w:spacing w:before="40" w:after="40" w:line="276" w:lineRule="auto"/>
-              <w:jc w:val="left"/>
-            </w:pPr>
-            <w:r>
-              <w:rPr>
-                <w:rFonts w:ascii="Times New Roman" w:hAnsi="Times New Roman"/>
-                <w:color w:val="1F2937"/>
-                <w:sz w:val="21"/>
-              </w:rPr>
-              <w:t>Trang 23</w:t>
-            </w:r>
-          </w:p>
-        </w:tc>
-      </w:tr>
-      <w:tr>
-        <w:tc>
-          <w:tcPr>
-            <w:tcW w:type="dxa" w:w="7488"/>
-            <w:shd w:fill="FFFFFF"/>
-            <w:tcBorders>
-              <w:top w:val="single" w:sz="4" w:space="0" w:color="CBD5E1"/>
-              <w:left w:val="single" w:sz="4" w:space="0" w:color="CBD5E1"/>
-              <w:bottom w:val="single" w:sz="4" w:space="0" w:color="CBD5E1"/>
-              <w:right w:val="single" w:sz="4" w:space="0" w:color="CBD5E1"/>
-            </w:tcBorders>
-            <w:tcMar>
-              <w:top w:w="80" w:type="dxa"/>
-              <w:bottom w:w="80" w:type="dxa"/>
-              <w:left w:w="100" w:type="dxa"/>
-              <w:right w:w="100" w:type="dxa"/>
-            </w:tcMar>
-          </w:tcPr>
-          <w:p>
-            <w:pPr>
-              <w:spacing w:before="40" w:after="40" w:line="276" w:lineRule="auto"/>
-              <w:jc w:val="center"/>
-            </w:pPr>
-            <w:r>
-              <w:rPr>
-                <w:rFonts w:ascii="Times New Roman" w:hAnsi="Times New Roman"/>
-                <w:color w:val="1F2937"/>
-                <w:sz w:val="21"/>
-              </w:rPr>
-              <w:t>CHƯƠNG 9. KẾ HOẠCH TRIỂN KHAI VÀ PHÂN CÔNG CÔNG VIỆC TRONG NHÓM</w:t>
-            </w:r>
-          </w:p>
-        </w:tc>
-        <w:tc>
-          <w:tcPr>
-            <w:tcW w:type="dxa" w:w="1872"/>
-            <w:shd w:fill="FFFFFF"/>
-            <w:tcBorders>
-              <w:top w:val="single" w:sz="4" w:space="0" w:color="CBD5E1"/>
-              <w:left w:val="single" w:sz="4" w:space="0" w:color="CBD5E1"/>
-              <w:bottom w:val="single" w:sz="4" w:space="0" w:color="CBD5E1"/>
-              <w:right w:val="single" w:sz="4" w:space="0" w:color="CBD5E1"/>
-            </w:tcBorders>
-            <w:tcMar>
-              <w:top w:w="80" w:type="dxa"/>
-              <w:bottom w:w="80" w:type="dxa"/>
-              <w:left w:w="100" w:type="dxa"/>
-              <w:right w:w="100" w:type="dxa"/>
-            </w:tcMar>
-          </w:tcPr>
-          <w:p>
-            <w:pPr>
-              <w:spacing w:before="40" w:after="40" w:line="276" w:lineRule="auto"/>
-              <w:jc w:val="left"/>
-            </w:pPr>
-            <w:r>
-              <w:rPr>
-                <w:rFonts w:ascii="Times New Roman" w:hAnsi="Times New Roman"/>
-                <w:color w:val="1F2937"/>
-                <w:sz w:val="21"/>
-              </w:rPr>
-              <w:t>Trang 26</w:t>
+              <w:t>Mục 7.1 - 7.2</w:t>
             </w:r>
           </w:p>
         </w:tc>
@@ -999,7 +851,7 @@
           <w:color w:val="0E7490"/>
           <w:sz w:val="26"/>
         </w:rPr>
-        <w:t>DANH MỤC THUẬT NGỮ VÀ CƠ CHẾ KỸ THUẬT MỚI</w:t>
+        <w:t>DANH MỤC THUẬT NGỮ VÀ CƠ CHẾ KỸ THUẬT CỐT LÕI</w:t>
       </w:r>
     </w:p>
     <w:tbl>
@@ -1189,7 +1041,7 @@
                 <w:color w:val="1F2937"/>
                 <w:sz w:val="21"/>
               </w:rPr>
-              <w:t>Hàng được lưu kho thêm 1 ngày: Giao lúc H:m ngày N thì lưu đến hết 24h00 của ngày N+1.</w:t>
+              <w:t>Hàng được lưu kho thêm 1 ngày: Giao lúc H:m ngày N thì lưu đến hết 24h00 (23:59:59) của ngày N+1. Giúp khách hàng linh hoạt tối đa thời gian lấy đồ.</w:t>
             </w:r>
           </w:p>
         </w:tc>
@@ -1223,7 +1075,7 @@
                 <w:color w:val="1F2937"/>
                 <w:sz w:val="21"/>
               </w:rPr>
-              <w:t>Pessimistic Locking</w:t>
+              <w:t>Khóa dữ liệu bi quan</w:t>
             </w:r>
           </w:p>
         </w:tc>
@@ -1255,7 +1107,7 @@
                 <w:color w:val="1F2937"/>
                 <w:sz w:val="21"/>
               </w:rPr>
-              <w:t>Khóa dữ liệu bi quan</w:t>
+              <w:t>Pessimistic Locking</w:t>
             </w:r>
           </w:p>
         </w:tc>
@@ -1287,7 +1139,7 @@
                 <w:color w:val="1F2937"/>
                 <w:sz w:val="21"/>
               </w:rPr>
-              <w:t>Cơ chế khóa hàng độc quyền (SELECT FOR UPDATE) trong CSDL để chống đặt trùng ngăn.</w:t>
+              <w:t>Cơ chế khóa hàng độc quyền (SELECT ... FOR UPDATE) trong MySQL qua Spring Data JPA để chống đặt trùng ngăn khi nhiều khách thanh toán đồng thời.</w:t>
             </w:r>
           </w:p>
         </w:tc>
@@ -1321,7 +1173,7 @@
                 <w:color w:val="1F2937"/>
                 <w:sz w:val="21"/>
               </w:rPr>
-              <w:t>TFT 10s Timeout</w:t>
+              <w:t>Mã QR động xoay vòng 60s</w:t>
             </w:r>
           </w:p>
         </w:tc>
@@ -1353,7 +1205,7 @@
                 <w:color w:val="1F2937"/>
                 <w:sz w:val="21"/>
               </w:rPr>
-              <w:t>Bộ đếm thời gian an toàn TFT</w:t>
+              <w:t>Dynamic Rolling QR Token</w:t>
             </w:r>
           </w:p>
         </w:tc>
@@ -1385,7 +1237,7 @@
                 <w:color w:val="1F2937"/>
                 <w:sz w:val="21"/>
               </w:rPr>
-              <w:t>Cơ chế Watchdog 10 giây trên ESP32 tránh treo màn hình khi mất kết nối máy chủ.</w:t>
+              <w:t>Mã QR nhận hàng đổi chuỗi định danh sau mỗi 60 giây (PKUP-{orderId}-T{timeWindow}), chống chụp lén ảnh màn hình hoặc tấn công phát lại (Replay Attack).</w:t>
             </w:r>
           </w:p>
         </w:tc>
@@ -1419,7 +1271,7 @@
                 <w:color w:val="1F2937"/>
                 <w:sz w:val="21"/>
               </w:rPr>
-              <w:t>TFT SPI Touch</w:t>
+              <w:t>Mã OTP nhận đồ 5 phút</w:t>
             </w:r>
           </w:p>
         </w:tc>
@@ -1451,7 +1303,7 @@
                 <w:color w:val="1F2937"/>
                 <w:sz w:val="21"/>
               </w:rPr>
-              <w:t>Màn hình LCD cảm ứng SPI</w:t>
+              <w:t>Time-based One-Time Password</w:t>
             </w:r>
           </w:p>
         </w:tc>
@@ -1483,7 +1335,7 @@
                 <w:color w:val="1F2937"/>
                 <w:sz w:val="21"/>
               </w:rPr>
-              <w:t>Màn hình cảm ứng gắn tại tủ, cung cấp giao diện nhúng chọn Giao/Nhận và bàn phím ảo.</w:t>
+              <w:t>Mã số ngẫu nhiên 6 chữ số có hiệu lực 5 phút, hiển thị trong trung tâm thông báo web của khách hàng để nhập trực tiếp tại bàn phím Kiosk tủ.</w:t>
             </w:r>
           </w:p>
         </w:tc>
@@ -1517,7 +1369,7 @@
                 <w:color w:val="1F2937"/>
                 <w:sz w:val="21"/>
               </w:rPr>
-              <w:t>GM65 Scanner</w:t>
+              <w:t>Chống dò mã Brute-force</w:t>
             </w:r>
           </w:p>
         </w:tc>
@@ -1549,7 +1401,7 @@
                 <w:color w:val="1F2937"/>
                 <w:sz w:val="21"/>
               </w:rPr>
-              <w:t>Module quét mã vạch / QR UART</w:t>
+              <w:t>Anti-Brute-Force Lockout</w:t>
             </w:r>
           </w:p>
         </w:tc>
@@ -1581,7 +1433,7 @@
                 <w:color w:val="1F2937"/>
                 <w:sz w:val="21"/>
               </w:rPr>
-              <w:t>Đầu đọc quang học công nghiệp gắn tại tủ, quét mã định danh shipper và mã bưu kiện.</w:t>
+              <w:t>Cơ chế bảo vệ khóa trạm tủ và khóa mã nhận đồ 2 phút nếu người dùng nhập sai liên tiếp quá 5 lần.</w:t>
             </w:r>
           </w:p>
         </w:tc>
@@ -1615,7 +1467,7 @@
                 <w:color w:val="1F2937"/>
                 <w:sz w:val="21"/>
               </w:rPr>
-              <w:t>Dual-Sensor</w:t>
+              <w:t>Bộ đếm an toàn TFT 10s</w:t>
             </w:r>
           </w:p>
         </w:tc>
@@ -1647,7 +1499,7 @@
                 <w:color w:val="1F2937"/>
                 <w:sz w:val="21"/>
               </w:rPr>
-              <w:t>Xác thực cảm biến kép</w:t>
+              <w:t>TFT 10s Timeout Watchdog</w:t>
             </w:r>
           </w:p>
         </w:tc>
@@ -1679,7 +1531,203 @@
                 <w:color w:val="1F2937"/>
                 <w:sz w:val="21"/>
               </w:rPr>
-              <w:t>Kiểm tra kết hợp giữa Cảm biến cửa MC-38 và Cảm biến khối lượng Load cell HX711.</w:t>
+              <w:t>Cơ chế đếm thời gian 10 giây trên ESP32 tránh treo màn hình cảm ứng tại tủ khi mất kết nối mạng với máy chủ.</w:t>
+            </w:r>
+          </w:p>
+        </w:tc>
+      </w:tr>
+      <w:tr>
+        <w:tc>
+          <w:tcPr>
+            <w:tcW w:type="dxa" w:w="2304"/>
+            <w:shd w:fill="FFFFFF"/>
+            <w:tcBorders>
+              <w:top w:val="single" w:sz="4" w:space="0" w:color="CBD5E1"/>
+              <w:left w:val="single" w:sz="4" w:space="0" w:color="CBD5E1"/>
+              <w:bottom w:val="single" w:sz="4" w:space="0" w:color="CBD5E1"/>
+              <w:right w:val="single" w:sz="4" w:space="0" w:color="CBD5E1"/>
+            </w:tcBorders>
+            <w:tcMar>
+              <w:top w:w="80" w:type="dxa"/>
+              <w:bottom w:w="80" w:type="dxa"/>
+              <w:left w:w="100" w:type="dxa"/>
+              <w:right w:w="100" w:type="dxa"/>
+            </w:tcMar>
+          </w:tcPr>
+          <w:p>
+            <w:pPr>
+              <w:spacing w:before="40" w:after="40" w:line="276" w:lineRule="auto"/>
+              <w:jc w:val="center"/>
+            </w:pPr>
+            <w:r>
+              <w:rPr>
+                <w:rFonts w:ascii="Times New Roman" w:hAnsi="Times New Roman"/>
+                <w:color w:val="1F2937"/>
+                <w:sz w:val="21"/>
+              </w:rPr>
+              <w:t>Xác thực cảm biến kép</w:t>
+            </w:r>
+          </w:p>
+        </w:tc>
+        <w:tc>
+          <w:tcPr>
+            <w:tcW w:type="dxa" w:w="2880"/>
+            <w:shd w:fill="FFFFFF"/>
+            <w:tcBorders>
+              <w:top w:val="single" w:sz="4" w:space="0" w:color="CBD5E1"/>
+              <w:left w:val="single" w:sz="4" w:space="0" w:color="CBD5E1"/>
+              <w:bottom w:val="single" w:sz="4" w:space="0" w:color="CBD5E1"/>
+              <w:right w:val="single" w:sz="4" w:space="0" w:color="CBD5E1"/>
+            </w:tcBorders>
+            <w:tcMar>
+              <w:top w:w="80" w:type="dxa"/>
+              <w:bottom w:w="80" w:type="dxa"/>
+              <w:left w:w="100" w:type="dxa"/>
+              <w:right w:w="100" w:type="dxa"/>
+            </w:tcMar>
+          </w:tcPr>
+          <w:p>
+            <w:pPr>
+              <w:spacing w:before="40" w:after="40" w:line="276" w:lineRule="auto"/>
+              <w:jc w:val="left"/>
+            </w:pPr>
+            <w:r>
+              <w:rPr>
+                <w:rFonts w:ascii="Times New Roman" w:hAnsi="Times New Roman"/>
+                <w:color w:val="1F2937"/>
+                <w:sz w:val="21"/>
+              </w:rPr>
+              <w:t>Dual-Sensor Verification</w:t>
+            </w:r>
+          </w:p>
+        </w:tc>
+        <w:tc>
+          <w:tcPr>
+            <w:tcW w:type="dxa" w:w="4176"/>
+            <w:shd w:fill="FFFFFF"/>
+            <w:tcBorders>
+              <w:top w:val="single" w:sz="4" w:space="0" w:color="CBD5E1"/>
+              <w:left w:val="single" w:sz="4" w:space="0" w:color="CBD5E1"/>
+              <w:bottom w:val="single" w:sz="4" w:space="0" w:color="CBD5E1"/>
+              <w:right w:val="single" w:sz="4" w:space="0" w:color="CBD5E1"/>
+            </w:tcBorders>
+            <w:tcMar>
+              <w:top w:w="80" w:type="dxa"/>
+              <w:bottom w:w="80" w:type="dxa"/>
+              <w:left w:w="100" w:type="dxa"/>
+              <w:right w:w="100" w:type="dxa"/>
+            </w:tcMar>
+          </w:tcPr>
+          <w:p>
+            <w:pPr>
+              <w:spacing w:before="40" w:after="40" w:line="276" w:lineRule="auto"/>
+              <w:jc w:val="left"/>
+            </w:pPr>
+            <w:r>
+              <w:rPr>
+                <w:rFonts w:ascii="Times New Roman" w:hAnsi="Times New Roman"/>
+                <w:color w:val="1F2937"/>
+                <w:sz w:val="21"/>
+              </w:rPr>
+              <w:t>Kiểm tra kết hợp đồng thời giữa Cảm biến từ đóng cửa MC-38 và Cảm biến khối lượng Load cell HX711 để xác nhận bưu kiện thực sự đã được đặt vào/lấy ra.</w:t>
+            </w:r>
+          </w:p>
+        </w:tc>
+      </w:tr>
+      <w:tr>
+        <w:tc>
+          <w:tcPr>
+            <w:tcW w:type="dxa" w:w="2304"/>
+            <w:shd w:fill="F8FAFC"/>
+            <w:tcBorders>
+              <w:top w:val="single" w:sz="4" w:space="0" w:color="CBD5E1"/>
+              <w:left w:val="single" w:sz="4" w:space="0" w:color="CBD5E1"/>
+              <w:bottom w:val="single" w:sz="4" w:space="0" w:color="CBD5E1"/>
+              <w:right w:val="single" w:sz="4" w:space="0" w:color="CBD5E1"/>
+            </w:tcBorders>
+            <w:tcMar>
+              <w:top w:w="80" w:type="dxa"/>
+              <w:bottom w:w="80" w:type="dxa"/>
+              <w:left w:w="100" w:type="dxa"/>
+              <w:right w:w="100" w:type="dxa"/>
+            </w:tcMar>
+          </w:tcPr>
+          <w:p>
+            <w:pPr>
+              <w:spacing w:before="40" w:after="40" w:line="276" w:lineRule="auto"/>
+              <w:jc w:val="center"/>
+            </w:pPr>
+            <w:r>
+              <w:rPr>
+                <w:rFonts w:ascii="Times New Roman" w:hAnsi="Times New Roman"/>
+                <w:color w:val="1F2937"/>
+                <w:sz w:val="21"/>
+              </w:rPr>
+              <w:t>Bản đồ số Leaflet &amp; OSM</w:t>
+            </w:r>
+          </w:p>
+        </w:tc>
+        <w:tc>
+          <w:tcPr>
+            <w:tcW w:type="dxa" w:w="2880"/>
+            <w:shd w:fill="F8FAFC"/>
+            <w:tcBorders>
+              <w:top w:val="single" w:sz="4" w:space="0" w:color="CBD5E1"/>
+              <w:left w:val="single" w:sz="4" w:space="0" w:color="CBD5E1"/>
+              <w:bottom w:val="single" w:sz="4" w:space="0" w:color="CBD5E1"/>
+              <w:right w:val="single" w:sz="4" w:space="0" w:color="CBD5E1"/>
+            </w:tcBorders>
+            <w:tcMar>
+              <w:top w:w="80" w:type="dxa"/>
+              <w:bottom w:w="80" w:type="dxa"/>
+              <w:left w:w="100" w:type="dxa"/>
+              <w:right w:w="100" w:type="dxa"/>
+            </w:tcMar>
+          </w:tcPr>
+          <w:p>
+            <w:pPr>
+              <w:spacing w:before="40" w:after="40" w:line="276" w:lineRule="auto"/>
+              <w:jc w:val="left"/>
+            </w:pPr>
+            <w:r>
+              <w:rPr>
+                <w:rFonts w:ascii="Times New Roman" w:hAnsi="Times New Roman"/>
+                <w:color w:val="1F2937"/>
+                <w:sz w:val="21"/>
+              </w:rPr>
+              <w:t>Leaflet.js &amp; OpenStreetMap</w:t>
+            </w:r>
+          </w:p>
+        </w:tc>
+        <w:tc>
+          <w:tcPr>
+            <w:tcW w:type="dxa" w:w="4176"/>
+            <w:shd w:fill="F8FAFC"/>
+            <w:tcBorders>
+              <w:top w:val="single" w:sz="4" w:space="0" w:color="CBD5E1"/>
+              <w:left w:val="single" w:sz="4" w:space="0" w:color="CBD5E1"/>
+              <w:bottom w:val="single" w:sz="4" w:space="0" w:color="CBD5E1"/>
+              <w:right w:val="single" w:sz="4" w:space="0" w:color="CBD5E1"/>
+            </w:tcBorders>
+            <w:tcMar>
+              <w:top w:w="80" w:type="dxa"/>
+              <w:bottom w:w="80" w:type="dxa"/>
+              <w:left w:w="100" w:type="dxa"/>
+              <w:right w:w="100" w:type="dxa"/>
+            </w:tcMar>
+          </w:tcPr>
+          <w:p>
+            <w:pPr>
+              <w:spacing w:before="40" w:after="40" w:line="276" w:lineRule="auto"/>
+              <w:jc w:val="left"/>
+            </w:pPr>
+            <w:r>
+              <w:rPr>
+                <w:rFonts w:ascii="Times New Roman" w:hAnsi="Times New Roman"/>
+                <w:color w:val="1F2937"/>
+                <w:sz w:val="21"/>
+              </w:rPr>
+              <w:t>Bản đồ web tương tác mã nguồn mở, thể hiện trực quan vị trí địa lý của Tủ A (thật) và Tủ B (mô phỏng) kèm 3 mã màu trạng thái.</w:t>
             </w:r>
           </w:p>
         </w:tc>
@@ -1707,7 +1755,7 @@
           <w:color w:val="1B365D"/>
           <w:sz w:val="30"/>
         </w:rPr>
-        <w:t>CHƯƠNG 1. TỔNG QUAN HỆ THỐNG VÀ KIẾN TRÚC NGHIỆP VỤ MỚI</w:t>
+        <w:t>CHƯƠNG 1. TỔNG QUAN HỆ THỐNG VÀ CƠ SỞ KỸ THUẬT</w:t>
       </w:r>
     </w:p>
     <w:p>
@@ -1722,7 +1770,7 @@
           <w:color w:val="0E7490"/>
           <w:sz w:val="26"/>
         </w:rPr>
-        <w:t>1.1. Đổi mới Mô hình Giao nhận Chặng cuối</w:t>
+        <w:t>1.1. Bối cảnh và Mục tiêu Đề tài</w:t>
       </w:r>
     </w:p>
     <w:p>
@@ -1738,7 +1786,7 @@
           <w:color w:val="1F2937"/>
           <w:sz w:val="24"/>
         </w:rPr>
-        <w:t>Hệ thống giải quyết triệt để các bất cập của mô hình giao hàng truyền thống và smart locker thế hệ cũ thông qua các trụ cột đổi mới:</w:t>
+        <w:t>Trong giao nhận thương mại điện tử hiện nay, việc người nhận vắng mặt tại thời điểm giao hàng dẫn đến tỷ lệ giao thất bại cao, gây tốn kém chi phí giao lại và ảnh hưởng tới công sức của shipper. Đề tài xây dựng giải pháp 'Bản đồ hệ thống tủ giao nhận đồ thông minh ứng dụng IoT' nhằm giải quyết triệt để vấn đề này:</w:t>
       </w:r>
     </w:p>
     <w:p>
@@ -1753,7 +1801,7 @@
           <w:color w:val="1F2937"/>
           <w:sz w:val="24"/>
         </w:rPr>
-        <w:t xml:space="preserve">1. Khách hàng chủ động đặt trước tủ: </w:t>
+        <w:t xml:space="preserve">Điểm giao nhận trung gian an toàn 24/7: </w:t>
       </w:r>
       <w:r>
         <w:rPr>
@@ -1761,7 +1809,7 @@
           <w:color w:val="1F2937"/>
           <w:sz w:val="24"/>
         </w:rPr>
-        <w:t>Ngay tại trang Thanh toán (Checkout) của web bán hàng E-Commerce, khách hàng tự chọn điểm tủ và ngày nhận hàng mong muốn. Hệ thống tự động khóa giữ chỗ ngăn tủ theo lịch. Shipper KHÔNG CẦN phải tự tìm tủ hay tự đặt trước ngăn nữa.</w:t>
+        <w:t>Cho phép shipper gửi hàng vào tủ thông minh ngay cả khi khách hàng không có mặt.</w:t>
       </w:r>
     </w:p>
     <w:p>
@@ -1776,7 +1824,7 @@
           <w:color w:val="1F2937"/>
           <w:sz w:val="24"/>
         </w:rPr>
-        <w:t xml:space="preserve">2. Cơ chế xử lý khi tủ hết chỗ: </w:t>
+        <w:t xml:space="preserve">Khách hàng chủ động đặt trước tủ: </w:t>
       </w:r>
       <w:r>
         <w:rPr>
@@ -1784,7 +1832,7 @@
           <w:color w:val="1F2937"/>
           <w:sz w:val="24"/>
         </w:rPr>
-        <w:t>Nếu tủ tại địa điểm đó đã kín chỗ vào ngày hẹn nhận, hệ thống đề xuất 2 giải pháp linh hoạt: (1) Chuyển sang giao hàng truyền thống (Shipper gọi điện nhận tận tay), hoặc (2) Dời sang ngày hôm sau/hôm sau nữa khi tủ có chỗ trống.</w:t>
+        <w:t>Ngay tại bước thanh toán (Checkout) trên Website mua sắm, người mua tự chọn điểm tủ thuận tiện và ngày nhận hàng mong muốn.</w:t>
       </w:r>
     </w:p>
     <w:p>
@@ -1799,7 +1847,7 @@
           <w:color w:val="1F2937"/>
           <w:sz w:val="24"/>
         </w:rPr>
-        <w:t xml:space="preserve">3. Tương tác 2 bước an toàn tại tủ: </w:t>
+        <w:t xml:space="preserve">Tích hợp Bản đồ số trực quan: </w:t>
       </w:r>
       <w:r>
         <w:rPr>
@@ -1807,7 +1855,663 @@
           <w:color w:val="1F2937"/>
           <w:sz w:val="24"/>
         </w:rPr>
-        <w:t>Khi shipper đến tủ giao hàng, quy trình được bảo mật 2 lớp thông qua sự kết hợp giữa Màn hình cảm ứng TFT SPI Touch và Đầu đọc mã vạch GM65 (Quét QR định danh shipper ➔ Quét mã đơn hàng ➔ Tủ tự động mở đúng ngăn).</w:t>
+        <w:t>Ứng dụng Leaflet.js và dữ liệu không gian WGS84 giúp người dùng dễ dàng tra cứu vị trí địa lý, tình trạng còn chỗ (Rỗi/Bận) và trạng thái kết nối thời gian thực của các tủ phân tán.</w:t>
+      </w:r>
+    </w:p>
+    <w:p>
+      <w:pPr>
+        <w:keepNext/>
+        <w:spacing w:before="240" w:after="80"/>
+      </w:pPr>
+      <w:r>
+        <w:rPr>
+          <w:rFonts w:ascii="Times New Roman" w:hAnsi="Times New Roman"/>
+          <w:b/>
+          <w:color w:val="0E7490"/>
+          <w:sz w:val="26"/>
+        </w:rPr>
+        <w:t>1.2. Mô hình Kiến trúc 4 Tầng</w:t>
+      </w:r>
+    </w:p>
+    <w:p>
+      <w:pPr>
+        <w:spacing w:before="0" w:after="80" w:line="300" w:lineRule="auto"/>
+        <w:jc w:val="left"/>
+      </w:pPr>
+      <w:r>
+        <w:rPr>
+          <w:rFonts w:ascii="Times New Roman" w:hAnsi="Times New Roman"/>
+          <w:b w:val="0"/>
+          <w:i w:val="0"/>
+          <w:color w:val="1F2937"/>
+          <w:sz w:val="24"/>
+        </w:rPr>
+        <w:t>Hệ thống được thiết kế theo mô hình kiến trúc phân tầng liên thông hoàn chỉnh:</w:t>
+      </w:r>
+    </w:p>
+    <w:p>
+      <w:pPr>
+        <w:pStyle w:val="ListBullet"/>
+        <w:spacing w:before="20" w:after="60" w:line="288" w:lineRule="auto"/>
+      </w:pPr>
+      <w:r>
+        <w:rPr>
+          <w:rFonts w:ascii="Times New Roman" w:hAnsi="Times New Roman"/>
+          <w:b/>
+          <w:color w:val="1F2937"/>
+          <w:sz w:val="24"/>
+        </w:rPr>
+        <w:t xml:space="preserve">1. Tầng Thiết bị Ngoại vi &amp; Phần cứng Nhúng IoT (Edge Layer): </w:t>
+      </w:r>
+      <w:r>
+        <w:rPr>
+          <w:rFonts w:ascii="Times New Roman" w:hAnsi="Times New Roman"/>
+          <w:color w:val="1F2937"/>
+          <w:sz w:val="24"/>
+        </w:rPr>
+        <w:t>Gồm vi điều khiển ESP32, màn hình LCD cảm ứng TFT SPI Touch, module quét mã vạch/mã QR GM65 (UART), khóa điện từ Solenoid 12V, cảm biến từ đóng mở cửa MC-38 và cảm biến khối lượng Load cell + HX711.</w:t>
+      </w:r>
+    </w:p>
+    <w:p>
+      <w:pPr>
+        <w:pStyle w:val="ListBullet"/>
+        <w:spacing w:before="20" w:after="60" w:line="288" w:lineRule="auto"/>
+      </w:pPr>
+      <w:r>
+        <w:rPr>
+          <w:rFonts w:ascii="Times New Roman" w:hAnsi="Times New Roman"/>
+          <w:b/>
+          <w:color w:val="1F2937"/>
+          <w:sz w:val="24"/>
+        </w:rPr>
+        <w:t xml:space="preserve">2. Tầng Truyền thông &amp; Mạng (Transport Layer): </w:t>
+      </w:r>
+      <w:r>
+        <w:rPr>
+          <w:rFonts w:ascii="Times New Roman" w:hAnsi="Times New Roman"/>
+          <w:color w:val="1F2937"/>
+          <w:sz w:val="24"/>
+        </w:rPr>
+        <w:t>Giao thức MQTT qua kênh truyền mã hóa TLS, kết nối mạng không dây Wi-Fi bảo đảm truyền nhận bản tin điều khiển và dữ liệu cảm biến thời gian thực giữa thiết bị nhúng và máy chủ.</w:t>
+      </w:r>
+    </w:p>
+    <w:p>
+      <w:pPr>
+        <w:pStyle w:val="ListBullet"/>
+        <w:spacing w:before="20" w:after="60" w:line="288" w:lineRule="auto"/>
+      </w:pPr>
+      <w:r>
+        <w:rPr>
+          <w:rFonts w:ascii="Times New Roman" w:hAnsi="Times New Roman"/>
+          <w:b/>
+          <w:color w:val="1F2937"/>
+          <w:sz w:val="24"/>
+        </w:rPr>
+        <w:t xml:space="preserve">3. Tầng Máy chủ Ứng dụng &amp; Cơ sở Dữ liệu (Backend &amp; Data Layer): </w:t>
+      </w:r>
+      <w:r>
+        <w:rPr>
+          <w:rFonts w:ascii="Times New Roman" w:hAnsi="Times New Roman"/>
+          <w:color w:val="1F2937"/>
+          <w:sz w:val="24"/>
+        </w:rPr>
+        <w:t>Nền tảng Spring Boot 3.x (Java 21) quản lý toàn bộ quy trình nghiệp vụ, xác thực phân quyền Spring Security JWT, triển khai cơ chế Khóa bi quan (Pessimistic Locking) và lưu trữ bền vững trên CSDL MySQL 8.0.</w:t>
+      </w:r>
+    </w:p>
+    <w:p>
+      <w:pPr>
+        <w:pStyle w:val="ListBullet"/>
+        <w:spacing w:before="20" w:after="60" w:line="288" w:lineRule="auto"/>
+      </w:pPr>
+      <w:r>
+        <w:rPr>
+          <w:rFonts w:ascii="Times New Roman" w:hAnsi="Times New Roman"/>
+          <w:b/>
+          <w:color w:val="1F2937"/>
+          <w:sz w:val="24"/>
+        </w:rPr>
+        <w:t xml:space="preserve">4. Tầng Giao diện Người dùng &amp; Bản đồ số (Frontend &amp; GIS Layer): </w:t>
+      </w:r>
+      <w:r>
+        <w:rPr>
+          <w:rFonts w:ascii="Times New Roman" w:hAnsi="Times New Roman"/>
+          <w:color w:val="1F2937"/>
+          <w:sz w:val="24"/>
+        </w:rPr>
+        <w:t>Ứng dụng React 19, Tailwind CSS, thư viện tương tác Leaflet.js và bản đồ nền OpenStreetMap phục vụ 3 nhóm người dùng: Khách hàng, Nhân viên giao hàng (Shipper) và Quản trị viên (Admin).</w:t>
+      </w:r>
+    </w:p>
+    <w:p>
+      <w:pPr>
+        <w:keepNext/>
+        <w:spacing w:before="240" w:after="80"/>
+      </w:pPr>
+      <w:r>
+        <w:rPr>
+          <w:rFonts w:ascii="Times New Roman" w:hAnsi="Times New Roman"/>
+          <w:b/>
+          <w:color w:val="0E7490"/>
+          <w:sz w:val="26"/>
+        </w:rPr>
+        <w:t>1.3. Phạm vi Triển khai và Ranh giới Hệ thống (Scope &amp; Boundaries)</w:t>
+      </w:r>
+    </w:p>
+    <w:p>
+      <w:pPr>
+        <w:spacing w:before="0" w:after="80" w:line="300" w:lineRule="auto"/>
+        <w:jc w:val="left"/>
+      </w:pPr>
+      <w:r>
+        <w:rPr>
+          <w:rFonts w:ascii="Times New Roman" w:hAnsi="Times New Roman"/>
+          <w:b w:val="0"/>
+          <w:i w:val="0"/>
+          <w:color w:val="1F2937"/>
+          <w:sz w:val="24"/>
+        </w:rPr>
+        <w:t>Bám sát mục 1.3 trong Đề cương chi tiết đồ án tốt nghiệp:</w:t>
+      </w:r>
+    </w:p>
+    <w:p>
+      <w:pPr>
+        <w:pStyle w:val="ListBullet"/>
+        <w:spacing w:before="20" w:after="60" w:line="288" w:lineRule="auto"/>
+      </w:pPr>
+      <w:r>
+        <w:rPr>
+          <w:rFonts w:ascii="Times New Roman" w:hAnsi="Times New Roman"/>
+          <w:b/>
+          <w:color w:val="1F2937"/>
+          <w:sz w:val="24"/>
+        </w:rPr>
+        <w:t xml:space="preserve">Tủ A vật lý thật: </w:t>
+      </w:r>
+      <w:r>
+        <w:rPr>
+          <w:rFonts w:ascii="Times New Roman" w:hAnsi="Times New Roman"/>
+          <w:color w:val="1F2937"/>
+          <w:sz w:val="24"/>
+        </w:rPr>
+        <w:t>Mẫu tủ phần cứng thật đặt tại Sảnh KTX A1 Học viện Công nghệ Bưu chính Viễn thông (Hà Đông, Hà Nội), gồm 2 đến 3 ngăn tủ độc lập có đầy đủ khóa điện Solenoid 12V, cảm biến MC-38, Load cell HX711, màn hình TFT SPI Touch và module quét GM65.</w:t>
+      </w:r>
+    </w:p>
+    <w:p>
+      <w:pPr>
+        <w:pStyle w:val="ListBullet"/>
+        <w:spacing w:before="20" w:after="60" w:line="288" w:lineRule="auto"/>
+      </w:pPr>
+      <w:r>
+        <w:rPr>
+          <w:rFonts w:ascii="Times New Roman" w:hAnsi="Times New Roman"/>
+          <w:b/>
+          <w:color w:val="1F2937"/>
+          <w:sz w:val="24"/>
+        </w:rPr>
+        <w:t xml:space="preserve">Tủ B mô phỏng: </w:t>
+      </w:r>
+      <w:r>
+        <w:rPr>
+          <w:rFonts w:ascii="Times New Roman" w:hAnsi="Times New Roman"/>
+          <w:color w:val="1F2937"/>
+          <w:sz w:val="24"/>
+        </w:rPr>
+        <w:t>Sử dụng một vi điều khiển ESP32 độc lập đặt tại địa điểm thứ hai. Dữ liệu trạng thái cửa và tải trọng của Tủ B được gửi qua cổng Serial hoặc giao diện tương tác TFT trên ESP32, truyền MQTT lên máy chủ tương tự như Tủ A để thử nghiệm hệ thống đa tủ.</w:t>
+      </w:r>
+    </w:p>
+    <w:p>
+      <w:pPr>
+        <w:pStyle w:val="ListBullet"/>
+        <w:spacing w:before="20" w:after="60" w:line="288" w:lineRule="auto"/>
+      </w:pPr>
+      <w:r>
+        <w:rPr>
+          <w:rFonts w:ascii="Times New Roman" w:hAnsi="Times New Roman"/>
+          <w:b/>
+          <w:color w:val="1F2937"/>
+          <w:sz w:val="24"/>
+        </w:rPr>
+        <w:t xml:space="preserve">Ranh giới kỹ thuật: </w:t>
+      </w:r>
+      <w:r>
+        <w:rPr>
+          <w:rFonts w:ascii="Times New Roman" w:hAnsi="Times New Roman"/>
+          <w:color w:val="1F2937"/>
+          <w:sz w:val="24"/>
+        </w:rPr>
+        <w:t>Hệ thống tập trung vào bài toán quản lý, đặt chỗ và giao nhận tại tủ thông minh. Hệ thống CHƯA triển khai thuật toán tìm đường (Routing/Navigation), CHƯA tích hợp trực tiếp API với các hãng chuyển phát bên thứ ba và TUYỆT ĐỐI KHÔNG hỗ trợ giao dịch xác thực nhận hàng mới khi tủ mất kết nối với máy chủ (offline).</w:t>
+      </w:r>
+    </w:p>
+    <w:p>
+      <w:pPr>
+        <w:keepNext/>
+        <w:spacing w:before="240" w:after="80"/>
+      </w:pPr>
+      <w:r>
+        <w:rPr>
+          <w:rFonts w:ascii="Times New Roman" w:hAnsi="Times New Roman"/>
+          <w:b/>
+          <w:color w:val="0E7490"/>
+          <w:sz w:val="26"/>
+        </w:rPr>
+        <w:t>1.4. Đạo đức Nghề nghiệp và Bảo vệ Dữ liệu Cá nhân</w:t>
+      </w:r>
+    </w:p>
+    <w:p>
+      <w:pPr>
+        <w:pStyle w:val="ListBullet"/>
+        <w:spacing w:before="20" w:after="60" w:line="288" w:lineRule="auto"/>
+      </w:pPr>
+      <w:r>
+        <w:rPr>
+          <w:rFonts w:ascii="Times New Roman" w:hAnsi="Times New Roman"/>
+          <w:b/>
+          <w:color w:val="1F2937"/>
+          <w:sz w:val="24"/>
+        </w:rPr>
+        <w:t xml:space="preserve">Bảo mật dữ liệu cá nhân: </w:t>
+      </w:r>
+      <w:r>
+        <w:rPr>
+          <w:rFonts w:ascii="Times New Roman" w:hAnsi="Times New Roman"/>
+          <w:color w:val="1F2937"/>
+          <w:sz w:val="24"/>
+        </w:rPr>
+        <w:t>Mọi thông tin định danh (họ tên, số điện thoại, đơn hàng) được phân quyền nghiêm ngặt theo vai trò (RBAC) và mật khẩu được mã hóa một chiều bằng chuẩn BCrypt ($2a$).</w:t>
+      </w:r>
+    </w:p>
+    <w:p>
+      <w:pPr>
+        <w:pStyle w:val="ListBullet"/>
+        <w:spacing w:before="20" w:after="60" w:line="288" w:lineRule="auto"/>
+      </w:pPr>
+      <w:r>
+        <w:rPr>
+          <w:rFonts w:ascii="Times New Roman" w:hAnsi="Times New Roman"/>
+          <w:b/>
+          <w:color w:val="1F2937"/>
+          <w:sz w:val="24"/>
+        </w:rPr>
+        <w:t xml:space="preserve">Tuyệt đối an toàn mã lấy hàng: </w:t>
+      </w:r>
+      <w:r>
+        <w:rPr>
+          <w:rFonts w:ascii="Times New Roman" w:hAnsi="Times New Roman"/>
+          <w:color w:val="1F2937"/>
+          <w:sz w:val="24"/>
+        </w:rPr>
+        <w:t>Mã xác thực nhận hàng (Dynamic QR / OTP 6 số) chỉ được cấp duy nhất cho tài khoản người mua sở hữu đơn hàng trong ứng dụng web, TUYỆT ĐỐI KHÔNG BAO GIỜ hiển thị công khai trên Bản đồ số hay các API công cộng.</w:t>
+      </w:r>
+    </w:p>
+    <w:p>
+      <w:pPr>
+        <w:pStyle w:val="ListBullet"/>
+        <w:spacing w:before="20" w:after="60" w:line="288" w:lineRule="auto"/>
+      </w:pPr>
+      <w:r>
+        <w:rPr>
+          <w:rFonts w:ascii="Times New Roman" w:hAnsi="Times New Roman"/>
+          <w:b/>
+          <w:color w:val="1F2937"/>
+          <w:sz w:val="24"/>
+        </w:rPr>
+        <w:t xml:space="preserve">Tính trung thực trong nghiên cứu: </w:t>
+      </w:r>
+      <w:r>
+        <w:rPr>
+          <w:rFonts w:ascii="Times New Roman" w:hAnsi="Times New Roman"/>
+          <w:color w:val="1F2937"/>
+          <w:sz w:val="24"/>
+        </w:rPr>
+        <w:t>Báo cáo thử nghiệm phân biệt rõ ràng giữa số liệu thực đo từ phần cứng Tủ A và dữ liệu mô phỏng từ Tủ B.</w:t>
+      </w:r>
+    </w:p>
+    <w:p>
+      <w:r>
+        <w:br w:type="page"/>
+      </w:r>
+    </w:p>
+    <w:p>
+      <w:pPr>
+        <w:keepNext/>
+        <w:spacing w:before="320" w:after="120"/>
+      </w:pPr>
+      <w:r>
+        <w:rPr>
+          <w:rFonts w:ascii="Times New Roman" w:hAnsi="Times New Roman"/>
+          <w:b/>
+          <w:color w:val="1B365D"/>
+          <w:sz w:val="30"/>
+        </w:rPr>
+        <w:t>CHƯƠNG 2. PHÂN HỆ E-COMMERCE &amp; QUY TRÌNH ĐẶT NGĂN TỦ TRƯỚC</w:t>
+      </w:r>
+    </w:p>
+    <w:p>
+      <w:pPr>
+        <w:keepNext/>
+        <w:spacing w:before="240" w:after="80"/>
+      </w:pPr>
+      <w:r>
+        <w:rPr>
+          <w:rFonts w:ascii="Times New Roman" w:hAnsi="Times New Roman"/>
+          <w:b/>
+          <w:color w:val="0E7490"/>
+          <w:sz w:val="26"/>
+        </w:rPr>
+        <w:t>2.1. Cửa hàng Trực tuyến Cơ bản &amp; Giỏ hàng Thông minh</w:t>
+      </w:r>
+    </w:p>
+    <w:p>
+      <w:pPr>
+        <w:pStyle w:val="ListBullet"/>
+        <w:spacing w:before="20" w:after="60" w:line="288" w:lineRule="auto"/>
+      </w:pPr>
+      <w:r>
+        <w:rPr>
+          <w:rFonts w:ascii="Times New Roman" w:hAnsi="Times New Roman"/>
+          <w:b/>
+          <w:color w:val="1F2937"/>
+          <w:sz w:val="24"/>
+        </w:rPr>
+        <w:t xml:space="preserve">Danh mục sản phẩm: </w:t>
+      </w:r>
+      <w:r>
+        <w:rPr>
+          <w:rFonts w:ascii="Times New Roman" w:hAnsi="Times New Roman"/>
+          <w:color w:val="1F2937"/>
+          <w:sz w:val="24"/>
+        </w:rPr>
+        <w:t>Hiển thị ảnh sản phẩm, đơn giá, số lượng tồn kho và thuộc tính kích thước quy chuẩn (S, M, L).</w:t>
+      </w:r>
+    </w:p>
+    <w:p>
+      <w:pPr>
+        <w:pStyle w:val="ListBullet"/>
+        <w:spacing w:before="20" w:after="60" w:line="288" w:lineRule="auto"/>
+      </w:pPr>
+      <w:r>
+        <w:rPr>
+          <w:rFonts w:ascii="Times New Roman" w:hAnsi="Times New Roman"/>
+          <w:b/>
+          <w:color w:val="1F2937"/>
+          <w:sz w:val="24"/>
+        </w:rPr>
+        <w:t xml:space="preserve">Thuật toán gợi ý kích thước ngăn tủ: </w:t>
+      </w:r>
+      <w:r>
+        <w:rPr>
+          <w:rFonts w:ascii="Times New Roman" w:hAnsi="Times New Roman"/>
+          <w:color w:val="1F2937"/>
+          <w:sz w:val="24"/>
+        </w:rPr>
+        <w:t>Khi khách thêm nhiều mặt hàng vào giỏ, hệ thống tự động tính toán kích thước bao lớn nhất để gợi ý loại ngăn tủ phù hợp nhất tại bước thanh toán.</w:t>
+      </w:r>
+    </w:p>
+    <w:p>
+      <w:pPr>
+        <w:keepNext/>
+        <w:spacing w:before="240" w:after="80"/>
+      </w:pPr>
+      <w:r>
+        <w:rPr>
+          <w:rFonts w:ascii="Times New Roman" w:hAnsi="Times New Roman"/>
+          <w:b/>
+          <w:color w:val="0E7490"/>
+          <w:sz w:val="26"/>
+        </w:rPr>
+        <w:t>2.2. Trang Thanh toán (Checkout Page) &amp; Lựa chọn Điểm Tủ trên Bản đồ</w:t>
+      </w:r>
+    </w:p>
+    <w:p>
+      <w:pPr>
+        <w:spacing w:before="0" w:after="80" w:line="300" w:lineRule="auto"/>
+        <w:jc w:val="left"/>
+      </w:pPr>
+      <w:r>
+        <w:rPr>
+          <w:rFonts w:ascii="Times New Roman" w:hAnsi="Times New Roman"/>
+          <w:b w:val="0"/>
+          <w:i w:val="0"/>
+          <w:color w:val="1F2937"/>
+          <w:sz w:val="24"/>
+        </w:rPr>
+        <w:t>Người mua hàng có 2 phương thức nhận hàng linh hoạt:</w:t>
+      </w:r>
+    </w:p>
+    <w:p>
+      <w:pPr>
+        <w:pStyle w:val="ListBullet"/>
+        <w:spacing w:before="20" w:after="60" w:line="288" w:lineRule="auto"/>
+      </w:pPr>
+      <w:r>
+        <w:rPr>
+          <w:rFonts w:ascii="Times New Roman" w:hAnsi="Times New Roman"/>
+          <w:b/>
+          <w:color w:val="1F2937"/>
+          <w:sz w:val="24"/>
+        </w:rPr>
+        <w:t xml:space="preserve">Phương thức 1: Giao hàng truyền thống (Standard Delivery): </w:t>
+      </w:r>
+      <w:r>
+        <w:rPr>
+          <w:rFonts w:ascii="Times New Roman" w:hAnsi="Times New Roman"/>
+          <w:color w:val="1F2937"/>
+          <w:sz w:val="24"/>
+        </w:rPr>
+        <w:t>Shipper giao hàng tận nơi và gọi điện thoại khi tới nơi.</w:t>
+      </w:r>
+    </w:p>
+    <w:p>
+      <w:pPr>
+        <w:pStyle w:val="ListBullet"/>
+        <w:spacing w:before="20" w:after="60" w:line="288" w:lineRule="auto"/>
+      </w:pPr>
+      <w:r>
+        <w:rPr>
+          <w:rFonts w:ascii="Times New Roman" w:hAnsi="Times New Roman"/>
+          <w:b/>
+          <w:color w:val="1F2937"/>
+          <w:sz w:val="24"/>
+        </w:rPr>
+        <w:t xml:space="preserve">Phương thức 2: Nhận tại Tủ giao nhận thông minh (Smart Locker Delivery): </w:t>
+      </w:r>
+      <w:r>
+        <w:rPr>
+          <w:rFonts w:ascii="Times New Roman" w:hAnsi="Times New Roman"/>
+          <w:color w:val="1F2937"/>
+          <w:sz w:val="24"/>
+        </w:rPr>
+        <w:t>Khách hàng mở Bản đồ số Leaflet tích hợp trực tiếp trên trang Checkout, nhấp chọn điểm tủ mong muốn và chọn Ngày nhận hàng mong muốn (Date Picker).</w:t>
+      </w:r>
+    </w:p>
+    <w:p>
+      <w:pPr>
+        <w:keepNext/>
+        <w:spacing w:before="240" w:after="80"/>
+      </w:pPr>
+      <w:r>
+        <w:rPr>
+          <w:rFonts w:ascii="Times New Roman" w:hAnsi="Times New Roman"/>
+          <w:b/>
+          <w:color w:val="0E7490"/>
+          <w:sz w:val="26"/>
+        </w:rPr>
+        <w:t>2.3. Cơ chế Khóa Bi Quan (Pessimistic Locking) Chống Trùng Ngăn</w:t>
+      </w:r>
+    </w:p>
+    <w:p>
+      <w:pPr>
+        <w:spacing w:before="0" w:after="80" w:line="300" w:lineRule="auto"/>
+        <w:jc w:val="left"/>
+      </w:pPr>
+      <w:r>
+        <w:rPr>
+          <w:rFonts w:ascii="Times New Roman" w:hAnsi="Times New Roman"/>
+          <w:b w:val="0"/>
+          <w:i w:val="0"/>
+          <w:color w:val="1F2937"/>
+          <w:sz w:val="24"/>
+        </w:rPr>
+        <w:t>Khi một điểm tủ chỉ còn đúng 1 ngăn trống cuối cùng trong ngày hẹn, nguy cơ xung đột đồng thời (Race Condition) xuất hiện nếu có từ 2 khách hàng cùng bấm nút 'Thanh toán' tại cùng một mili-giây.</w:t>
+      </w:r>
+    </w:p>
+    <w:tbl>
+      <w:tblPr>
+        <w:tblW w:type="auto" w:w="0"/>
+        <w:jc w:val="center"/>
+        <w:tblLook w:firstColumn="1" w:firstRow="1" w:lastColumn="0" w:lastRow="0" w:noHBand="0" w:noVBand="1" w:val="04A0"/>
+      </w:tblPr>
+      <w:tblGrid>
+        <w:gridCol w:w="9360"/>
+      </w:tblGrid>
+      <w:tr>
+        <w:tc>
+          <w:tcPr>
+            <w:tcW w:type="dxa" w:w="9360"/>
+            <w:tcBorders>
+              <w:top w:val="none"/>
+              <w:left w:val="single" w:sz="24" w:space="0" w:color="1B365D"/>
+              <w:bottom w:val="none"/>
+              <w:right w:val="none"/>
+            </w:tcBorders>
+            <w:shd w:fill="F0F4F8"/>
+            <w:tcMar>
+              <w:top w:w="120" w:type="dxa"/>
+              <w:bottom w:w="120" w:type="dxa"/>
+              <w:left w:w="180" w:type="dxa"/>
+              <w:right w:w="180" w:type="dxa"/>
+            </w:tcMar>
+          </w:tcPr>
+          <w:p>
+            <w:pPr>
+              <w:spacing w:before="40" w:after="40" w:line="288" w:lineRule="auto"/>
+            </w:pPr>
+            <w:r>
+              <w:rPr>
+                <w:rFonts w:ascii="Times New Roman" w:hAnsi="Times New Roman"/>
+                <w:b/>
+                <w:color w:val="1B365D"/>
+                <w:sz w:val="23"/>
+              </w:rPr>
+              <w:t xml:space="preserve">📌 Giải pháp Khóa Bi Quan trong Spring Data JPA: </w:t>
+            </w:r>
+            <w:r>
+              <w:rPr>
+                <w:rFonts w:ascii="Times New Roman" w:hAnsi="Times New Roman"/>
+                <w:color w:val="1F2937"/>
+                <w:sz w:val="23"/>
+              </w:rPr>
+              <w:t>Hệ thống triển khai cơ chế khóa độc quyền ở tầng CSDL bằng câu lệnh SQL 'SELECT ... FOR UPDATE':</w:t>
+              <w:br/>
+              <w:t>@Lock(LockModeType.PESSIMISTIC_WRITE)</w:t>
+              <w:br/>
+              <w:t>@Query("SELECT s FROM LockerSlotSchedule s WHERE s.lockerId = :lockerId AND s.date = :date")</w:t>
+              <w:br/>
+              <w:t>Optional&lt;LockerSlotSchedule&gt; findAndLockSlot(@Param("lockerId") String lockerId, @Param("date") LocalDate date);</w:t>
+              <w:br/>
+              <w:br/>
+              <w:t>• Giao dịch (Transaction) nào gửi tới trước sẽ giữ khóa bản ghi lịch biểu của tủ, kiểm tra còn chỗ (availableSlots &gt; 0), trừ 1 ngăn và commit thành công.</w:t>
+              <w:br/>
+              <w:t>• Giao dịch gửi tới sau buộc phải đợi khóa; khi đọc lại thấy số ngăn trống = 0, hệ thống tự động từ chối giao dịch với mã lỗi HTTP 409 Conflict.</w:t>
+            </w:r>
+          </w:p>
+        </w:tc>
+      </w:tr>
+    </w:tbl>
+    <w:p>
+      <w:pPr>
+        <w:spacing w:before="0" w:after="80"/>
+      </w:pPr>
+    </w:p>
+    <w:p>
+      <w:pPr>
+        <w:keepNext/>
+        <w:spacing w:before="240" w:after="80"/>
+      </w:pPr>
+      <w:r>
+        <w:rPr>
+          <w:rFonts w:ascii="Times New Roman" w:hAnsi="Times New Roman"/>
+          <w:b/>
+          <w:color w:val="0E7490"/>
+          <w:sz w:val="26"/>
+        </w:rPr>
+        <w:t>2.4. Xử lý Tình huống Tủ Hết Chỗ Trong Ngày Hẹn (Degradation Handling)</w:t>
+      </w:r>
+    </w:p>
+    <w:p>
+      <w:pPr>
+        <w:spacing w:before="0" w:after="80" w:line="300" w:lineRule="auto"/>
+        <w:jc w:val="left"/>
+      </w:pPr>
+      <w:r>
+        <w:rPr>
+          <w:rFonts w:ascii="Times New Roman" w:hAnsi="Times New Roman"/>
+          <w:b w:val="0"/>
+          <w:i w:val="0"/>
+          <w:color w:val="1F2937"/>
+          <w:sz w:val="24"/>
+        </w:rPr>
+        <w:t>Khi giao dịch bị từ chối do hết chỗ trong ngày đã chọn, giao diện web không thông báo lỗi khô khan mà lập tức bật Hộp thoại Hỗ trợ (Degradation Modal) cung cấp 2 giải pháp:</w:t>
+      </w:r>
+    </w:p>
+    <w:p>
+      <w:pPr>
+        <w:pStyle w:val="ListBullet"/>
+        <w:spacing w:before="20" w:after="60" w:line="288" w:lineRule="auto"/>
+      </w:pPr>
+      <w:r>
+        <w:rPr>
+          <w:rFonts w:ascii="Times New Roman" w:hAnsi="Times New Roman"/>
+          <w:b/>
+          <w:color w:val="1F2937"/>
+          <w:sz w:val="24"/>
+        </w:rPr>
+        <w:t xml:space="preserve">Giải pháp 1: </w:t>
+      </w:r>
+      <w:r>
+        <w:rPr>
+          <w:rFonts w:ascii="Times New Roman" w:hAnsi="Times New Roman"/>
+          <w:color w:val="1F2937"/>
+          <w:sz w:val="24"/>
+        </w:rPr>
+        <w:t>Chuyển đơn hàng sang phương thức giao hàng truyền thống tận tay vào đúng ngày hẹn.</w:t>
+      </w:r>
+    </w:p>
+    <w:p>
+      <w:pPr>
+        <w:pStyle w:val="ListBullet"/>
+        <w:spacing w:before="20" w:after="60" w:line="288" w:lineRule="auto"/>
+      </w:pPr>
+      <w:r>
+        <w:rPr>
+          <w:rFonts w:ascii="Times New Roman" w:hAnsi="Times New Roman"/>
+          <w:b/>
+          <w:color w:val="1F2937"/>
+          <w:sz w:val="24"/>
+        </w:rPr>
+        <w:t xml:space="preserve">Giải pháp 2: </w:t>
+      </w:r>
+      <w:r>
+        <w:rPr>
+          <w:rFonts w:ascii="Times New Roman" w:hAnsi="Times New Roman"/>
+          <w:color w:val="1F2937"/>
+          <w:sz w:val="24"/>
+        </w:rPr>
+        <w:t>Dời ngày nhận hàng sang ngày tiếp theo hoặc ngày sau đó khi hệ thống kiểm tra còn ngăn trống.</w:t>
+      </w:r>
+    </w:p>
+    <w:p>
+      <w:pPr>
+        <w:keepNext/>
+        <w:spacing w:before="240" w:after="80"/>
+      </w:pPr>
+      <w:r>
+        <w:rPr>
+          <w:rFonts w:ascii="Times New Roman" w:hAnsi="Times New Roman"/>
+          <w:b/>
+          <w:color w:val="0E7490"/>
+          <w:sz w:val="26"/>
+        </w:rPr>
+        <w:t>2.5. Chính Sách Lưu Kho Hết 24h00 Ngày Hôm Sau (Next-Day End-of-Day Policy)</w:t>
       </w:r>
     </w:p>
     <w:tbl>
@@ -1848,7 +2552,7 @@
                 <w:color w:val="C2410C"/>
                 <w:sz w:val="23"/>
               </w:rPr>
-              <w:t xml:space="preserve">📌 Chính Sách Thời Gian Lưu Kho Mới: Lưu Kho Thêm 1 Ngày (Đến Hết 24h Ngày Hôm Sau): </w:t>
+              <w:t xml:space="preserve">📌 Nguyên tắc Lưu Kho Thêm 1 Ngày Của Đồ Án: </w:t>
             </w:r>
             <w:r>
               <w:rPr>
@@ -1856,747 +2560,21 @@
                 <w:color w:val="1F2937"/>
                 <w:sz w:val="23"/>
               </w:rPr>
-              <w:t>Quy định thời gian lưu kho: Hàng sau khi được shipper bỏ vào tủ sẽ được LƯU THÊM 1 NGÀY, tức là được lưu giữ cho đến hết ngày (24h00 / 23:59:59) của ngày hôm sau.</w:t>
+              <w:t>Thời hạn lưu kho của đơn hàng = 23:59:59 của ngày tiếp theo ngày shipper bỏ hàng vào tủ.</w:t>
               <w:br/>
-              <w:t>• VÍ DỤ CỤ THỂ: Đơn hàng được shipper giao vào tủ lúc 14h00 ngày 08/09/2026, thì hàng sẽ được lưu giữ trong tủ đến hết ngày (24h00) ngày 09/09/2026.</w:t>
+              <w:t>• Ví dụ thực tế: Shipper nạp bưu kiện vào tủ lúc 14h00 ngày 08/09/2026 ➔ Hạn chót lấy hàng là 23:59:59 ngày 09/09/2026.</w:t>
               <w:br/>
-              <w:t>• Sau thời điểm 24h00 ngày 09/09/2026 (bắt đầu từ 00h00 ngày 10/09/2026): Mã nhận hàng của khách tự động bị tạm khóa, đơn chuyển sang trạng thái QUÁ HẠN (OVERDUE) để giải phóng ngăn tủ cho các đơn hàng của ngày 10/09/2026 đã đặt trước.</w:t>
-            </w:r>
-          </w:p>
-        </w:tc>
-      </w:tr>
-    </w:tbl>
-    <w:p>
-      <w:pPr>
-        <w:spacing w:before="0" w:after="80"/>
-      </w:pPr>
-    </w:p>
-    <w:p>
-      <w:pPr>
-        <w:keepNext/>
-        <w:spacing w:before="240" w:after="80"/>
-      </w:pPr>
-      <w:r>
-        <w:rPr>
-          <w:rFonts w:ascii="Times New Roman" w:hAnsi="Times New Roman"/>
-          <w:b/>
-          <w:color w:val="0E7490"/>
-          <w:sz w:val="26"/>
-        </w:rPr>
-        <w:t>1.2. Tech Stack Triển khai Toàn diện</w:t>
-      </w:r>
-    </w:p>
-    <w:p>
-      <w:pPr>
-        <w:pStyle w:val="ListBullet"/>
-        <w:spacing w:before="20" w:after="60" w:line="288" w:lineRule="auto"/>
-      </w:pPr>
-      <w:r>
-        <w:rPr>
-          <w:rFonts w:ascii="Times New Roman" w:hAnsi="Times New Roman"/>
-          <w:b/>
-          <w:color w:val="1F2937"/>
-          <w:sz w:val="24"/>
-        </w:rPr>
-        <w:t xml:space="preserve">Frontend Web: </w:t>
-      </w:r>
-      <w:r>
-        <w:rPr>
-          <w:rFonts w:ascii="Times New Roman" w:hAnsi="Times New Roman"/>
-          <w:color w:val="1F2937"/>
-          <w:sz w:val="24"/>
-        </w:rPr>
-        <w:t>React.js 18, Tailwind CSS, Leaflet.js / OpenStreetMap, HTML5 QR Generator, SockJS + STOMP.</w:t>
-      </w:r>
-    </w:p>
-    <w:p>
-      <w:pPr>
-        <w:pStyle w:val="ListBullet"/>
-        <w:spacing w:before="20" w:after="60" w:line="288" w:lineRule="auto"/>
-      </w:pPr>
-      <w:r>
-        <w:rPr>
-          <w:rFonts w:ascii="Times New Roman" w:hAnsi="Times New Roman"/>
-          <w:b/>
-          <w:color w:val="1F2937"/>
-          <w:sz w:val="24"/>
-        </w:rPr>
-        <w:t xml:space="preserve">Backend Core: </w:t>
-      </w:r>
-      <w:r>
-        <w:rPr>
-          <w:rFonts w:ascii="Times New Roman" w:hAnsi="Times New Roman"/>
-          <w:color w:val="1F2937"/>
-          <w:sz w:val="24"/>
-        </w:rPr>
-        <w:t>Java 17, Spring Boot 3.x, Spring Data JPA, Hibernate (Pessimistic Locking), Spring Security (JWT), Mosquitto MQTT Broker (TLS).</w:t>
-      </w:r>
-    </w:p>
-    <w:p>
-      <w:pPr>
-        <w:pStyle w:val="ListBullet"/>
-        <w:spacing w:before="20" w:after="60" w:line="288" w:lineRule="auto"/>
-      </w:pPr>
-      <w:r>
-        <w:rPr>
-          <w:rFonts w:ascii="Times New Roman" w:hAnsi="Times New Roman"/>
-          <w:b/>
-          <w:color w:val="1F2937"/>
-          <w:sz w:val="24"/>
-        </w:rPr>
-        <w:t xml:space="preserve">Phần cứng Nhúng Tủ: </w:t>
-      </w:r>
-      <w:r>
-        <w:rPr>
-          <w:rFonts w:ascii="Times New Roman" w:hAnsi="Times New Roman"/>
-          <w:color w:val="1F2937"/>
-          <w:sz w:val="24"/>
-        </w:rPr>
-        <w:t>ESP32, TFT SPI Touch LCD (IL9341/XPT2046), Barcode/QR Reader GM65 (UART), Khóa Solenoid 12V, Cảm biến MC-38, Load cell + HX711, Còi Buzzer.</w:t>
-      </w:r>
-    </w:p>
-    <w:p>
-      <w:r>
-        <w:br w:type="page"/>
-      </w:r>
-    </w:p>
-    <w:p>
-      <w:pPr>
-        <w:keepNext/>
-        <w:spacing w:before="320" w:after="120"/>
-      </w:pPr>
-      <w:r>
-        <w:rPr>
-          <w:rFonts w:ascii="Times New Roman" w:hAnsi="Times New Roman"/>
-          <w:b/>
-          <w:color w:val="1B365D"/>
-          <w:sz w:val="30"/>
-        </w:rPr>
-        <w:t>CHƯƠNG 2. PHÂN HỆ E-COMMERCE VÀ CHÍNH SÁCH LƯU KHO HẾT NGÀY HÔM SAU</w:t>
-      </w:r>
-    </w:p>
-    <w:p>
-      <w:pPr>
-        <w:keepNext/>
-        <w:spacing w:before="240" w:after="80"/>
-      </w:pPr>
-      <w:r>
-        <w:rPr>
-          <w:rFonts w:ascii="Times New Roman" w:hAnsi="Times New Roman"/>
-          <w:b/>
-          <w:color w:val="0E7490"/>
-          <w:sz w:val="26"/>
-        </w:rPr>
-        <w:t>2.1. Cửa hàng Trực tuyến Cơ bản &amp; Giỏ hàng Thông minh</w:t>
-      </w:r>
-    </w:p>
-    <w:p>
-      <w:pPr>
-        <w:spacing w:before="0" w:after="80" w:line="300" w:lineRule="auto"/>
-        <w:jc w:val="left"/>
-      </w:pPr>
-      <w:r>
-        <w:rPr>
-          <w:rFonts w:ascii="Times New Roman" w:hAnsi="Times New Roman"/>
-          <w:b w:val="0"/>
-          <w:i w:val="0"/>
-          <w:color w:val="1F2937"/>
-          <w:sz w:val="24"/>
-        </w:rPr>
-        <w:t>Khách hàng duyệt danh mục sản phẩm, xem kích thước gói hàng ước tính và thêm vào giỏ hàng.</w:t>
-      </w:r>
-    </w:p>
-    <w:p>
-      <w:pPr>
-        <w:keepNext/>
-        <w:spacing w:before="240" w:after="80"/>
-      </w:pPr>
-      <w:r>
-        <w:rPr>
-          <w:rFonts w:ascii="Times New Roman" w:hAnsi="Times New Roman"/>
-          <w:b/>
-          <w:color w:val="0E7490"/>
-          <w:sz w:val="26"/>
-        </w:rPr>
-        <w:t>2.2. Trang Thanh toán (Checkout Page) &amp; Lựa chọn Phương thức Nhận hàng</w:t>
-      </w:r>
-    </w:p>
-    <w:p>
-      <w:pPr>
-        <w:pStyle w:val="ListBullet"/>
-        <w:spacing w:before="20" w:after="60" w:line="288" w:lineRule="auto"/>
-      </w:pPr>
-      <w:r>
-        <w:rPr>
-          <w:rFonts w:ascii="Times New Roman" w:hAnsi="Times New Roman"/>
-          <w:b/>
-          <w:color w:val="1F2937"/>
-          <w:sz w:val="24"/>
-        </w:rPr>
-        <w:t xml:space="preserve">Phương thức Giao thường: </w:t>
-      </w:r>
-      <w:r>
-        <w:rPr>
-          <w:rFonts w:ascii="Times New Roman" w:hAnsi="Times New Roman"/>
-          <w:color w:val="1F2937"/>
-          <w:sz w:val="24"/>
-        </w:rPr>
-        <w:t>Shipper gọi điện thoại giao tận tay khi tới nơi.</w:t>
-      </w:r>
-    </w:p>
-    <w:p>
-      <w:pPr>
-        <w:pStyle w:val="ListBullet"/>
-        <w:spacing w:before="20" w:after="60" w:line="288" w:lineRule="auto"/>
-      </w:pPr>
-      <w:r>
-        <w:rPr>
-          <w:rFonts w:ascii="Times New Roman" w:hAnsi="Times New Roman"/>
-          <w:b/>
-          <w:color w:val="1F2937"/>
-          <w:sz w:val="24"/>
-        </w:rPr>
-        <w:t xml:space="preserve">Phương thức Nhận qua Tủ thông minh: </w:t>
-      </w:r>
-      <w:r>
-        <w:rPr>
-          <w:rFonts w:ascii="Times New Roman" w:hAnsi="Times New Roman"/>
-          <w:color w:val="1F2937"/>
-          <w:sz w:val="24"/>
-        </w:rPr>
-        <w:t>Khách chọn Tủ trên Bản đồ số và chọn Ngày nhận hàng dự kiến (Date Picker).</w:t>
-      </w:r>
-    </w:p>
-    <w:p>
-      <w:pPr>
-        <w:keepNext/>
-        <w:spacing w:before="240" w:after="80"/>
-      </w:pPr>
-      <w:r>
-        <w:rPr>
-          <w:rFonts w:ascii="Times New Roman" w:hAnsi="Times New Roman"/>
-          <w:b/>
-          <w:color w:val="0E7490"/>
-          <w:sz w:val="26"/>
-        </w:rPr>
-        <w:t>2.3. Xử lý Tình huống Tủ Hết Chỗ vào Ngày Nhận Hàng</w:t>
-      </w:r>
-    </w:p>
-    <w:p>
-      <w:pPr>
-        <w:spacing w:before="0" w:after="80" w:line="300" w:lineRule="auto"/>
-        <w:jc w:val="left"/>
-      </w:pPr>
-      <w:r>
-        <w:rPr>
-          <w:rFonts w:ascii="Times New Roman" w:hAnsi="Times New Roman"/>
-          <w:b w:val="0"/>
-          <w:i w:val="0"/>
-          <w:color w:val="1F2937"/>
-          <w:sz w:val="24"/>
-        </w:rPr>
-        <w:t>Hệ thống kiểm tra sức chứa theo lịch ngày của tủ được chọn:</w:t>
-      </w:r>
-    </w:p>
-    <w:p>
-      <w:pPr>
-        <w:pStyle w:val="ListBullet"/>
-        <w:spacing w:before="20" w:after="60" w:line="288" w:lineRule="auto"/>
-      </w:pPr>
-      <w:r>
-        <w:rPr>
-          <w:rFonts w:ascii="Times New Roman" w:hAnsi="Times New Roman"/>
-          <w:b/>
-          <w:color w:val="1F2937"/>
-          <w:sz w:val="24"/>
-        </w:rPr>
-        <w:t xml:space="preserve">Trường hợp còn chỗ: </w:t>
-      </w:r>
-      <w:r>
-        <w:rPr>
-          <w:rFonts w:ascii="Times New Roman" w:hAnsi="Times New Roman"/>
-          <w:color w:val="1F2937"/>
-          <w:sz w:val="24"/>
-        </w:rPr>
-        <w:t>Hệ thống xác nhận giữ chỗ ngăn và hoàn tất đơn hàng.</w:t>
-      </w:r>
-    </w:p>
-    <w:p>
-      <w:pPr>
-        <w:pStyle w:val="ListBullet"/>
-        <w:spacing w:before="20" w:after="60" w:line="288" w:lineRule="auto"/>
-      </w:pPr>
-      <w:r>
-        <w:rPr>
-          <w:rFonts w:ascii="Times New Roman" w:hAnsi="Times New Roman"/>
-          <w:b/>
-          <w:color w:val="1F2937"/>
-          <w:sz w:val="24"/>
-        </w:rPr>
-        <w:t xml:space="preserve">Trường hợp ĐÃ HẾT TỦ: </w:t>
-      </w:r>
-      <w:r>
-        <w:rPr>
-          <w:rFonts w:ascii="Times New Roman" w:hAnsi="Times New Roman"/>
-          <w:color w:val="1F2937"/>
-          <w:sz w:val="24"/>
-        </w:rPr>
-        <w:t>Hiển thị Modal popup với 2 lựa chọn xử lý rõ ràng:</w:t>
-        <w:br/>
-        <w:t>• Lựa chọn 1: Chuyển sang giao hàng truyền thống (Shipper gọi điện giao tận tay vào ngày đó).</w:t>
-        <w:br/>
-        <w:t>• Lựa chọn 2: Chọn dời sang ngày hôm sau hoặc hôm sau nữa khi tủ có ngăn trống dự kiến.</w:t>
-      </w:r>
-    </w:p>
-    <w:p>
-      <w:pPr>
-        <w:keepNext/>
-        <w:spacing w:before="240" w:after="80"/>
-      </w:pPr>
-      <w:r>
-        <w:rPr>
-          <w:rFonts w:ascii="Times New Roman" w:hAnsi="Times New Roman"/>
-          <w:b/>
-          <w:color w:val="0E7490"/>
-          <w:sz w:val="26"/>
-        </w:rPr>
-        <w:t>2.4. Chính sách Thời gian Lưu kho: Lưu Kho Thêm 1 Ngày (Đến Hết 24h Ngày Hôm Sau)</w:t>
-      </w:r>
-    </w:p>
-    <w:p>
-      <w:pPr>
-        <w:spacing w:before="0" w:after="80" w:line="300" w:lineRule="auto"/>
-        <w:jc w:val="left"/>
-      </w:pPr>
-      <w:r>
-        <w:rPr>
-          <w:rFonts w:ascii="Times New Roman" w:hAnsi="Times New Roman"/>
-          <w:b w:val="0"/>
-          <w:i w:val="0"/>
-          <w:color w:val="1F2937"/>
-          <w:sz w:val="24"/>
-        </w:rPr>
-        <w:t>Chính sách này được thiết kế để tối đa hóa sự thuận tiện cho người mua hàng, giúp khách hàng không bị áp lực phải chạy ra lấy hàng đúng vào giờ giao của ngày hôm sau, mà có trọn vẹn cả ngày hôm sau để lấy đồ:</w:t>
-      </w:r>
-    </w:p>
-    <w:tbl>
-      <w:tblPr>
-        <w:tblW w:type="auto" w:w="0"/>
-        <w:jc w:val="center"/>
-        <w:tblLook w:firstColumn="1" w:firstRow="1" w:lastColumn="0" w:lastRow="0" w:noHBand="0" w:noVBand="1" w:val="04A0"/>
-      </w:tblPr>
-      <w:tblGrid>
-        <w:gridCol w:w="4680"/>
-        <w:gridCol w:w="4680"/>
-      </w:tblGrid>
-      <w:tr>
-        <w:tc>
-          <w:tcPr>
-            <w:tcW w:type="dxa" w:w="3312"/>
-            <w:shd w:fill="1B365D"/>
-            <w:tcMar>
-              <w:top w:w="100" w:type="dxa"/>
-              <w:bottom w:w="100" w:type="dxa"/>
-              <w:left w:w="120" w:type="dxa"/>
-              <w:right w:w="120" w:type="dxa"/>
-            </w:tcMar>
-          </w:tcPr>
-          <w:p>
-            <w:pPr>
-              <w:spacing w:before="60" w:after="60"/>
-              <w:jc w:val="center"/>
-            </w:pPr>
-            <w:r>
-              <w:rPr>
-                <w:rFonts w:ascii="Times New Roman" w:hAnsi="Times New Roman"/>
-                <w:b/>
-                <w:color w:val="FFFFFF"/>
-                <w:sz w:val="22"/>
-              </w:rPr>
-              <w:t>Quy tắc / Giai đoạn</w:t>
-            </w:r>
-          </w:p>
-        </w:tc>
-        <w:tc>
-          <w:tcPr>
-            <w:tcW w:type="dxa" w:w="6048"/>
-            <w:shd w:fill="1B365D"/>
-            <w:tcMar>
-              <w:top w:w="100" w:type="dxa"/>
-              <w:bottom w:w="100" w:type="dxa"/>
-              <w:left w:w="120" w:type="dxa"/>
-              <w:right w:w="120" w:type="dxa"/>
-            </w:tcMar>
-          </w:tcPr>
-          <w:p>
-            <w:pPr>
-              <w:spacing w:before="60" w:after="60"/>
-              <w:jc w:val="center"/>
-            </w:pPr>
-            <w:r>
-              <w:rPr>
-                <w:rFonts w:ascii="Times New Roman" w:hAnsi="Times New Roman"/>
-                <w:b/>
-                <w:color w:val="FFFFFF"/>
-                <w:sz w:val="22"/>
-              </w:rPr>
-              <w:t>Cơ chế thực thi của Chính sách Lưu kho Thêm 1 Ngày</w:t>
-            </w:r>
-          </w:p>
-        </w:tc>
-      </w:tr>
-      <w:tr>
-        <w:tc>
-          <w:tcPr>
-            <w:tcW w:type="dxa" w:w="3312"/>
-            <w:shd w:fill="FFFFFF"/>
-            <w:tcBorders>
-              <w:top w:val="single" w:sz="4" w:space="0" w:color="CBD5E1"/>
-              <w:left w:val="single" w:sz="4" w:space="0" w:color="CBD5E1"/>
-              <w:bottom w:val="single" w:sz="4" w:space="0" w:color="CBD5E1"/>
-              <w:right w:val="single" w:sz="4" w:space="0" w:color="CBD5E1"/>
-            </w:tcBorders>
-            <w:tcMar>
-              <w:top w:w="80" w:type="dxa"/>
-              <w:bottom w:w="80" w:type="dxa"/>
-              <w:left w:w="100" w:type="dxa"/>
-              <w:right w:w="100" w:type="dxa"/>
-            </w:tcMar>
-          </w:tcPr>
-          <w:p>
-            <w:pPr>
-              <w:spacing w:before="40" w:after="40" w:line="276" w:lineRule="auto"/>
-              <w:jc w:val="center"/>
-            </w:pPr>
-            <w:r>
-              <w:rPr>
-                <w:rFonts w:ascii="Times New Roman" w:hAnsi="Times New Roman"/>
-                <w:color w:val="1F2937"/>
-                <w:sz w:val="21"/>
-              </w:rPr>
-              <w:t>Quy tắc tính Hạn chót</w:t>
+              <w:t>• Khách hàng có trọn vẹn buổi chiều tối ngày giao và cả ngày tiếp theo để chủ động tới lấy hàng.</w:t>
               <w:br/>
-              <w:t>(Expiry Calculation)</w:t>
-            </w:r>
-          </w:p>
-        </w:tc>
-        <w:tc>
-          <w:tcPr>
-            <w:tcW w:type="dxa" w:w="6048"/>
-            <w:shd w:fill="FFFFFF"/>
-            <w:tcBorders>
-              <w:top w:val="single" w:sz="4" w:space="0" w:color="CBD5E1"/>
-              <w:left w:val="single" w:sz="4" w:space="0" w:color="CBD5E1"/>
-              <w:bottom w:val="single" w:sz="4" w:space="0" w:color="CBD5E1"/>
-              <w:right w:val="single" w:sz="4" w:space="0" w:color="CBD5E1"/>
-            </w:tcBorders>
-            <w:tcMar>
-              <w:top w:w="80" w:type="dxa"/>
-              <w:bottom w:w="80" w:type="dxa"/>
-              <w:left w:w="100" w:type="dxa"/>
-              <w:right w:w="100" w:type="dxa"/>
-            </w:tcMar>
-          </w:tcPr>
-          <w:p>
-            <w:pPr>
-              <w:spacing w:before="40" w:after="40" w:line="276" w:lineRule="auto"/>
-              <w:jc w:val="left"/>
-            </w:pPr>
-            <w:r>
-              <w:rPr>
-                <w:rFonts w:ascii="Times New Roman" w:hAnsi="Times New Roman"/>
-                <w:color w:val="1F2937"/>
-                <w:sz w:val="21"/>
-              </w:rPr>
-              <w:t>Hạn chót lấy hàng = 24h00 (23:59:59) của ngày tiếp theo ngày giao hàng.</w:t>
+              <w:t>• Trên giao diện Web hiển thị đồng hồ đếm ngược trực quan với 3 trạng thái màu sắc:</w:t>
               <w:br/>
-              <w:t>Công thức Backend: deadline = deliveryDate.plusDays(1).atTime(23, 59, 59);</w:t>
+              <w:t xml:space="preserve">   🟢 Xanh lá: Thời gian còn trên 12 giờ.</w:t>
               <w:br/>
-              <w:t>👉 VÍ DỤ: Giao lúc 14h00 ngày 08/09/2026 ➔ Hạn chót lấy hàng là 24h00 ngày 09/09/2026.</w:t>
-            </w:r>
-          </w:p>
-        </w:tc>
-      </w:tr>
-      <w:tr>
-        <w:tc>
-          <w:tcPr>
-            <w:tcW w:type="dxa" w:w="3312"/>
-            <w:shd w:fill="F8FAFC"/>
-            <w:tcBorders>
-              <w:top w:val="single" w:sz="4" w:space="0" w:color="CBD5E1"/>
-              <w:left w:val="single" w:sz="4" w:space="0" w:color="CBD5E1"/>
-              <w:bottom w:val="single" w:sz="4" w:space="0" w:color="CBD5E1"/>
-              <w:right w:val="single" w:sz="4" w:space="0" w:color="CBD5E1"/>
-            </w:tcBorders>
-            <w:tcMar>
-              <w:top w:w="80" w:type="dxa"/>
-              <w:bottom w:w="80" w:type="dxa"/>
-              <w:left w:w="100" w:type="dxa"/>
-              <w:right w:w="100" w:type="dxa"/>
-            </w:tcMar>
-          </w:tcPr>
-          <w:p>
-            <w:pPr>
-              <w:spacing w:before="40" w:after="40" w:line="276" w:lineRule="auto"/>
-              <w:jc w:val="center"/>
-            </w:pPr>
-            <w:r>
-              <w:rPr>
-                <w:rFonts w:ascii="Times New Roman" w:hAnsi="Times New Roman"/>
-                <w:color w:val="1F2937"/>
-                <w:sz w:val="21"/>
-              </w:rPr>
-              <w:t>Trải nghiệm của Khách hàng</w:t>
+              <w:t xml:space="preserve">   🟡 Vàng: Thời gian còn dưới 6 giờ.</w:t>
               <w:br/>
-              <w:t>(User Flexibility)</w:t>
-            </w:r>
-          </w:p>
-        </w:tc>
-        <w:tc>
-          <w:tcPr>
-            <w:tcW w:type="dxa" w:w="6048"/>
-            <w:shd w:fill="F8FAFC"/>
-            <w:tcBorders>
-              <w:top w:val="single" w:sz="4" w:space="0" w:color="CBD5E1"/>
-              <w:left w:val="single" w:sz="4" w:space="0" w:color="CBD5E1"/>
-              <w:bottom w:val="single" w:sz="4" w:space="0" w:color="CBD5E1"/>
-              <w:right w:val="single" w:sz="4" w:space="0" w:color="CBD5E1"/>
-            </w:tcBorders>
-            <w:tcMar>
-              <w:top w:w="80" w:type="dxa"/>
-              <w:bottom w:w="80" w:type="dxa"/>
-              <w:left w:w="100" w:type="dxa"/>
-              <w:right w:w="100" w:type="dxa"/>
-            </w:tcMar>
-          </w:tcPr>
-          <w:p>
-            <w:pPr>
-              <w:spacing w:before="40" w:after="40" w:line="276" w:lineRule="auto"/>
-              <w:jc w:val="left"/>
-            </w:pPr>
-            <w:r>
-              <w:rPr>
-                <w:rFonts w:ascii="Times New Roman" w:hAnsi="Times New Roman"/>
-                <w:color w:val="1F2937"/>
-                <w:sz w:val="21"/>
-              </w:rPr>
-              <w:t>• Khách hàng có toàn bộ buổi chiều và tối của ngày nhận hàng (08/09).</w:t>
+              <w:t xml:space="preserve">   🔴 Đỏ: Thời gian còn dưới 2 giờ.</w:t>
               <w:br/>
-              <w:t>• Khách có thêm trọn vẹn cả ngày hôm sau (09/09) từ sáng sớm tới tận nửa đêm (24h00) để tranh thủ tan học, tan ca làm việc ghé qua tủ lấy đồ.</w:t>
-            </w:r>
-          </w:p>
-        </w:tc>
-      </w:tr>
-      <w:tr>
-        <w:tc>
-          <w:tcPr>
-            <w:tcW w:type="dxa" w:w="3312"/>
-            <w:shd w:fill="FFFFFF"/>
-            <w:tcBorders>
-              <w:top w:val="single" w:sz="4" w:space="0" w:color="CBD5E1"/>
-              <w:left w:val="single" w:sz="4" w:space="0" w:color="CBD5E1"/>
-              <w:bottom w:val="single" w:sz="4" w:space="0" w:color="CBD5E1"/>
-              <w:right w:val="single" w:sz="4" w:space="0" w:color="CBD5E1"/>
-            </w:tcBorders>
-            <w:tcMar>
-              <w:top w:w="80" w:type="dxa"/>
-              <w:bottom w:w="80" w:type="dxa"/>
-              <w:left w:w="100" w:type="dxa"/>
-              <w:right w:w="100" w:type="dxa"/>
-            </w:tcMar>
-          </w:tcPr>
-          <w:p>
-            <w:pPr>
-              <w:spacing w:before="40" w:after="40" w:line="276" w:lineRule="auto"/>
-              <w:jc w:val="center"/>
-            </w:pPr>
-            <w:r>
-              <w:rPr>
-                <w:rFonts w:ascii="Times New Roman" w:hAnsi="Times New Roman"/>
-                <w:color w:val="1F2937"/>
-                <w:sz w:val="21"/>
-              </w:rPr>
-              <w:t>Đồng hồ đếm ngược trên Web</w:t>
-              <w:br/>
-              <w:t>(Countdown Timer)</w:t>
-            </w:r>
-          </w:p>
-        </w:tc>
-        <w:tc>
-          <w:tcPr>
-            <w:tcW w:type="dxa" w:w="6048"/>
-            <w:shd w:fill="FFFFFF"/>
-            <w:tcBorders>
-              <w:top w:val="single" w:sz="4" w:space="0" w:color="CBD5E1"/>
-              <w:left w:val="single" w:sz="4" w:space="0" w:color="CBD5E1"/>
-              <w:bottom w:val="single" w:sz="4" w:space="0" w:color="CBD5E1"/>
-              <w:right w:val="single" w:sz="4" w:space="0" w:color="CBD5E1"/>
-            </w:tcBorders>
-            <w:tcMar>
-              <w:top w:w="80" w:type="dxa"/>
-              <w:bottom w:w="80" w:type="dxa"/>
-              <w:left w:w="100" w:type="dxa"/>
-              <w:right w:w="100" w:type="dxa"/>
-            </w:tcMar>
-          </w:tcPr>
-          <w:p>
-            <w:pPr>
-              <w:spacing w:before="40" w:after="40" w:line="276" w:lineRule="auto"/>
-              <w:jc w:val="left"/>
-            </w:pPr>
-            <w:r>
-              <w:rPr>
-                <w:rFonts w:ascii="Times New Roman" w:hAnsi="Times New Roman"/>
-                <w:color w:val="1F2937"/>
-                <w:sz w:val="21"/>
-              </w:rPr>
-              <w:t>Trên Web tra cứu của khách hiển thị thời gian đếm ngược chính xác tới mốc 24h00 ngày hôm sau (ví dụ: 'Còn lại 1 ngày 10 giờ để lấy hàng').</w:t>
-              <w:br/>
-              <w:t>Thanh màu sắc chuyển đổi: 🟢 Xanh lá (còn &gt; 12h) ➔ 🟡 Vàng (còn &lt; 6h) ➔ 🔴 Đỏ (còn &lt; 2h).</w:t>
-            </w:r>
-          </w:p>
-        </w:tc>
-      </w:tr>
-      <w:tr>
-        <w:tc>
-          <w:tcPr>
-            <w:tcW w:type="dxa" w:w="3312"/>
-            <w:shd w:fill="F8FAFC"/>
-            <w:tcBorders>
-              <w:top w:val="single" w:sz="4" w:space="0" w:color="CBD5E1"/>
-              <w:left w:val="single" w:sz="4" w:space="0" w:color="CBD5E1"/>
-              <w:bottom w:val="single" w:sz="4" w:space="0" w:color="CBD5E1"/>
-              <w:right w:val="single" w:sz="4" w:space="0" w:color="CBD5E1"/>
-            </w:tcBorders>
-            <w:tcMar>
-              <w:top w:w="80" w:type="dxa"/>
-              <w:bottom w:w="80" w:type="dxa"/>
-              <w:left w:w="100" w:type="dxa"/>
-              <w:right w:w="100" w:type="dxa"/>
-            </w:tcMar>
-          </w:tcPr>
-          <w:p>
-            <w:pPr>
-              <w:spacing w:before="40" w:after="40" w:line="276" w:lineRule="auto"/>
-              <w:jc w:val="center"/>
-            </w:pPr>
-            <w:r>
-              <w:rPr>
-                <w:rFonts w:ascii="Times New Roman" w:hAnsi="Times New Roman"/>
-                <w:color w:val="1F2937"/>
-                <w:sz w:val="21"/>
-              </w:rPr>
-              <w:t>Tiến trình Nhắc nhở tự động</w:t>
-              <w:br/>
-              <w:t>(Notification Alerts)</w:t>
-            </w:r>
-          </w:p>
-        </w:tc>
-        <w:tc>
-          <w:tcPr>
-            <w:tcW w:type="dxa" w:w="6048"/>
-            <w:shd w:fill="F8FAFC"/>
-            <w:tcBorders>
-              <w:top w:val="single" w:sz="4" w:space="0" w:color="CBD5E1"/>
-              <w:left w:val="single" w:sz="4" w:space="0" w:color="CBD5E1"/>
-              <w:bottom w:val="single" w:sz="4" w:space="0" w:color="CBD5E1"/>
-              <w:right w:val="single" w:sz="4" w:space="0" w:color="CBD5E1"/>
-            </w:tcBorders>
-            <w:tcMar>
-              <w:top w:w="80" w:type="dxa"/>
-              <w:bottom w:w="80" w:type="dxa"/>
-              <w:left w:w="100" w:type="dxa"/>
-              <w:right w:w="100" w:type="dxa"/>
-            </w:tcMar>
-          </w:tcPr>
-          <w:p>
-            <w:pPr>
-              <w:spacing w:before="40" w:after="40" w:line="276" w:lineRule="auto"/>
-              <w:jc w:val="left"/>
-            </w:pPr>
-            <w:r>
-              <w:rPr>
-                <w:rFonts w:ascii="Times New Roman" w:hAnsi="Times New Roman"/>
-                <w:color w:val="1F2937"/>
-                <w:sz w:val="21"/>
-              </w:rPr>
-              <w:t>1. Ngay khi giao (14h 08/09): Gửi thông báo kèm mã QR/OTP và hạn chót 24h ngày 09/09.</w:t>
-              <w:br/>
-              <w:t>2. Buổi sáng ngày hôm sau (08h00 09/09): Tin nhắn nhắc nhở lần 1: 'Hôm nay là hạn chót lấy hàng tại tủ KTX A1 (trước 24h00 đêm nay)'.</w:t>
-              <w:br/>
-              <w:t>3. Buổi tối ngày hôm sau (19h00 09/09): Cảnh báo khẩn cấp lần 2: 'Chỉ còn 5 tiếng trước 24h00 hôm nay, sau mốc này mã nhận sẽ bị tạm khóa!'.</w:t>
-            </w:r>
-          </w:p>
-        </w:tc>
-      </w:tr>
-      <w:tr>
-        <w:tc>
-          <w:tcPr>
-            <w:tcW w:type="dxa" w:w="3312"/>
-            <w:shd w:fill="FFFFFF"/>
-            <w:tcBorders>
-              <w:top w:val="single" w:sz="4" w:space="0" w:color="CBD5E1"/>
-              <w:left w:val="single" w:sz="4" w:space="0" w:color="CBD5E1"/>
-              <w:bottom w:val="single" w:sz="4" w:space="0" w:color="CBD5E1"/>
-              <w:right w:val="single" w:sz="4" w:space="0" w:color="CBD5E1"/>
-            </w:tcBorders>
-            <w:tcMar>
-              <w:top w:w="80" w:type="dxa"/>
-              <w:bottom w:w="80" w:type="dxa"/>
-              <w:left w:w="100" w:type="dxa"/>
-              <w:right w:w="100" w:type="dxa"/>
-            </w:tcMar>
-          </w:tcPr>
-          <w:p>
-            <w:pPr>
-              <w:spacing w:before="40" w:after="40" w:line="276" w:lineRule="auto"/>
-              <w:jc w:val="center"/>
-            </w:pPr>
-            <w:r>
-              <w:rPr>
-                <w:rFonts w:ascii="Times New Roman" w:hAnsi="Times New Roman"/>
-                <w:color w:val="1F2937"/>
-                <w:sz w:val="21"/>
-              </w:rPr>
-              <w:t>Xử lý Quá hạn sau 24h00</w:t>
-              <w:br/>
-              <w:t>(Overdue Action)</w:t>
-            </w:r>
-          </w:p>
-        </w:tc>
-        <w:tc>
-          <w:tcPr>
-            <w:tcW w:type="dxa" w:w="6048"/>
-            <w:shd w:fill="FFFFFF"/>
-            <w:tcBorders>
-              <w:top w:val="single" w:sz="4" w:space="0" w:color="CBD5E1"/>
-              <w:left w:val="single" w:sz="4" w:space="0" w:color="CBD5E1"/>
-              <w:bottom w:val="single" w:sz="4" w:space="0" w:color="CBD5E1"/>
-              <w:right w:val="single" w:sz="4" w:space="0" w:color="CBD5E1"/>
-            </w:tcBorders>
-            <w:tcMar>
-              <w:top w:w="80" w:type="dxa"/>
-              <w:bottom w:w="80" w:type="dxa"/>
-              <w:left w:w="100" w:type="dxa"/>
-              <w:right w:w="100" w:type="dxa"/>
-            </w:tcMar>
-          </w:tcPr>
-          <w:p>
-            <w:pPr>
-              <w:spacing w:before="40" w:after="40" w:line="276" w:lineRule="auto"/>
-              <w:jc w:val="left"/>
-            </w:pPr>
-            <w:r>
-              <w:rPr>
-                <w:rFonts w:ascii="Times New Roman" w:hAnsi="Times New Roman"/>
-                <w:color w:val="1F2937"/>
-                <w:sz w:val="21"/>
-              </w:rPr>
-              <w:t>• Đúng 00h00 ngày 10/09/2026: Mã QR Code và mã OTP 6 số của khách tự động bị TẠM KHÓA.</w:t>
-              <w:br/>
-              <w:t>• Trạng thái đơn hàng chuyển sang QUÁ HẠN (OVERDUE).</w:t>
-              <w:br/>
-              <w:t>• Hệ thống đưa bưu kiện vào danh sách điều phối cho Shipper / Admin thu hồi, giải phóng ngăn tủ cho các đơn hàng của ngày 10/09/2026 đã đặt trước.</w:t>
+              <w:t>• Đúng 00h00 ngày 10/09/2026: Mã nhận hàng tự động hết hạn, đơn hàng chuyển sang trạng thái OVERDUE để giải phóng vị trí cho đơn đặt ngày mới.</w:t>
             </w:r>
           </w:p>
         </w:tc>
@@ -2624,96 +2602,22 @@
           <w:color w:val="1B365D"/>
           <w:sz w:val="30"/>
         </w:rPr>
-        <w:t>CHƯƠNG 3. PHÂN HỆ BẢN ĐỒ SỐ TỦ GIAO NHẬN (DIGITAL GIS MAP)</w:t>
+        <w:t>CHƯƠNG 3. PHÂN HỆ GIAO HÀNG (SHIPPER) &amp; KIOSK TỦ A/B</w:t>
       </w:r>
     </w:p>
     <w:p>
       <w:pPr>
-        <w:pStyle w:val="ListBullet"/>
-        <w:spacing w:before="20" w:after="60" w:line="288" w:lineRule="auto"/>
+        <w:keepNext/>
+        <w:spacing w:before="240" w:after="80"/>
       </w:pPr>
       <w:r>
         <w:rPr>
           <w:rFonts w:ascii="Times New Roman" w:hAnsi="Times New Roman"/>
           <w:b/>
-          <w:color w:val="1F2937"/>
-          <w:sz w:val="24"/>
+          <w:color w:val="0E7490"/>
+          <w:sz w:val="26"/>
         </w:rPr>
-        <w:t xml:space="preserve">Hiển thị địa lý WGS84: </w:t>
-      </w:r>
-      <w:r>
-        <w:rPr>
-          <w:rFonts w:ascii="Times New Roman" w:hAnsi="Times New Roman"/>
-          <w:color w:val="1F2937"/>
-          <w:sz w:val="24"/>
-        </w:rPr>
-        <w:t>Tọa độ chính xác của các tủ trên bản đồ OpenStreetMap.</w:t>
-      </w:r>
-    </w:p>
-    <w:p>
-      <w:pPr>
-        <w:pStyle w:val="ListBullet"/>
-        <w:spacing w:before="20" w:after="60" w:line="288" w:lineRule="auto"/>
-      </w:pPr>
-      <w:r>
-        <w:rPr>
-          <w:rFonts w:ascii="Times New Roman" w:hAnsi="Times New Roman"/>
-          <w:b/>
-          <w:color w:val="1F2937"/>
-          <w:sz w:val="24"/>
-        </w:rPr>
-        <w:t xml:space="preserve">Mã màu trạng thái theo ngày: </w:t>
-      </w:r>
-      <w:r>
-        <w:rPr>
-          <w:rFonts w:ascii="Times New Roman" w:hAnsi="Times New Roman"/>
-          <w:color w:val="1F2937"/>
-          <w:sz w:val="24"/>
-        </w:rPr>
-        <w:t>🟢 Xanh lá (Còn chỗ trong ngày đã chọn) | 🔴 Đỏ (Hết chỗ trong ngày đã chọn) | ⚪ Xám (Offline mất tín hiệu).</w:t>
-      </w:r>
-    </w:p>
-    <w:p>
-      <w:pPr>
-        <w:pStyle w:val="ListBullet"/>
-        <w:spacing w:before="20" w:after="60" w:line="288" w:lineRule="auto"/>
-      </w:pPr>
-      <w:r>
-        <w:rPr>
-          <w:rFonts w:ascii="Times New Roman" w:hAnsi="Times New Roman"/>
-          <w:b/>
-          <w:color w:val="1F2937"/>
-          <w:sz w:val="24"/>
-        </w:rPr>
-        <w:t xml:space="preserve">Đồng bộ thời gian thực: </w:t>
-      </w:r>
-      <w:r>
-        <w:rPr>
-          <w:rFonts w:ascii="Times New Roman" w:hAnsi="Times New Roman"/>
-          <w:color w:val="1F2937"/>
-          <w:sz w:val="24"/>
-        </w:rPr>
-        <w:t>WebSocket `/topic/lockers/status` cập nhật số ngăn khả dụng tức thì khi có biến động.</w:t>
-      </w:r>
-    </w:p>
-    <w:p>
-      <w:r>
-        <w:br w:type="page"/>
-      </w:r>
-    </w:p>
-    <w:p>
-      <w:pPr>
-        <w:keepNext/>
-        <w:spacing w:before="320" w:after="120"/>
-      </w:pPr>
-      <w:r>
-        <w:rPr>
-          <w:rFonts w:ascii="Times New Roman" w:hAnsi="Times New Roman"/>
-          <w:b/>
-          <w:color w:val="1B365D"/>
-          <w:sz w:val="30"/>
-        </w:rPr>
-        <w:t>CHƯƠNG 4. PHÂN HỆ SHIPPER VÀ LUỒNG GIAO HÀNG TẠI TỦ VỚI TFT &amp; GM65</w:t>
+        <w:t>3.1. Quy trình Giao Hàng 7 Bước Phối Hợp Web Mobile &amp; Kiosk</w:t>
       </w:r>
     </w:p>
     <w:p>
@@ -2729,599 +2633,183 @@
           <w:color w:val="1F2937"/>
           <w:sz w:val="24"/>
         </w:rPr>
-        <w:t>Quy trình 7 bước phối hợp mượt mà giữa Web điện thoại và phần cứng tủ nhúng:</w:t>
+        <w:t>Quy trình gửi hàng bảo đảm tính bảo mật và sự tiện lợi tối đa cho nhân viên giao hàng:</w:t>
       </w:r>
     </w:p>
-    <w:tbl>
-      <w:tblPr>
-        <w:tblW w:type="auto" w:w="0"/>
-        <w:jc w:val="center"/>
-        <w:tblLook w:firstColumn="1" w:firstRow="1" w:lastColumn="0" w:lastRow="0" w:noHBand="0" w:noVBand="1" w:val="04A0"/>
-      </w:tblPr>
-      <w:tblGrid>
-        <w:gridCol w:w="4680"/>
-        <w:gridCol w:w="4680"/>
-      </w:tblGrid>
-      <w:tr>
-        <w:tc>
-          <w:tcPr>
-            <w:tcW w:type="dxa" w:w="2592"/>
-            <w:shd w:fill="1B365D"/>
-            <w:tcMar>
-              <w:top w:w="100" w:type="dxa"/>
-              <w:bottom w:w="100" w:type="dxa"/>
-              <w:left w:w="120" w:type="dxa"/>
-              <w:right w:w="120" w:type="dxa"/>
-            </w:tcMar>
-          </w:tcPr>
-          <w:p>
-            <w:pPr>
-              <w:spacing w:before="60" w:after="60"/>
-              <w:jc w:val="center"/>
-            </w:pPr>
-            <w:r>
-              <w:rPr>
-                <w:rFonts w:ascii="Times New Roman" w:hAnsi="Times New Roman"/>
-                <w:b/>
-                <w:color w:val="FFFFFF"/>
-                <w:sz w:val="22"/>
-              </w:rPr>
-              <w:t>Bước thao tác</w:t>
-            </w:r>
-          </w:p>
-        </w:tc>
-        <w:tc>
-          <w:tcPr>
-            <w:tcW w:type="dxa" w:w="6768"/>
-            <w:shd w:fill="1B365D"/>
-            <w:tcMar>
-              <w:top w:w="100" w:type="dxa"/>
-              <w:bottom w:w="100" w:type="dxa"/>
-              <w:left w:w="120" w:type="dxa"/>
-              <w:right w:w="120" w:type="dxa"/>
-            </w:tcMar>
-          </w:tcPr>
-          <w:p>
-            <w:pPr>
-              <w:spacing w:before="60" w:after="60"/>
-              <w:jc w:val="center"/>
-            </w:pPr>
-            <w:r>
-              <w:rPr>
-                <w:rFonts w:ascii="Times New Roman" w:hAnsi="Times New Roman"/>
-                <w:b/>
-                <w:color w:val="FFFFFF"/>
-                <w:sz w:val="22"/>
-              </w:rPr>
-              <w:t>Chi tiết luồng hoạt động phần cứng &amp; phần mềm</w:t>
-            </w:r>
-          </w:p>
-        </w:tc>
-      </w:tr>
-      <w:tr>
-        <w:tc>
-          <w:tcPr>
-            <w:tcW w:type="dxa" w:w="2592"/>
-            <w:shd w:fill="FFFFFF"/>
-            <w:tcBorders>
-              <w:top w:val="single" w:sz="4" w:space="0" w:color="CBD5E1"/>
-              <w:left w:val="single" w:sz="4" w:space="0" w:color="CBD5E1"/>
-              <w:bottom w:val="single" w:sz="4" w:space="0" w:color="CBD5E1"/>
-              <w:right w:val="single" w:sz="4" w:space="0" w:color="CBD5E1"/>
-            </w:tcBorders>
-            <w:tcMar>
-              <w:top w:w="80" w:type="dxa"/>
-              <w:bottom w:w="80" w:type="dxa"/>
-              <w:left w:w="100" w:type="dxa"/>
-              <w:right w:w="100" w:type="dxa"/>
-            </w:tcMar>
-          </w:tcPr>
-          <w:p>
-            <w:pPr>
-              <w:spacing w:before="40" w:after="40" w:line="276" w:lineRule="auto"/>
-              <w:jc w:val="center"/>
-            </w:pPr>
-            <w:r>
-              <w:rPr>
-                <w:rFonts w:ascii="Times New Roman" w:hAnsi="Times New Roman"/>
-                <w:color w:val="1F2937"/>
-                <w:sz w:val="21"/>
-              </w:rPr>
-              <w:t>Bước 1</w:t>
-              <w:br/>
-              <w:t>Tiếp cận tủ</w:t>
-            </w:r>
-          </w:p>
-        </w:tc>
-        <w:tc>
-          <w:tcPr>
-            <w:tcW w:type="dxa" w:w="6768"/>
-            <w:shd w:fill="FFFFFF"/>
-            <w:tcBorders>
-              <w:top w:val="single" w:sz="4" w:space="0" w:color="CBD5E1"/>
-              <w:left w:val="single" w:sz="4" w:space="0" w:color="CBD5E1"/>
-              <w:bottom w:val="single" w:sz="4" w:space="0" w:color="CBD5E1"/>
-              <w:right w:val="single" w:sz="4" w:space="0" w:color="CBD5E1"/>
-            </w:tcBorders>
-            <w:tcMar>
-              <w:top w:w="80" w:type="dxa"/>
-              <w:bottom w:w="80" w:type="dxa"/>
-              <w:left w:w="100" w:type="dxa"/>
-              <w:right w:w="100" w:type="dxa"/>
-            </w:tcMar>
-          </w:tcPr>
-          <w:p>
-            <w:pPr>
-              <w:spacing w:before="40" w:after="40" w:line="276" w:lineRule="auto"/>
-              <w:jc w:val="left"/>
-            </w:pPr>
-            <w:r>
-              <w:rPr>
-                <w:rFonts w:ascii="Times New Roman" w:hAnsi="Times New Roman"/>
-                <w:color w:val="1F2937"/>
-                <w:sz w:val="21"/>
-              </w:rPr>
-              <w:t>Shipper mang kiện hàng đến trước tủ vật lý.</w:t>
-              <w:br/>
-              <w:t>Màn hình cảm ứng TFT SPI Touch hiển thị 2 nút lớn: [📦 GIAO HÀNG] và [🎁 NHẬN HÀNG].</w:t>
-            </w:r>
-          </w:p>
-        </w:tc>
-      </w:tr>
-      <w:tr>
-        <w:tc>
-          <w:tcPr>
-            <w:tcW w:type="dxa" w:w="2592"/>
-            <w:shd w:fill="F8FAFC"/>
-            <w:tcBorders>
-              <w:top w:val="single" w:sz="4" w:space="0" w:color="CBD5E1"/>
-              <w:left w:val="single" w:sz="4" w:space="0" w:color="CBD5E1"/>
-              <w:bottom w:val="single" w:sz="4" w:space="0" w:color="CBD5E1"/>
-              <w:right w:val="single" w:sz="4" w:space="0" w:color="CBD5E1"/>
-            </w:tcBorders>
-            <w:tcMar>
-              <w:top w:w="80" w:type="dxa"/>
-              <w:bottom w:w="80" w:type="dxa"/>
-              <w:left w:w="100" w:type="dxa"/>
-              <w:right w:w="100" w:type="dxa"/>
-            </w:tcMar>
-          </w:tcPr>
-          <w:p>
-            <w:pPr>
-              <w:spacing w:before="40" w:after="40" w:line="276" w:lineRule="auto"/>
-              <w:jc w:val="center"/>
-            </w:pPr>
-            <w:r>
-              <w:rPr>
-                <w:rFonts w:ascii="Times New Roman" w:hAnsi="Times New Roman"/>
-                <w:color w:val="1F2937"/>
-                <w:sz w:val="21"/>
-              </w:rPr>
-              <w:t>Bước 2</w:t>
-              <w:br/>
-              <w:t>Chọn Giao hàng</w:t>
-            </w:r>
-          </w:p>
-        </w:tc>
-        <w:tc>
-          <w:tcPr>
-            <w:tcW w:type="dxa" w:w="6768"/>
-            <w:shd w:fill="F8FAFC"/>
-            <w:tcBorders>
-              <w:top w:val="single" w:sz="4" w:space="0" w:color="CBD5E1"/>
-              <w:left w:val="single" w:sz="4" w:space="0" w:color="CBD5E1"/>
-              <w:bottom w:val="single" w:sz="4" w:space="0" w:color="CBD5E1"/>
-              <w:right w:val="single" w:sz="4" w:space="0" w:color="CBD5E1"/>
-            </w:tcBorders>
-            <w:tcMar>
-              <w:top w:w="80" w:type="dxa"/>
-              <w:bottom w:w="80" w:type="dxa"/>
-              <w:left w:w="100" w:type="dxa"/>
-              <w:right w:w="100" w:type="dxa"/>
-            </w:tcMar>
-          </w:tcPr>
-          <w:p>
-            <w:pPr>
-              <w:spacing w:before="40" w:after="40" w:line="276" w:lineRule="auto"/>
-              <w:jc w:val="left"/>
-            </w:pPr>
-            <w:r>
-              <w:rPr>
-                <w:rFonts w:ascii="Times New Roman" w:hAnsi="Times New Roman"/>
-                <w:color w:val="1F2937"/>
-                <w:sz w:val="21"/>
-              </w:rPr>
-              <w:t>Shipper chạm nút [GIAO HÀNG] trên màn hình cảm ứng TFT.</w:t>
-              <w:br/>
-              <w:t>Màn hình TFT chuyển sang: 'YÊU CẦU XÁC THỰC DANH TÍNH SHIPPER'.</w:t>
-            </w:r>
-          </w:p>
-        </w:tc>
-      </w:tr>
-      <w:tr>
-        <w:tc>
-          <w:tcPr>
-            <w:tcW w:type="dxa" w:w="2592"/>
-            <w:shd w:fill="FFFFFF"/>
-            <w:tcBorders>
-              <w:top w:val="single" w:sz="4" w:space="0" w:color="CBD5E1"/>
-              <w:left w:val="single" w:sz="4" w:space="0" w:color="CBD5E1"/>
-              <w:bottom w:val="single" w:sz="4" w:space="0" w:color="CBD5E1"/>
-              <w:right w:val="single" w:sz="4" w:space="0" w:color="CBD5E1"/>
-            </w:tcBorders>
-            <w:tcMar>
-              <w:top w:w="80" w:type="dxa"/>
-              <w:bottom w:w="80" w:type="dxa"/>
-              <w:left w:w="100" w:type="dxa"/>
-              <w:right w:w="100" w:type="dxa"/>
-            </w:tcMar>
-          </w:tcPr>
-          <w:p>
-            <w:pPr>
-              <w:spacing w:before="40" w:after="40" w:line="276" w:lineRule="auto"/>
-              <w:jc w:val="center"/>
-            </w:pPr>
-            <w:r>
-              <w:rPr>
-                <w:rFonts w:ascii="Times New Roman" w:hAnsi="Times New Roman"/>
-                <w:color w:val="1F2937"/>
-                <w:sz w:val="21"/>
-              </w:rPr>
-              <w:t>Bước 3</w:t>
-              <w:br/>
-              <w:t>Sinh mã định danh</w:t>
-              <w:br/>
-              <w:t>trên Web</w:t>
-            </w:r>
-          </w:p>
-        </w:tc>
-        <w:tc>
-          <w:tcPr>
-            <w:tcW w:type="dxa" w:w="6768"/>
-            <w:shd w:fill="FFFFFF"/>
-            <w:tcBorders>
-              <w:top w:val="single" w:sz="4" w:space="0" w:color="CBD5E1"/>
-              <w:left w:val="single" w:sz="4" w:space="0" w:color="CBD5E1"/>
-              <w:bottom w:val="single" w:sz="4" w:space="0" w:color="CBD5E1"/>
-              <w:right w:val="single" w:sz="4" w:space="0" w:color="CBD5E1"/>
-            </w:tcBorders>
-            <w:tcMar>
-              <w:top w:w="80" w:type="dxa"/>
-              <w:bottom w:w="80" w:type="dxa"/>
-              <w:left w:w="100" w:type="dxa"/>
-              <w:right w:w="100" w:type="dxa"/>
-            </w:tcMar>
-          </w:tcPr>
-          <w:p>
-            <w:pPr>
-              <w:spacing w:before="40" w:after="40" w:line="276" w:lineRule="auto"/>
-              <w:jc w:val="left"/>
-            </w:pPr>
-            <w:r>
-              <w:rPr>
-                <w:rFonts w:ascii="Times New Roman" w:hAnsi="Times New Roman"/>
-                <w:color w:val="1F2937"/>
-                <w:sz w:val="21"/>
-              </w:rPr>
-              <w:t>Shipper mở Web Shipper trên điện thoại, bấm nút [📱 XÁC MINH DANH TÍNH TẠI TỦ].</w:t>
-              <w:br/>
-              <w:t>Web sinh ra một Mã QR Định danh Động (Dynamic Identity QR) có hiệu lực 60 giây.</w:t>
-            </w:r>
-          </w:p>
-        </w:tc>
-      </w:tr>
-      <w:tr>
-        <w:tc>
-          <w:tcPr>
-            <w:tcW w:type="dxa" w:w="2592"/>
-            <w:shd w:fill="F8FAFC"/>
-            <w:tcBorders>
-              <w:top w:val="single" w:sz="4" w:space="0" w:color="CBD5E1"/>
-              <w:left w:val="single" w:sz="4" w:space="0" w:color="CBD5E1"/>
-              <w:bottom w:val="single" w:sz="4" w:space="0" w:color="CBD5E1"/>
-              <w:right w:val="single" w:sz="4" w:space="0" w:color="CBD5E1"/>
-            </w:tcBorders>
-            <w:tcMar>
-              <w:top w:w="80" w:type="dxa"/>
-              <w:bottom w:w="80" w:type="dxa"/>
-              <w:left w:w="100" w:type="dxa"/>
-              <w:right w:w="100" w:type="dxa"/>
-            </w:tcMar>
-          </w:tcPr>
-          <w:p>
-            <w:pPr>
-              <w:spacing w:before="40" w:after="40" w:line="276" w:lineRule="auto"/>
-              <w:jc w:val="center"/>
-            </w:pPr>
-            <w:r>
-              <w:rPr>
-                <w:rFonts w:ascii="Times New Roman" w:hAnsi="Times New Roman"/>
-                <w:color w:val="1F2937"/>
-                <w:sz w:val="21"/>
-              </w:rPr>
-              <w:t>Bước 4</w:t>
-              <w:br/>
-              <w:t>Quét mã định danh</w:t>
-              <w:br/>
-              <w:t>qua GM65</w:t>
-            </w:r>
-          </w:p>
-        </w:tc>
-        <w:tc>
-          <w:tcPr>
-            <w:tcW w:type="dxa" w:w="6768"/>
-            <w:shd w:fill="F8FAFC"/>
-            <w:tcBorders>
-              <w:top w:val="single" w:sz="4" w:space="0" w:color="CBD5E1"/>
-              <w:left w:val="single" w:sz="4" w:space="0" w:color="CBD5E1"/>
-              <w:bottom w:val="single" w:sz="4" w:space="0" w:color="CBD5E1"/>
-              <w:right w:val="single" w:sz="4" w:space="0" w:color="CBD5E1"/>
-            </w:tcBorders>
-            <w:tcMar>
-              <w:top w:w="80" w:type="dxa"/>
-              <w:bottom w:w="80" w:type="dxa"/>
-              <w:left w:w="100" w:type="dxa"/>
-              <w:right w:w="100" w:type="dxa"/>
-            </w:tcMar>
-          </w:tcPr>
-          <w:p>
-            <w:pPr>
-              <w:spacing w:before="40" w:after="40" w:line="276" w:lineRule="auto"/>
-              <w:jc w:val="left"/>
-            </w:pPr>
-            <w:r>
-              <w:rPr>
-                <w:rFonts w:ascii="Times New Roman" w:hAnsi="Times New Roman"/>
-                <w:color w:val="1F2937"/>
-                <w:sz w:val="21"/>
-              </w:rPr>
-              <w:t>Shipper đưa mã QR trước camera Module GM65 trên tủ.</w:t>
-              <w:br/>
-              <w:t>GM65 đọc mã, ESP32 gửi bản tin MQTT lên Backend để xác thực shipper hợp lệ.</w:t>
-            </w:r>
-          </w:p>
-        </w:tc>
-      </w:tr>
-      <w:tr>
-        <w:tc>
-          <w:tcPr>
-            <w:tcW w:type="dxa" w:w="2592"/>
-            <w:shd w:fill="FFFFFF"/>
-            <w:tcBorders>
-              <w:top w:val="single" w:sz="4" w:space="0" w:color="CBD5E1"/>
-              <w:left w:val="single" w:sz="4" w:space="0" w:color="CBD5E1"/>
-              <w:bottom w:val="single" w:sz="4" w:space="0" w:color="CBD5E1"/>
-              <w:right w:val="single" w:sz="4" w:space="0" w:color="CBD5E1"/>
-            </w:tcBorders>
-            <w:tcMar>
-              <w:top w:w="80" w:type="dxa"/>
-              <w:bottom w:w="80" w:type="dxa"/>
-              <w:left w:w="100" w:type="dxa"/>
-              <w:right w:w="100" w:type="dxa"/>
-            </w:tcMar>
-          </w:tcPr>
-          <w:p>
-            <w:pPr>
-              <w:spacing w:before="40" w:after="40" w:line="276" w:lineRule="auto"/>
-              <w:jc w:val="center"/>
-            </w:pPr>
-            <w:r>
-              <w:rPr>
-                <w:rFonts w:ascii="Times New Roman" w:hAnsi="Times New Roman"/>
-                <w:color w:val="1F2937"/>
-                <w:sz w:val="21"/>
-              </w:rPr>
-              <w:t>Bước 5</w:t>
-              <w:br/>
-              <w:t>Chuyển sang bước</w:t>
-              <w:br/>
-              <w:t>Quét mã đơn hàng</w:t>
-            </w:r>
-          </w:p>
-        </w:tc>
-        <w:tc>
-          <w:tcPr>
-            <w:tcW w:type="dxa" w:w="6768"/>
-            <w:shd w:fill="FFFFFF"/>
-            <w:tcBorders>
-              <w:top w:val="single" w:sz="4" w:space="0" w:color="CBD5E1"/>
-              <w:left w:val="single" w:sz="4" w:space="0" w:color="CBD5E1"/>
-              <w:bottom w:val="single" w:sz="4" w:space="0" w:color="CBD5E1"/>
-              <w:right w:val="single" w:sz="4" w:space="0" w:color="CBD5E1"/>
-            </w:tcBorders>
-            <w:tcMar>
-              <w:top w:w="80" w:type="dxa"/>
-              <w:bottom w:w="80" w:type="dxa"/>
-              <w:left w:w="100" w:type="dxa"/>
-              <w:right w:w="100" w:type="dxa"/>
-            </w:tcMar>
-          </w:tcPr>
-          <w:p>
-            <w:pPr>
-              <w:spacing w:before="40" w:after="40" w:line="276" w:lineRule="auto"/>
-              <w:jc w:val="left"/>
-            </w:pPr>
-            <w:r>
-              <w:rPr>
-                <w:rFonts w:ascii="Times New Roman" w:hAnsi="Times New Roman"/>
-                <w:color w:val="1F2937"/>
-                <w:sz w:val="21"/>
-              </w:rPr>
-              <w:t>Xác thực danh tính thành công, màn hình TFT đổi sang thông báo:</w:t>
-              <w:br/>
-              <w:t>'XÁC THỰC THÀNH CÔNG! VUI LÒNG QUÉT MÃ ĐƠN HÀNG'.</w:t>
-            </w:r>
-          </w:p>
-        </w:tc>
-      </w:tr>
-      <w:tr>
-        <w:tc>
-          <w:tcPr>
-            <w:tcW w:type="dxa" w:w="2592"/>
-            <w:shd w:fill="F8FAFC"/>
-            <w:tcBorders>
-              <w:top w:val="single" w:sz="4" w:space="0" w:color="CBD5E1"/>
-              <w:left w:val="single" w:sz="4" w:space="0" w:color="CBD5E1"/>
-              <w:bottom w:val="single" w:sz="4" w:space="0" w:color="CBD5E1"/>
-              <w:right w:val="single" w:sz="4" w:space="0" w:color="CBD5E1"/>
-            </w:tcBorders>
-            <w:tcMar>
-              <w:top w:w="80" w:type="dxa"/>
-              <w:bottom w:w="80" w:type="dxa"/>
-              <w:left w:w="100" w:type="dxa"/>
-              <w:right w:w="100" w:type="dxa"/>
-            </w:tcMar>
-          </w:tcPr>
-          <w:p>
-            <w:pPr>
-              <w:spacing w:before="40" w:after="40" w:line="276" w:lineRule="auto"/>
-              <w:jc w:val="center"/>
-            </w:pPr>
-            <w:r>
-              <w:rPr>
-                <w:rFonts w:ascii="Times New Roman" w:hAnsi="Times New Roman"/>
-                <w:color w:val="1F2937"/>
-                <w:sz w:val="21"/>
-              </w:rPr>
-              <w:t>Bước 6</w:t>
-              <w:br/>
-              <w:t>Quét mã đơn hàng</w:t>
-              <w:br/>
-              <w:t>&amp; Tự động mở ngăn</w:t>
-            </w:r>
-          </w:p>
-        </w:tc>
-        <w:tc>
-          <w:tcPr>
-            <w:tcW w:type="dxa" w:w="6768"/>
-            <w:shd w:fill="F8FAFC"/>
-            <w:tcBorders>
-              <w:top w:val="single" w:sz="4" w:space="0" w:color="CBD5E1"/>
-              <w:left w:val="single" w:sz="4" w:space="0" w:color="CBD5E1"/>
-              <w:bottom w:val="single" w:sz="4" w:space="0" w:color="CBD5E1"/>
-              <w:right w:val="single" w:sz="4" w:space="0" w:color="CBD5E1"/>
-            </w:tcBorders>
-            <w:tcMar>
-              <w:top w:w="80" w:type="dxa"/>
-              <w:bottom w:w="80" w:type="dxa"/>
-              <w:left w:w="100" w:type="dxa"/>
-              <w:right w:w="100" w:type="dxa"/>
-            </w:tcMar>
-          </w:tcPr>
-          <w:p>
-            <w:pPr>
-              <w:spacing w:before="40" w:after="40" w:line="276" w:lineRule="auto"/>
-              <w:jc w:val="left"/>
-            </w:pPr>
-            <w:r>
-              <w:rPr>
-                <w:rFonts w:ascii="Times New Roman" w:hAnsi="Times New Roman"/>
-                <w:color w:val="1F2937"/>
-                <w:sz w:val="21"/>
-              </w:rPr>
-              <w:t>Shipper đưa mã vận đơn trên gói hàng trước đầu đọc GM65.</w:t>
-              <w:br/>
-              <w:t>ESP32 gửi mã đơn lên Backend đối chiếu đúng đơn đã hẹn trước tại tủ ➔ TỦ TỰ ĐỘNG BẬT MỞ KHÓA SOLENOID CỦA ĐÚNG NGĂN PHÙ HỢP!</w:t>
-            </w:r>
-          </w:p>
-        </w:tc>
-      </w:tr>
-      <w:tr>
-        <w:tc>
-          <w:tcPr>
-            <w:tcW w:type="dxa" w:w="2592"/>
-            <w:shd w:fill="FFFFFF"/>
-            <w:tcBorders>
-              <w:top w:val="single" w:sz="4" w:space="0" w:color="CBD5E1"/>
-              <w:left w:val="single" w:sz="4" w:space="0" w:color="CBD5E1"/>
-              <w:bottom w:val="single" w:sz="4" w:space="0" w:color="CBD5E1"/>
-              <w:right w:val="single" w:sz="4" w:space="0" w:color="CBD5E1"/>
-            </w:tcBorders>
-            <w:tcMar>
-              <w:top w:w="80" w:type="dxa"/>
-              <w:bottom w:w="80" w:type="dxa"/>
-              <w:left w:w="100" w:type="dxa"/>
-              <w:right w:w="100" w:type="dxa"/>
-            </w:tcMar>
-          </w:tcPr>
-          <w:p>
-            <w:pPr>
-              <w:spacing w:before="40" w:after="40" w:line="276" w:lineRule="auto"/>
-              <w:jc w:val="center"/>
-            </w:pPr>
-            <w:r>
-              <w:rPr>
-                <w:rFonts w:ascii="Times New Roman" w:hAnsi="Times New Roman"/>
-                <w:color w:val="1F2937"/>
-                <w:sz w:val="21"/>
-              </w:rPr>
-              <w:t>Bước 7</w:t>
-              <w:br/>
-              <w:t>Bỏ hàng &amp; Xác minh</w:t>
-              <w:br/>
-              <w:t>cảm biến kép</w:t>
-            </w:r>
-          </w:p>
-        </w:tc>
-        <w:tc>
-          <w:tcPr>
-            <w:tcW w:type="dxa" w:w="6768"/>
-            <w:shd w:fill="FFFFFF"/>
-            <w:tcBorders>
-              <w:top w:val="single" w:sz="4" w:space="0" w:color="CBD5E1"/>
-              <w:left w:val="single" w:sz="4" w:space="0" w:color="CBD5E1"/>
-              <w:bottom w:val="single" w:sz="4" w:space="0" w:color="CBD5E1"/>
-              <w:right w:val="single" w:sz="4" w:space="0" w:color="CBD5E1"/>
-            </w:tcBorders>
-            <w:tcMar>
-              <w:top w:w="80" w:type="dxa"/>
-              <w:bottom w:w="80" w:type="dxa"/>
-              <w:left w:w="100" w:type="dxa"/>
-              <w:right w:w="100" w:type="dxa"/>
-            </w:tcMar>
-          </w:tcPr>
-          <w:p>
-            <w:pPr>
-              <w:spacing w:before="40" w:after="40" w:line="276" w:lineRule="auto"/>
-              <w:jc w:val="left"/>
-            </w:pPr>
-            <w:r>
-              <w:rPr>
-                <w:rFonts w:ascii="Times New Roman" w:hAnsi="Times New Roman"/>
-                <w:color w:val="1F2937"/>
-                <w:sz w:val="21"/>
-              </w:rPr>
-              <w:t>Shipper đặt kiện hàng vào ngăn tủ và đẩy cửa đóng kín.</w:t>
-              <w:br/>
-              <w:t>Cảm biến MC-38 (cửa đóng) + Load cell HX711 (có khối lượng hàng) xác nhận ➔ Hoàn tất gửi hàng, kích hoạt mốc lưu kho hết ngày hôm sau, sinh mã QR/OTP gửi cho khách.</w:t>
-            </w:r>
-          </w:p>
-        </w:tc>
-      </w:tr>
-    </w:tbl>
     <w:p>
       <w:pPr>
-        <w:spacing w:before="0" w:after="80"/>
+        <w:pStyle w:val="ListBullet"/>
+        <w:spacing w:before="20" w:after="60" w:line="288" w:lineRule="auto"/>
       </w:pPr>
+      <w:r>
+        <w:rPr>
+          <w:rFonts w:ascii="Times New Roman" w:hAnsi="Times New Roman"/>
+          <w:b/>
+          <w:color w:val="1F2937"/>
+          <w:sz w:val="24"/>
+        </w:rPr>
+        <w:t xml:space="preserve">Bước 1: </w:t>
+      </w:r>
+      <w:r>
+        <w:rPr>
+          <w:rFonts w:ascii="Times New Roman" w:hAnsi="Times New Roman"/>
+          <w:color w:val="1F2937"/>
+          <w:sz w:val="24"/>
+        </w:rPr>
+        <w:t>Shipper di chuyển đến trước trạm tủ (Tủ A hoặc Tủ B). Màn hình cảm ứng TFT hiển thị giao diện chờ với 2 nút lớn: [GIAO HÀNG] và [NHẬN HÀNG].</w:t>
+      </w:r>
     </w:p>
     <w:p>
+      <w:pPr>
+        <w:pStyle w:val="ListBullet"/>
+        <w:spacing w:before="20" w:after="60" w:line="288" w:lineRule="auto"/>
+      </w:pPr>
       <w:r>
-        <w:br w:type="page"/>
+        <w:rPr>
+          <w:rFonts w:ascii="Times New Roman" w:hAnsi="Times New Roman"/>
+          <w:b/>
+          <w:color w:val="1F2937"/>
+          <w:sz w:val="24"/>
+        </w:rPr>
+        <w:t xml:space="preserve">Bước 2: </w:t>
+      </w:r>
+      <w:r>
+        <w:rPr>
+          <w:rFonts w:ascii="Times New Roman" w:hAnsi="Times New Roman"/>
+          <w:color w:val="1F2937"/>
+          <w:sz w:val="24"/>
+        </w:rPr>
+        <w:t>Shipper chạm nút [GIAO HÀNG] trên màn hình TFT để bắt đầu phiên làm việc.</w:t>
+      </w:r>
+    </w:p>
+    <w:p>
+      <w:pPr>
+        <w:pStyle w:val="ListBullet"/>
+        <w:spacing w:before="20" w:after="60" w:line="288" w:lineRule="auto"/>
+      </w:pPr>
+      <w:r>
+        <w:rPr>
+          <w:rFonts w:ascii="Times New Roman" w:hAnsi="Times New Roman"/>
+          <w:b/>
+          <w:color w:val="1F2937"/>
+          <w:sz w:val="24"/>
+        </w:rPr>
+        <w:t xml:space="preserve">Bước 3: </w:t>
+      </w:r>
+      <w:r>
+        <w:rPr>
+          <w:rFonts w:ascii="Times New Roman" w:hAnsi="Times New Roman"/>
+          <w:color w:val="1F2937"/>
+          <w:sz w:val="24"/>
+        </w:rPr>
+        <w:t>Shipper mở ứng dụng Web Shipper trên điện thoại, bấm nút 'Xác minh danh tính tại tủ' để sinh Mã QR Định Danh Động (hiệu lực 60 giây).</w:t>
+      </w:r>
+    </w:p>
+    <w:p>
+      <w:pPr>
+        <w:pStyle w:val="ListBullet"/>
+        <w:spacing w:before="20" w:after="60" w:line="288" w:lineRule="auto"/>
+      </w:pPr>
+      <w:r>
+        <w:rPr>
+          <w:rFonts w:ascii="Times New Roman" w:hAnsi="Times New Roman"/>
+          <w:b/>
+          <w:color w:val="1F2937"/>
+          <w:sz w:val="24"/>
+        </w:rPr>
+        <w:t xml:space="preserve">Bước 4: </w:t>
+      </w:r>
+      <w:r>
+        <w:rPr>
+          <w:rFonts w:ascii="Times New Roman" w:hAnsi="Times New Roman"/>
+          <w:color w:val="1F2937"/>
+          <w:sz w:val="24"/>
+        </w:rPr>
+        <w:t>Shipper đưa mã QR định danh trước mắt đọc quang học GM65 gắn trên tủ. Vi điều khiển ESP32 gửi bản tin MQTT lên máy chủ xác thực tài khoản shipper.</w:t>
+      </w:r>
+    </w:p>
+    <w:p>
+      <w:pPr>
+        <w:pStyle w:val="ListBullet"/>
+        <w:spacing w:before="20" w:after="60" w:line="288" w:lineRule="auto"/>
+      </w:pPr>
+      <w:r>
+        <w:rPr>
+          <w:rFonts w:ascii="Times New Roman" w:hAnsi="Times New Roman"/>
+          <w:b/>
+          <w:color w:val="1F2937"/>
+          <w:sz w:val="24"/>
+        </w:rPr>
+        <w:t xml:space="preserve">Bước 5: </w:t>
+      </w:r>
+      <w:r>
+        <w:rPr>
+          <w:rFonts w:ascii="Times New Roman" w:hAnsi="Times New Roman"/>
+          <w:color w:val="1F2937"/>
+          <w:sz w:val="24"/>
+        </w:rPr>
+        <w:t>Màn hình TFT hiển thị thông báo thành công: 'XÁC THỰC THÀNH CÔNG! VUI LÒNG QUÉT MÃ ĐƠN HÀNG'.</w:t>
+      </w:r>
+    </w:p>
+    <w:p>
+      <w:pPr>
+        <w:pStyle w:val="ListBullet"/>
+        <w:spacing w:before="20" w:after="60" w:line="288" w:lineRule="auto"/>
+      </w:pPr>
+      <w:r>
+        <w:rPr>
+          <w:rFonts w:ascii="Times New Roman" w:hAnsi="Times New Roman"/>
+          <w:b/>
+          <w:color w:val="1F2937"/>
+          <w:sz w:val="24"/>
+        </w:rPr>
+        <w:t xml:space="preserve">Bước 6: </w:t>
+      </w:r>
+      <w:r>
+        <w:rPr>
+          <w:rFonts w:ascii="Times New Roman" w:hAnsi="Times New Roman"/>
+          <w:color w:val="1F2937"/>
+          <w:sz w:val="24"/>
+        </w:rPr>
+        <w:t>Shipper quét mã bưu kiện (Barcode / QR) dán trên gói hàng qua đầu đọc GM65. Máy chủ kiểm tra đúng đơn đã hẹn tại tủ ➔ Tủ tự động kích hoạt Role mở khóa Solenoid 12V của ngăn tương ứng.</w:t>
+      </w:r>
+    </w:p>
+    <w:p>
+      <w:pPr>
+        <w:pStyle w:val="ListBullet"/>
+        <w:spacing w:before="20" w:after="60" w:line="288" w:lineRule="auto"/>
+      </w:pPr>
+      <w:r>
+        <w:rPr>
+          <w:rFonts w:ascii="Times New Roman" w:hAnsi="Times New Roman"/>
+          <w:b/>
+          <w:color w:val="1F2937"/>
+          <w:sz w:val="24"/>
+        </w:rPr>
+        <w:t xml:space="preserve">Bước 7: </w:t>
+      </w:r>
+      <w:r>
+        <w:rPr>
+          <w:rFonts w:ascii="Times New Roman" w:hAnsi="Times New Roman"/>
+          <w:color w:val="1F2937"/>
+          <w:sz w:val="24"/>
+        </w:rPr>
+        <w:t>Shipper đặt kiện hàng vào ngăn và đóng kín cửa. Cảm biến kép xác nhận ➔ Đơn hàng chuyển sang trạng thái DEPOSITED, đồng hồ lưu kho kích hoạt và mã nhận hàng được gửi tới tài khoản khách hàng.</w:t>
       </w:r>
     </w:p>
     <w:p>
       <w:pPr>
         <w:keepNext/>
-        <w:spacing w:before="320" w:after="120"/>
+        <w:spacing w:before="240" w:after="80"/>
       </w:pPr>
       <w:r>
         <w:rPr>
           <w:rFonts w:ascii="Times New Roman" w:hAnsi="Times New Roman"/>
           <w:b/>
-          <w:color w:val="1B365D"/>
-          <w:sz w:val="30"/>
+          <w:color w:val="0E7490"/>
+          <w:sz w:val="26"/>
         </w:rPr>
-        <w:t>CHƯƠNG 5. KIẾN TRÚC BẢO MẬT, PESSIMISTIC LOCKING VÀ TIMEOUT WATCHDOG</w:t>
+        <w:t>3.2. Cơ Chế Xác Minh Cảm Biến Kép (Dual-Sensor Verification)</w:t>
       </w:r>
     </w:p>
     <w:p>
@@ -3337,7 +2825,76 @@
           <w:color w:val="1F2937"/>
           <w:sz w:val="24"/>
         </w:rPr>
-        <w:t>Chương này đặc tả 2 cơ chế kỹ thuật then chốt giải quyết trọn vẹn bài toán tranh chấp dữ liệu đồng thời ở Backend và bài toán an toàn mạng tại thiết bị IoT.</w:t>
+        <w:t>Để ngăn ngừa gian lận hoặc sơ suất (quên bỏ hàng nhưng đã đóng cửa, hoặc bỏ hàng nhưng cửa chưa khép kín), hệ thống áp dụng cơ chế xác thực kép đồng thời:</w:t>
+      </w:r>
+    </w:p>
+    <w:p>
+      <w:pPr>
+        <w:pStyle w:val="ListBullet"/>
+        <w:spacing w:before="20" w:after="60" w:line="288" w:lineRule="auto"/>
+      </w:pPr>
+      <w:r>
+        <w:rPr>
+          <w:rFonts w:ascii="Times New Roman" w:hAnsi="Times New Roman"/>
+          <w:b/>
+          <w:color w:val="1F2937"/>
+          <w:sz w:val="24"/>
+        </w:rPr>
+        <w:t xml:space="preserve">Cảm biến từ MC-38: </w:t>
+      </w:r>
+      <w:r>
+        <w:rPr>
+          <w:rFonts w:ascii="Times New Roman" w:hAnsi="Times New Roman"/>
+          <w:color w:val="1F2937"/>
+          <w:sz w:val="24"/>
+        </w:rPr>
+        <w:t>Giám sát trạng thái vật lý của cánh cửa (isClosed = true khi 2 cực nam châm tiếp xúc).</w:t>
+      </w:r>
+    </w:p>
+    <w:p>
+      <w:pPr>
+        <w:pStyle w:val="ListBullet"/>
+        <w:spacing w:before="20" w:after="60" w:line="288" w:lineRule="auto"/>
+      </w:pPr>
+      <w:r>
+        <w:rPr>
+          <w:rFonts w:ascii="Times New Roman" w:hAnsi="Times New Roman"/>
+          <w:b/>
+          <w:color w:val="1F2937"/>
+          <w:sz w:val="24"/>
+        </w:rPr>
+        <w:t xml:space="preserve">Cảm biến tải trọng Load cell HX711: </w:t>
+      </w:r>
+      <w:r>
+        <w:rPr>
+          <w:rFonts w:ascii="Times New Roman" w:hAnsi="Times New Roman"/>
+          <w:color w:val="1F2937"/>
+          <w:sz w:val="24"/>
+        </w:rPr>
+        <w:t>Đo lường biến thiên khối lượng trong lòng ngăn tủ (xác nhận trọng lượng tăng thêm delta_weight &gt; 0.05 kg).</w:t>
+      </w:r>
+    </w:p>
+    <w:p>
+      <w:pPr>
+        <w:pStyle w:val="ListBullet"/>
+        <w:spacing w:before="20" w:after="60" w:line="288" w:lineRule="auto"/>
+      </w:pPr>
+      <w:r>
+        <w:rPr>
+          <w:rFonts w:ascii="Times New Roman" w:hAnsi="Times New Roman"/>
+          <w:b/>
+          <w:color w:val="1F2937"/>
+          <w:sz w:val="24"/>
+        </w:rPr>
+        <w:t xml:space="preserve">Điều kiện hoàn tất: </w:t>
+      </w:r>
+      <w:r>
+        <w:rPr>
+          <w:rFonts w:ascii="Times New Roman" w:hAnsi="Times New Roman"/>
+          <w:color w:val="1F2937"/>
+          <w:sz w:val="24"/>
+        </w:rPr>
+        <w:t>Giao dịch nạp hàng CHỈ ĐƯỢC CHẤP NHẬN khi cả hai điều kiện cùng thỏa mãn. Nếu cửa chưa đóng hoặc ngăn không có hàng sau 30 giây, còi Buzzer phát cảnh báo nhắc nhở shipper.</w:t>
       </w:r>
     </w:p>
     <w:p>
@@ -3352,97 +2909,77 @@
           <w:color w:val="0E7490"/>
           <w:sz w:val="26"/>
         </w:rPr>
-        <w:t>5.1. Cơ chế Khóa Giao dịch Tranh chấp (Pessimistic Locking trong Spring Boot)</w:t>
+        <w:t>3.3. Phương Án Phần Cứng Mô Phỏng Tủ B</w:t>
       </w:r>
     </w:p>
     <w:p>
       <w:pPr>
-        <w:spacing w:before="0" w:after="80" w:line="300" w:lineRule="auto"/>
-        <w:jc w:val="left"/>
+        <w:pStyle w:val="ListBullet"/>
+        <w:spacing w:before="20" w:after="60" w:line="288" w:lineRule="auto"/>
       </w:pPr>
       <w:r>
         <w:rPr>
           <w:rFonts w:ascii="Times New Roman" w:hAnsi="Times New Roman"/>
-          <w:b w:val="0"/>
-          <w:i w:val="0"/>
+          <w:b/>
           <w:color w:val="1F2937"/>
           <w:sz w:val="24"/>
         </w:rPr>
-        <w:t>Khi một tủ chỉ còn đúng 1 ngăn trống cuối cùng trong ngày, tình huống hai khách hàng A và B cùng bấm xác nhận thanh toán tại cùng một mili-giây rất dễ dẫn đến lỗi bán vượt số lượng (Overselling / Race Condition).</w:t>
+        <w:t xml:space="preserve">Mục đích: </w:t>
+      </w:r>
+      <w:r>
+        <w:rPr>
+          <w:rFonts w:ascii="Times New Roman" w:hAnsi="Times New Roman"/>
+          <w:color w:val="1F2937"/>
+          <w:sz w:val="24"/>
+        </w:rPr>
+        <w:t>Đáp ứng yêu cầu thử nghiệm hệ thống mạng lưới đa tủ (Multi-Locker) trong đồ án tốt nghiệp mà không phát sinh thêm chi phí gia công cơ khí thứ hai.</w:t>
       </w:r>
     </w:p>
-    <w:tbl>
-      <w:tblPr>
-        <w:tblW w:type="auto" w:w="0"/>
-        <w:jc w:val="center"/>
-        <w:tblLook w:firstColumn="1" w:firstRow="1" w:lastColumn="0" w:lastRow="0" w:noHBand="0" w:noVBand="1" w:val="04A0"/>
-      </w:tblPr>
-      <w:tblGrid>
-        <w:gridCol w:w="9360"/>
-      </w:tblGrid>
-      <w:tr>
-        <w:tc>
-          <w:tcPr>
-            <w:tcW w:type="dxa" w:w="9360"/>
-            <w:tcBorders>
-              <w:top w:val="none"/>
-              <w:left w:val="single" w:sz="24" w:space="0" w:color="C2410C"/>
-              <w:bottom w:val="none"/>
-              <w:right w:val="none"/>
-            </w:tcBorders>
-            <w:shd w:fill="FFF7ED"/>
-            <w:tcMar>
-              <w:top w:w="120" w:type="dxa"/>
-              <w:bottom w:w="120" w:type="dxa"/>
-              <w:left w:w="180" w:type="dxa"/>
-              <w:right w:w="180" w:type="dxa"/>
-            </w:tcMar>
-          </w:tcPr>
-          <w:p>
-            <w:pPr>
-              <w:spacing w:before="40" w:after="40" w:line="288" w:lineRule="auto"/>
-            </w:pPr>
-            <w:r>
-              <w:rPr>
-                <w:rFonts w:ascii="Times New Roman" w:hAnsi="Times New Roman"/>
-                <w:b/>
-                <w:color w:val="C2410C"/>
-                <w:sz w:val="23"/>
-              </w:rPr>
-              <w:t xml:space="preserve">📌 Giải pháp Triệt để: Pessimistic Locking với Spring Data JPA: </w:t>
-            </w:r>
-            <w:r>
-              <w:rPr>
-                <w:rFonts w:ascii="Times New Roman" w:hAnsi="Times New Roman"/>
-                <w:color w:val="1F2937"/>
-                <w:sz w:val="23"/>
-              </w:rPr>
-              <w:t>Backend Spring Boot triển khai cơ chế Khóa bi quan ở tầng cơ sở dữ liệu MySQL bằng annotation:</w:t>
-              <w:br/>
-              <w:br/>
-              <w:t xml:space="preserve">    @Lock(LockModeType.PESSIMISTIC_WRITE)</w:t>
-              <w:br/>
-              <w:t xml:space="preserve">    @Query("SELECT s FROM LockerSlotSchedule s WHERE s.lockerId = :lockerId AND s.date = :date")</w:t>
-              <w:br/>
-              <w:t xml:space="preserve">    Optional&lt;LockerSlotSchedule&gt; findAndLockSlot(@Param("lockerId") String lockerId, @Param("date") LocalDate date);</w:t>
-              <w:br/>
-              <w:br/>
-              <w:t>• Quy trình thực thi: Lệnh truy vấn trên sẽ sinh ra câu lệnh SQL: SELECT ... FOR UPDATE, khóa cứng bản ghi lịch biểu của tủ tại ngày đó.</w:t>
-              <w:br/>
-              <w:t>• Giao dịch của Khách A đến trước (dù chỉ 1ms) sẽ chiếm được khóa, kiểm tra thấy còn 1 ngăn trống, giảm số ngăn trống về 0 và commit thành công.</w:t>
-              <w:br/>
-              <w:t>• Giao dịch của Khách B phải đợi khóa giải phóng. Khi khóa giải phóng, Khách B đọc dữ liệu mới và thấy số ngăn trống = 0 ➔ Backend lập tức rollback giao dịch và ném ngoại lệ 409 CONFLICT: 'Ngăn tủ vừa được khách hàng khác đặt thành công'.</w:t>
-              <w:br/>
-              <w:t>• Giao diện Web của Khách B lập tức bật Popup thông báo hết chỗ và đề xuất 2 giải pháp (Ship thường gọi điện nhận HOẶC Dời sang ngày hôm sau).</w:t>
-            </w:r>
-          </w:p>
-        </w:tc>
-      </w:tr>
-    </w:tbl>
     <w:p>
       <w:pPr>
-        <w:spacing w:before="0" w:after="80"/>
+        <w:pStyle w:val="ListBullet"/>
+        <w:spacing w:before="20" w:after="60" w:line="288" w:lineRule="auto"/>
       </w:pPr>
+      <w:r>
+        <w:rPr>
+          <w:rFonts w:ascii="Times New Roman" w:hAnsi="Times New Roman"/>
+          <w:b/>
+          <w:color w:val="1F2937"/>
+          <w:sz w:val="24"/>
+        </w:rPr>
+        <w:t xml:space="preserve">Kiến trúc Tủ B: </w:t>
+      </w:r>
+      <w:r>
+        <w:rPr>
+          <w:rFonts w:ascii="Times New Roman" w:hAnsi="Times New Roman"/>
+          <w:color w:val="1F2937"/>
+          <w:sz w:val="24"/>
+        </w:rPr>
+        <w:t>Sử dụng một bo mạch vi xử lý ESP32 độc lập kết nối cùng mạng Wi-Fi và Mosquitto MQTT Broker.</w:t>
+      </w:r>
+    </w:p>
+    <w:p>
+      <w:pPr>
+        <w:pStyle w:val="ListBullet"/>
+        <w:spacing w:before="20" w:after="60" w:line="288" w:lineRule="auto"/>
+      </w:pPr>
+      <w:r>
+        <w:rPr>
+          <w:rFonts w:ascii="Times New Roman" w:hAnsi="Times New Roman"/>
+          <w:b/>
+          <w:color w:val="1F2937"/>
+          <w:sz w:val="24"/>
+        </w:rPr>
+        <w:t xml:space="preserve">Cơ chế mô phỏng: </w:t>
+      </w:r>
+      <w:r>
+        <w:rPr>
+          <w:rFonts w:ascii="Times New Roman" w:hAnsi="Times New Roman"/>
+          <w:color w:val="1F2937"/>
+          <w:sz w:val="24"/>
+        </w:rPr>
+        <w:t>Dữ liệu trạng thái cửa (đóng/mở) và trọng lượng hàng được người kiểm thử đưa vào qua cổng Serial Monitor máy tính hoặc các nút bấm tương tác trên màn hình TFT nhúng của Tủ B. ESP32 Tủ B đóng gói bản tin JSON định dạng chuẩn và gửi lên topic MQTT smartlocker/LOCKER_HN_02/status.</w:t>
+      </w:r>
     </w:p>
     <w:p>
       <w:pPr>
@@ -3456,23 +2993,7 @@
           <w:color w:val="0E7490"/>
           <w:sz w:val="26"/>
         </w:rPr>
-        <w:t>5.2. Cơ chế Timeout 10 Giây cho Màn hình TFT tại Tủ (TFT Watchdog Fallback)</w:t>
-      </w:r>
-    </w:p>
-    <w:p>
-      <w:pPr>
-        <w:spacing w:before="0" w:after="80" w:line="300" w:lineRule="auto"/>
-        <w:jc w:val="left"/>
-      </w:pPr>
-      <w:r>
-        <w:rPr>
-          <w:rFonts w:ascii="Times New Roman" w:hAnsi="Times New Roman"/>
-          <w:b w:val="0"/>
-          <w:i w:val="0"/>
-          <w:color w:val="1F2937"/>
-          <w:sz w:val="24"/>
-        </w:rPr>
-        <w:t>Trong môi trường thực tế, kết nối Wi-Fi tại tủ có thể bị chập chờn hoặc rớt mạng tạm thời. Nếu không có cơ chế timeout, khi Shipper quét mã định danh hoặc quét mã đơn hàng, màn hình TFT sẽ rơi vào trạng thái 'Đang xử lý...' vô hạn (Freeze/Hang), khiến toàn bộ tủ bị tê liệt.</w:t>
+        <w:t>3.4. Cơ Chế An Toàn Timeout Watchdog 10 Giây Trên Màn Hình TFT</w:t>
       </w:r>
     </w:p>
     <w:tbl>
@@ -3513,7 +3034,7 @@
                 <w:color w:val="B91C1C"/>
                 <w:sz w:val="23"/>
               </w:rPr>
-              <w:t xml:space="preserve">📌 Đặc tả Cơ chế Timeout 10 Giây trên Firmware ESP32: </w:t>
+              <w:t xml:space="preserve">📌 Cơ Chế Bảo Vệ TFT 10s Timeout Watchdog: </w:t>
             </w:r>
             <w:r>
               <w:rPr>
@@ -3521,21 +3042,17 @@
                 <w:color w:val="1F2937"/>
                 <w:sz w:val="23"/>
               </w:rPr>
-              <w:t>1. Kích hoạt Timer: Ngay khi module GM65 quét xong mã và ESP32 gửi bản tin MQTT lên Broker, ESP32 khởi động một bộ đếm thời gian Non-blocking Timer có giá trị 10,000 ms (10 giây).</w:t>
+              <w:t>Trong môi trường thực tế, nếu kết nối mạng Wi-Fi của tủ bị gián đoạn đúng lúc shipper quét mã đơn hàng:</w:t>
               <w:br/>
-              <w:t>2. Xử lý thành công: Nếu Backend phản hồi ACK qua MQTT trong vòng 10 giây, Timer bị hủy và màn hình chuyển tiếp sang bước tiếp theo bình thường.</w:t>
+              <w:t>• ESP32 kích hoạt bộ đếm Watchdog 10 giây (10,000 ms) ngay sau khi gửi bản tin MQTT.</w:t>
               <w:br/>
-              <w:t>3. Kích hoạt Timeout khi quá 10 giây: Nếu sau 10 giây ESP32 không nhận được bất kỳ phản hồi nào từ Broker/Backend:</w:t>
+              <w:t>• Nếu sau 10 giây máy chủ không phản hồi: Màn hình TFT lập tức chuyển sang giao diện cảnh báo màu đỏ:</w:t>
               <w:br/>
-              <w:t xml:space="preserve">   • Còi Buzzer tại tủ phát 3 tiếng bíp ngắn cảnh báo lỗi (Bíp - Bíp - Bíp).</w:t>
+              <w:t xml:space="preserve">   '❌ LỖI KẾT NỐI MÁY CHỦ! VUI LÒNG THỬ LẠI TRONG GIÂY LÁT'</w:t>
               <w:br/>
-              <w:t xml:space="preserve">   • Màn hình cảm ứng TFT lập tức hiển thị thông báo lỗi màu đỏ nổi bật:</w:t>
+              <w:t>• Còi Buzzer kêu 3 tiếng bíp ngắn báo lỗi và sau 5 giây màn hình tự động quay về Trang chủ chờ.</w:t>
               <w:br/>
-              <w:t xml:space="preserve">     ❌ 'LỖI KẾT NỐI MÁY CHỦ! VUI LÒNG THỬ LẠI TRONG GIÂY LÁT'</w:t>
-              <w:br/>
-              <w:t xml:space="preserve">   • Bộ đếm tự động giữ màn hình lỗi trong đúng 5 giây, sau đó tự động Reset trạng thái và đưa màn hình TFT quay trở về Trang chủ chờ (Standby Screen) với 2 nút [GIAO HÀNG] và [NHẬN HÀNG].</w:t>
-              <w:br/>
-              <w:t>4. Ý nghĩa an toàn: Tủ không bao giờ bị đơ treo vô hạn, giải phóng ngay lập tức để người tiếp theo có thể thao tác hoặc thử lại khi mạng ổn định.</w:t>
+              <w:t>• Cơ chế này bảo đảm Kiosk không bao giờ bị đơ/treo, giải phóng thiết bị cho lượt sử dụng tiếp theo.</w:t>
             </w:r>
           </w:p>
         </w:tc>
@@ -3563,7 +3080,38 @@
           <w:color w:val="1B365D"/>
           <w:sz w:val="30"/>
         </w:rPr>
-        <w:t>CHƯƠNG 6. PHÂN HỆ QUẢN TRỊ VÀ VẬN HÀNH HỆ THỐNG (ADMIN &amp; OPERATOR PORTAL)</w:t>
+        <w:t>CHƯƠNG 4. PHÂN HỆ NHẬN HÀNG KHÁCH HÀNG (CUSTOMER PICKUP)</w:t>
+      </w:r>
+    </w:p>
+    <w:p>
+      <w:pPr>
+        <w:keepNext/>
+        <w:spacing w:before="240" w:after="80"/>
+      </w:pPr>
+      <w:r>
+        <w:rPr>
+          <w:rFonts w:ascii="Times New Roman" w:hAnsi="Times New Roman"/>
+          <w:b/>
+          <w:color w:val="0E7490"/>
+          <w:sz w:val="26"/>
+        </w:rPr>
+        <w:t>4.1. Quy Trình Nhận Hàng Linh Hoạt</w:t>
+      </w:r>
+    </w:p>
+    <w:p>
+      <w:pPr>
+        <w:spacing w:before="0" w:after="80" w:line="300" w:lineRule="auto"/>
+        <w:jc w:val="left"/>
+      </w:pPr>
+      <w:r>
+        <w:rPr>
+          <w:rFonts w:ascii="Times New Roman" w:hAnsi="Times New Roman"/>
+          <w:b w:val="0"/>
+          <w:i w:val="0"/>
+          <w:color w:val="1F2937"/>
+          <w:sz w:val="24"/>
+        </w:rPr>
+        <w:t>Khách hàng khi đến trạm tủ có thể linh hoạt sử dụng 1 trong 2 phương thức nhận hàng:</w:t>
       </w:r>
     </w:p>
     <w:p>
@@ -3578,7 +3126,7 @@
           <w:color w:val="1F2937"/>
           <w:sz w:val="24"/>
         </w:rPr>
-        <w:t xml:space="preserve">Dashboard KPI: </w:t>
+        <w:t xml:space="preserve">Phương thức 1: Quét Mã QR Nhận Hàng (Không chạm): </w:t>
       </w:r>
       <w:r>
         <w:rPr>
@@ -3586,7 +3134,7 @@
           <w:color w:val="1F2937"/>
           <w:sz w:val="24"/>
         </w:rPr>
-        <w:t>Theo dõi tỷ lệ lấp đầy tủ, số lượt gửi thành công của shipper, doanh số bán hàng E-Commerce.</w:t>
+        <w:t>Nhanh chóng, shipper/khách chỉ cần đưa màn hình điện thoại trước mắt đọc GM65.</w:t>
       </w:r>
     </w:p>
     <w:p>
@@ -3601,7 +3149,7 @@
           <w:color w:val="1F2937"/>
           <w:sz w:val="24"/>
         </w:rPr>
-        <w:t xml:space="preserve">Quản lý Lịch biểu Sức chứa (Slot Calendar): </w:t>
+        <w:t xml:space="preserve">Phương thức 2: Nhập Mã OTP 6 Chữ Số Trên Màn Hình TFT: </w:t>
       </w:r>
       <w:r>
         <w:rPr>
@@ -3609,7 +3157,119 @@
           <w:color w:val="1F2937"/>
           <w:sz w:val="24"/>
         </w:rPr>
-        <w:t>Quản trị số ngăn khả dụng của từng tủ theo ngày trong tháng.</w:t>
+        <w:t>Dành cho trường hợp điện thoại bị lóa màn hình, camera quét khó khăn hoặc người dùng muốn nhận đồ bằng mã số.</w:t>
+      </w:r>
+    </w:p>
+    <w:p>
+      <w:pPr>
+        <w:keepNext/>
+        <w:spacing w:before="240" w:after="80"/>
+      </w:pPr>
+      <w:r>
+        <w:rPr>
+          <w:rFonts w:ascii="Times New Roman" w:hAnsi="Times New Roman"/>
+          <w:b/>
+          <w:color w:val="0E7490"/>
+          <w:sz w:val="26"/>
+        </w:rPr>
+        <w:t>4.2. Cơ Chế Mã QR Động Tự Xoay Vòng 60 Giây (Dynamic Rolling Token)</w:t>
+      </w:r>
+    </w:p>
+    <w:p>
+      <w:pPr>
+        <w:spacing w:before="0" w:after="80" w:line="300" w:lineRule="auto"/>
+        <w:jc w:val="left"/>
+      </w:pPr>
+      <w:r>
+        <w:rPr>
+          <w:rFonts w:ascii="Times New Roman" w:hAnsi="Times New Roman"/>
+          <w:b w:val="0"/>
+          <w:i w:val="0"/>
+          <w:color w:val="1F2937"/>
+          <w:sz w:val="24"/>
+        </w:rPr>
+        <w:t>Nhằm ngăn chặn hành vi chụp trộm màn hình hoặc tấn công phát lại (Replay Attack), hệ thống không sử dụng mã QR tĩnh:</w:t>
+      </w:r>
+    </w:p>
+    <w:tbl>
+      <w:tblPr>
+        <w:tblW w:type="auto" w:w="0"/>
+        <w:jc w:val="center"/>
+        <w:tblLook w:firstColumn="1" w:firstRow="1" w:lastColumn="0" w:lastRow="0" w:noHBand="0" w:noVBand="1" w:val="04A0"/>
+      </w:tblPr>
+      <w:tblGrid>
+        <w:gridCol w:w="9360"/>
+      </w:tblGrid>
+      <w:tr>
+        <w:tc>
+          <w:tcPr>
+            <w:tcW w:type="dxa" w:w="9360"/>
+            <w:tcBorders>
+              <w:top w:val="none"/>
+              <w:left w:val="single" w:sz="24" w:space="0" w:color="1B365D"/>
+              <w:bottom w:val="none"/>
+              <w:right w:val="none"/>
+            </w:tcBorders>
+            <w:shd w:fill="F0F4F8"/>
+            <w:tcMar>
+              <w:top w:w="120" w:type="dxa"/>
+              <w:bottom w:w="120" w:type="dxa"/>
+              <w:left w:w="180" w:type="dxa"/>
+              <w:right w:w="180" w:type="dxa"/>
+            </w:tcMar>
+          </w:tcPr>
+          <w:p>
+            <w:pPr>
+              <w:spacing w:before="40" w:after="40" w:line="288" w:lineRule="auto"/>
+            </w:pPr>
+            <w:r>
+              <w:rPr>
+                <w:rFonts w:ascii="Times New Roman" w:hAnsi="Times New Roman"/>
+                <w:b/>
+                <w:color w:val="1B365D"/>
+                <w:sz w:val="23"/>
+              </w:rPr>
+              <w:t xml:space="preserve">📌 Thuật Toán Dynamic Rolling Token 60s: </w:t>
+            </w:r>
+            <w:r>
+              <w:rPr>
+                <w:rFonts w:ascii="Times New Roman" w:hAnsi="Times New Roman"/>
+                <w:color w:val="1F2937"/>
+                <w:sz w:val="23"/>
+              </w:rPr>
+              <w:t>Mã QR nhận hàng được sinh động theo cửa sổ thời gian (Time-Window Rolling):</w:t>
+              <w:br/>
+              <w:t>qrToken = 'PKUP-' + orderId + '-T' + Math.floor(Date.now() / 60000);</w:t>
+              <w:br/>
+              <w:br/>
+              <w:t>• Cứ sau mỗi 60 giây, ứng dụng web của khách hàng tự động vẽ lại mã QR với giá trị token mới.</w:t>
+              <w:br/>
+              <w:t>• Phía Backend chấp nhận mã token của cửa sổ thời gian hiện tại hoặc cửa sổ liền trước (cho phép dung sai trễ mạng +- 1 phút).</w:t>
+              <w:br/>
+              <w:t>• Ảnh chụp màn hình cũ sau 2 phút sẽ hoàn toàn vô hiệu.</w:t>
+            </w:r>
+          </w:p>
+        </w:tc>
+      </w:tr>
+    </w:tbl>
+    <w:p>
+      <w:pPr>
+        <w:spacing w:before="0" w:after="80"/>
+      </w:pPr>
+    </w:p>
+    <w:p>
+      <w:pPr>
+        <w:keepNext/>
+        <w:spacing w:before="240" w:after="80"/>
+      </w:pPr>
+      <w:r>
+        <w:rPr>
+          <w:rFonts w:ascii="Times New Roman" w:hAnsi="Times New Roman"/>
+          <w:b/>
+          <w:color w:val="0E7490"/>
+          <w:sz w:val="26"/>
+        </w:rPr>
+        <w:t>4.3. Cơ Chế Sinh &amp; Xác Thực Mã OTP 6 Số (Hiệu Lực 5 Phút)</w:t>
       </w:r>
     </w:p>
     <w:p>
@@ -3624,7 +3284,7 @@
           <w:color w:val="1F2937"/>
           <w:sz w:val="24"/>
         </w:rPr>
-        <w:t xml:space="preserve">Giám sát Tủ &amp; Heartbeat: </w:t>
+        <w:t xml:space="preserve">Khởi tạo mã OTP: </w:t>
       </w:r>
       <w:r>
         <w:rPr>
@@ -3632,7 +3292,7 @@
           <w:color w:val="1F2937"/>
           <w:sz w:val="24"/>
         </w:rPr>
-        <w:t>Theo dõi kết nối ESP32, cảnh báo mất mạng quá 60 giây.</w:t>
+        <w:t>Khách hàng bấm nút 'Tạo mã OTP nhận hàng' trong chi tiết đơn hàng trên Web.</w:t>
       </w:r>
     </w:p>
     <w:p>
@@ -3647,7 +3307,7 @@
           <w:color w:val="1F2937"/>
           <w:sz w:val="24"/>
         </w:rPr>
-        <w:t xml:space="preserve">Quản lý Đơn hàng Quá hạn Sau 24h Ngày Hôm Sau: </w:t>
+        <w:t xml:space="preserve">Sinh mã bảo mật: </w:t>
       </w:r>
       <w:r>
         <w:rPr>
@@ -3655,7 +3315,91 @@
           <w:color w:val="1F2937"/>
           <w:sz w:val="24"/>
         </w:rPr>
-        <w:t>Danh sách các kiện hàng lưu kho vượt mốc 24h00 ngày hôm sau, công cụ điều phối shipper thu hồi bưu kiện giải phóng ngăn.</w:t>
+        <w:t>Máy chủ sử dụng lớp java.security.SecureRandom để sinh chuỗi 6 chữ số ngẫu nhiên, lưu vào bảng pickup_credentials kèm thời gian hết hạn sau đúng 300 giây (5 phút).</w:t>
+      </w:r>
+    </w:p>
+    <w:p>
+      <w:pPr>
+        <w:pStyle w:val="ListBullet"/>
+        <w:spacing w:before="20" w:after="60" w:line="288" w:lineRule="auto"/>
+      </w:pPr>
+      <w:r>
+        <w:rPr>
+          <w:rFonts w:ascii="Times New Roman" w:hAnsi="Times New Roman"/>
+          <w:b/>
+          <w:color w:val="1F2937"/>
+          <w:sz w:val="24"/>
+        </w:rPr>
+        <w:t xml:space="preserve">Nhập mã tại tủ: </w:t>
+      </w:r>
+      <w:r>
+        <w:rPr>
+          <w:rFonts w:ascii="Times New Roman" w:hAnsi="Times New Roman"/>
+          <w:color w:val="1F2937"/>
+          <w:sz w:val="24"/>
+        </w:rPr>
+        <w:t>Mã hiển thị tức thời trong Trung tâm thông báo trên web. Khách chạm nút [NHẬN HÀNG] trên màn hình TFT của tủ, nhập 6 số trên bàn phím ảo để mở tủ.</w:t>
+      </w:r>
+    </w:p>
+    <w:p>
+      <w:pPr>
+        <w:keepNext/>
+        <w:spacing w:before="240" w:after="80"/>
+      </w:pPr>
+      <w:r>
+        <w:rPr>
+          <w:rFonts w:ascii="Times New Roman" w:hAnsi="Times New Roman"/>
+          <w:b/>
+          <w:color w:val="0E7490"/>
+          <w:sz w:val="26"/>
+        </w:rPr>
+        <w:t>4.4. Cơ Chế Chống Dò Mã (Anti-Brute-Force Lockout)</w:t>
+      </w:r>
+    </w:p>
+    <w:p>
+      <w:pPr>
+        <w:pStyle w:val="ListBullet"/>
+        <w:spacing w:before="20" w:after="60" w:line="288" w:lineRule="auto"/>
+      </w:pPr>
+      <w:r>
+        <w:rPr>
+          <w:rFonts w:ascii="Times New Roman" w:hAnsi="Times New Roman"/>
+          <w:b/>
+          <w:color w:val="1F2937"/>
+          <w:sz w:val="24"/>
+        </w:rPr>
+        <w:t xml:space="preserve">Giới hạn số lần thử: </w:t>
+      </w:r>
+      <w:r>
+        <w:rPr>
+          <w:rFonts w:ascii="Times New Roman" w:hAnsi="Times New Roman"/>
+          <w:color w:val="1F2937"/>
+          <w:sz w:val="24"/>
+        </w:rPr>
+        <w:t>Hệ thống đếm số lần nhập sai liên tiếp của từng đơn hàng và tại từng trạm tủ.</w:t>
+      </w:r>
+    </w:p>
+    <w:p>
+      <w:pPr>
+        <w:pStyle w:val="ListBullet"/>
+        <w:spacing w:before="20" w:after="60" w:line="288" w:lineRule="auto"/>
+      </w:pPr>
+      <w:r>
+        <w:rPr>
+          <w:rFonts w:ascii="Times New Roman" w:hAnsi="Times New Roman"/>
+          <w:b/>
+          <w:color w:val="1F2937"/>
+          <w:sz w:val="24"/>
+        </w:rPr>
+        <w:t xml:space="preserve">Quy tắc xử lý: </w:t>
+      </w:r>
+      <w:r>
+        <w:rPr>
+          <w:rFonts w:ascii="Times New Roman" w:hAnsi="Times New Roman"/>
+          <w:color w:val="1F2937"/>
+          <w:sz w:val="24"/>
+        </w:rPr>
+        <w:t>Nếu nhập sai dưới 5 lần, Kiosk cảnh báo số lần thử còn lại. Nếu nhập sai liên tiếp quá 5 lần, hệ thống lập tức khóa quyền nhập mã tại trạm tủ trong 2 phút (120 giây) và vô hiệu hóa mã OTP hiện tại, yêu cầu khách tạo mã mới trên Web.</w:t>
       </w:r>
     </w:p>
     <w:p>
@@ -3675,7 +3419,7 @@
           <w:color w:val="1B365D"/>
           <w:sz w:val="30"/>
         </w:rPr>
-        <w:t>CHƯƠNG 7. THIẾT KẾ KIẾN TRÚC GIAO DIỆN VÀ TRẢI NGHIỆM NGƯỜI DÙNG (UI/UX)</w:t>
+        <w:t>CHƯƠNG 5. PHÂN HỆ BẢN ĐỒ SỐ GIS (LEAFLET &amp; OPENSTREETMAP)</w:t>
       </w:r>
     </w:p>
     <w:p>
@@ -3690,7 +3434,23 @@
           <w:color w:val="0E7490"/>
           <w:sz w:val="26"/>
         </w:rPr>
-        <w:t>7.1. Đặc tả Màn hình Cảm ứng TFT SPI Touch tại Tủ</w:t>
+        <w:t>5.1. Mô Hình Hiển Thị &amp; Dữ Liệu Không Gian WGS84</w:t>
+      </w:r>
+    </w:p>
+    <w:p>
+      <w:pPr>
+        <w:spacing w:before="0" w:after="80" w:line="300" w:lineRule="auto"/>
+        <w:jc w:val="left"/>
+      </w:pPr>
+      <w:r>
+        <w:rPr>
+          <w:rFonts w:ascii="Times New Roman" w:hAnsi="Times New Roman"/>
+          <w:b w:val="0"/>
+          <w:i w:val="0"/>
+          <w:color w:val="1F2937"/>
+          <w:sz w:val="24"/>
+        </w:rPr>
+        <w:t>Hệ thống quản lý tọa độ địa lý của 2 trạm tủ theo chuẩn hệ quy chiếu quốc tế WGS84:</w:t>
       </w:r>
     </w:p>
     <w:tbl>
@@ -3700,10 +3460,121 @@
         <w:tblLook w:firstColumn="1" w:firstRow="1" w:lastColumn="0" w:lastRow="0" w:noHBand="0" w:noVBand="1" w:val="04A0"/>
       </w:tblPr>
       <w:tblGrid>
-        <w:gridCol w:w="4680"/>
-        <w:gridCol w:w="4680"/>
+        <w:gridCol w:w="1872"/>
+        <w:gridCol w:w="1872"/>
+        <w:gridCol w:w="1872"/>
+        <w:gridCol w:w="1872"/>
+        <w:gridCol w:w="1872"/>
       </w:tblGrid>
       <w:tr>
+        <w:tc>
+          <w:tcPr>
+            <w:tcW w:type="dxa" w:w="1872"/>
+            <w:shd w:fill="1B365D"/>
+            <w:tcMar>
+              <w:top w:w="100" w:type="dxa"/>
+              <w:bottom w:w="100" w:type="dxa"/>
+              <w:left w:w="120" w:type="dxa"/>
+              <w:right w:w="120" w:type="dxa"/>
+            </w:tcMar>
+          </w:tcPr>
+          <w:p>
+            <w:pPr>
+              <w:spacing w:before="60" w:after="60"/>
+              <w:jc w:val="center"/>
+            </w:pPr>
+            <w:r>
+              <w:rPr>
+                <w:rFonts w:ascii="Times New Roman" w:hAnsi="Times New Roman"/>
+                <w:b/>
+                <w:color w:val="FFFFFF"/>
+                <w:sz w:val="22"/>
+              </w:rPr>
+              <w:t>Trạm tủ</w:t>
+            </w:r>
+          </w:p>
+        </w:tc>
+        <w:tc>
+          <w:tcPr>
+            <w:tcW w:type="dxa" w:w="1728"/>
+            <w:shd w:fill="1B365D"/>
+            <w:tcMar>
+              <w:top w:w="100" w:type="dxa"/>
+              <w:bottom w:w="100" w:type="dxa"/>
+              <w:left w:w="120" w:type="dxa"/>
+              <w:right w:w="120" w:type="dxa"/>
+            </w:tcMar>
+          </w:tcPr>
+          <w:p>
+            <w:pPr>
+              <w:spacing w:before="60" w:after="60"/>
+              <w:jc w:val="center"/>
+            </w:pPr>
+            <w:r>
+              <w:rPr>
+                <w:rFonts w:ascii="Times New Roman" w:hAnsi="Times New Roman"/>
+                <w:b/>
+                <w:color w:val="FFFFFF"/>
+                <w:sz w:val="22"/>
+              </w:rPr>
+              <w:t>Mã trạm</w:t>
+            </w:r>
+          </w:p>
+        </w:tc>
+        <w:tc>
+          <w:tcPr>
+            <w:tcW w:type="dxa" w:w="1296"/>
+            <w:shd w:fill="1B365D"/>
+            <w:tcMar>
+              <w:top w:w="100" w:type="dxa"/>
+              <w:bottom w:w="100" w:type="dxa"/>
+              <w:left w:w="120" w:type="dxa"/>
+              <w:right w:w="120" w:type="dxa"/>
+            </w:tcMar>
+          </w:tcPr>
+          <w:p>
+            <w:pPr>
+              <w:spacing w:before="60" w:after="60"/>
+              <w:jc w:val="center"/>
+            </w:pPr>
+            <w:r>
+              <w:rPr>
+                <w:rFonts w:ascii="Times New Roman" w:hAnsi="Times New Roman"/>
+                <w:b/>
+                <w:color w:val="FFFFFF"/>
+                <w:sz w:val="22"/>
+              </w:rPr>
+              <w:t>Vĩ độ (Lat)</w:t>
+            </w:r>
+          </w:p>
+        </w:tc>
+        <w:tc>
+          <w:tcPr>
+            <w:tcW w:type="dxa" w:w="1296"/>
+            <w:shd w:fill="1B365D"/>
+            <w:tcMar>
+              <w:top w:w="100" w:type="dxa"/>
+              <w:bottom w:w="100" w:type="dxa"/>
+              <w:left w:w="120" w:type="dxa"/>
+              <w:right w:w="120" w:type="dxa"/>
+            </w:tcMar>
+          </w:tcPr>
+          <w:p>
+            <w:pPr>
+              <w:spacing w:before="60" w:after="60"/>
+              <w:jc w:val="center"/>
+            </w:pPr>
+            <w:r>
+              <w:rPr>
+                <w:rFonts w:ascii="Times New Roman" w:hAnsi="Times New Roman"/>
+                <w:b/>
+                <w:color w:val="FFFFFF"/>
+                <w:sz w:val="22"/>
+              </w:rPr>
+              <w:t>Kinh độ (Lng)</w:t>
+            </w:r>
+          </w:p>
+        </w:tc>
         <w:tc>
           <w:tcPr>
             <w:tcW w:type="dxa" w:w="3168"/>
@@ -3727,34 +3598,7 @@
                 <w:color w:val="FFFFFF"/>
                 <w:sz w:val="22"/>
               </w:rPr>
-              <w:t>Màn hình TFT tại tủ</w:t>
-            </w:r>
-          </w:p>
-        </w:tc>
-        <w:tc>
-          <w:tcPr>
-            <w:tcW w:type="dxa" w:w="6192"/>
-            <w:shd w:fill="1B365D"/>
-            <w:tcMar>
-              <w:top w:w="100" w:type="dxa"/>
-              <w:bottom w:w="100" w:type="dxa"/>
-              <w:left w:w="120" w:type="dxa"/>
-              <w:right w:w="120" w:type="dxa"/>
-            </w:tcMar>
-          </w:tcPr>
-          <w:p>
-            <w:pPr>
-              <w:spacing w:before="60" w:after="60"/>
-              <w:jc w:val="center"/>
-            </w:pPr>
-            <w:r>
-              <w:rPr>
-                <w:rFonts w:ascii="Times New Roman" w:hAnsi="Times New Roman"/>
-                <w:b/>
-                <w:color w:val="FFFFFF"/>
-                <w:sz w:val="22"/>
-              </w:rPr>
-              <w:t>Nội dung hiển thị &amp; Các nút tương tác</w:t>
+              <w:t>Địa chỉ bố trí</w:t>
             </w:r>
           </w:p>
         </w:tc>
@@ -3762,7 +3606,7 @@
       <w:tr>
         <w:tc>
           <w:tcPr>
-            <w:tcW w:type="dxa" w:w="3168"/>
+            <w:tcW w:type="dxa" w:w="1872"/>
             <w:shd w:fill="FFFFFF"/>
             <w:tcBorders>
               <w:top w:val="single" w:sz="4" w:space="0" w:color="CBD5E1"/>
@@ -3788,15 +3632,13 @@
                 <w:color w:val="1F2937"/>
                 <w:sz w:val="21"/>
               </w:rPr>
-              <w:t>Màn hình 1: Trang chủ chờ</w:t>
-              <w:br/>
-              <w:t>(Standby Screen)</w:t>
+              <w:t>Tủ A (Vật lý thật)</w:t>
             </w:r>
           </w:p>
         </w:tc>
         <w:tc>
           <w:tcPr>
-            <w:tcW w:type="dxa" w:w="6192"/>
+            <w:tcW w:type="dxa" w:w="1728"/>
             <w:shd w:fill="FFFFFF"/>
             <w:tcBorders>
               <w:top w:val="single" w:sz="4" w:space="0" w:color="CBD5E1"/>
@@ -3822,15 +3664,103 @@
                 <w:color w:val="1F2937"/>
                 <w:sz w:val="21"/>
               </w:rPr>
-              <w:t>• Tiêu đề: 'HỆ THỐNG TỦ GIAO NHẬN THÔNG MINH IoT'</w:t>
-              <w:br/>
-              <w:t>• Hai nút bấm cảm ứng lớn ở giữa màn hình:</w:t>
-              <w:br/>
-              <w:t xml:space="preserve">  [📦 GIAO HÀNG (Dành cho Shipper)] (Màu Xanh dương)</w:t>
-              <w:br/>
-              <w:t xml:space="preserve">  [🎁 NHẬN HÀNG (Dành cho Khách hàng)] (Màu Xanh lá)</w:t>
-              <w:br/>
-              <w:t>• Góc dưới: Trạng thái kết nối Wi-Fi &amp; Ngày giờ hiện tại.</w:t>
+              <w:t>LOCKER_HN_01</w:t>
+            </w:r>
+          </w:p>
+        </w:tc>
+        <w:tc>
+          <w:tcPr>
+            <w:tcW w:type="dxa" w:w="1296"/>
+            <w:shd w:fill="FFFFFF"/>
+            <w:tcBorders>
+              <w:top w:val="single" w:sz="4" w:space="0" w:color="CBD5E1"/>
+              <w:left w:val="single" w:sz="4" w:space="0" w:color="CBD5E1"/>
+              <w:bottom w:val="single" w:sz="4" w:space="0" w:color="CBD5E1"/>
+              <w:right w:val="single" w:sz="4" w:space="0" w:color="CBD5E1"/>
+            </w:tcBorders>
+            <w:tcMar>
+              <w:top w:w="80" w:type="dxa"/>
+              <w:bottom w:w="80" w:type="dxa"/>
+              <w:left w:w="100" w:type="dxa"/>
+              <w:right w:w="100" w:type="dxa"/>
+            </w:tcMar>
+          </w:tcPr>
+          <w:p>
+            <w:pPr>
+              <w:spacing w:before="40" w:after="40" w:line="276" w:lineRule="auto"/>
+              <w:jc w:val="left"/>
+            </w:pPr>
+            <w:r>
+              <w:rPr>
+                <w:rFonts w:ascii="Times New Roman" w:hAnsi="Times New Roman"/>
+                <w:color w:val="1F2937"/>
+                <w:sz w:val="21"/>
+              </w:rPr>
+              <w:t>20.980645</w:t>
+            </w:r>
+          </w:p>
+        </w:tc>
+        <w:tc>
+          <w:tcPr>
+            <w:tcW w:type="dxa" w:w="1296"/>
+            <w:shd w:fill="FFFFFF"/>
+            <w:tcBorders>
+              <w:top w:val="single" w:sz="4" w:space="0" w:color="CBD5E1"/>
+              <w:left w:val="single" w:sz="4" w:space="0" w:color="CBD5E1"/>
+              <w:bottom w:val="single" w:sz="4" w:space="0" w:color="CBD5E1"/>
+              <w:right w:val="single" w:sz="4" w:space="0" w:color="CBD5E1"/>
+            </w:tcBorders>
+            <w:tcMar>
+              <w:top w:w="80" w:type="dxa"/>
+              <w:bottom w:w="80" w:type="dxa"/>
+              <w:left w:w="100" w:type="dxa"/>
+              <w:right w:w="100" w:type="dxa"/>
+            </w:tcMar>
+          </w:tcPr>
+          <w:p>
+            <w:pPr>
+              <w:spacing w:before="40" w:after="40" w:line="276" w:lineRule="auto"/>
+              <w:jc w:val="left"/>
+            </w:pPr>
+            <w:r>
+              <w:rPr>
+                <w:rFonts w:ascii="Times New Roman" w:hAnsi="Times New Roman"/>
+                <w:color w:val="1F2937"/>
+                <w:sz w:val="21"/>
+              </w:rPr>
+              <w:t>105.787920</w:t>
+            </w:r>
+          </w:p>
+        </w:tc>
+        <w:tc>
+          <w:tcPr>
+            <w:tcW w:type="dxa" w:w="3168"/>
+            <w:shd w:fill="FFFFFF"/>
+            <w:tcBorders>
+              <w:top w:val="single" w:sz="4" w:space="0" w:color="CBD5E1"/>
+              <w:left w:val="single" w:sz="4" w:space="0" w:color="CBD5E1"/>
+              <w:bottom w:val="single" w:sz="4" w:space="0" w:color="CBD5E1"/>
+              <w:right w:val="single" w:sz="4" w:space="0" w:color="CBD5E1"/>
+            </w:tcBorders>
+            <w:tcMar>
+              <w:top w:w="80" w:type="dxa"/>
+              <w:bottom w:w="80" w:type="dxa"/>
+              <w:left w:w="100" w:type="dxa"/>
+              <w:right w:w="100" w:type="dxa"/>
+            </w:tcMar>
+          </w:tcPr>
+          <w:p>
+            <w:pPr>
+              <w:spacing w:before="40" w:after="40" w:line="276" w:lineRule="auto"/>
+              <w:jc w:val="left"/>
+            </w:pPr>
+            <w:r>
+              <w:rPr>
+                <w:rFonts w:ascii="Times New Roman" w:hAnsi="Times New Roman"/>
+                <w:color w:val="1F2937"/>
+                <w:sz w:val="21"/>
+              </w:rPr>
+              <w:t>Sảnh KTX A1, Học viện CNBCVT, Hà Đông, Hà Nội</w:t>
             </w:r>
           </w:p>
         </w:tc>
@@ -3838,7 +3768,7 @@
       <w:tr>
         <w:tc>
           <w:tcPr>
-            <w:tcW w:type="dxa" w:w="3168"/>
+            <w:tcW w:type="dxa" w:w="1872"/>
             <w:shd w:fill="F8FAFC"/>
             <w:tcBorders>
               <w:top w:val="single" w:sz="4" w:space="0" w:color="CBD5E1"/>
@@ -3864,15 +3794,13 @@
                 <w:color w:val="1F2937"/>
                 <w:sz w:val="21"/>
               </w:rPr>
-              <w:t>Màn hình 2: Yêu cầu Xác thực</w:t>
-              <w:br/>
-              <w:t>(Shipper Auth Screen)</w:t>
+              <w:t>Tủ B (Mô phỏng ESP32)</w:t>
             </w:r>
           </w:p>
         </w:tc>
         <w:tc>
           <w:tcPr>
-            <w:tcW w:type="dxa" w:w="6192"/>
+            <w:tcW w:type="dxa" w:w="1728"/>
             <w:shd w:fill="F8FAFC"/>
             <w:tcBorders>
               <w:top w:val="single" w:sz="4" w:space="0" w:color="CBD5E1"/>
@@ -3898,123 +3826,13 @@
                 <w:color w:val="1F2937"/>
                 <w:sz w:val="21"/>
               </w:rPr>
-              <w:t>• Tiêu đề: 'XÁC THỰC DANH TÍNH SHIPPER'</w:t>
-              <w:br/>
-              <w:t>• Hướng dẫn: 'Vui lòng mở Web trên điện thoại, bấm Xác minh danh tính và đưa mã QR trước camera GM65'.</w:t>
-              <w:br/>
-              <w:t>• Nút cảm ứng nhỏ ở góc: [← Quay lại].</w:t>
-            </w:r>
-          </w:p>
-        </w:tc>
-      </w:tr>
-      <w:tr>
-        <w:tc>
-          <w:tcPr>
-            <w:tcW w:type="dxa" w:w="3168"/>
-            <w:shd w:fill="FFFFFF"/>
-            <w:tcBorders>
-              <w:top w:val="single" w:sz="4" w:space="0" w:color="CBD5E1"/>
-              <w:left w:val="single" w:sz="4" w:space="0" w:color="CBD5E1"/>
-              <w:bottom w:val="single" w:sz="4" w:space="0" w:color="CBD5E1"/>
-              <w:right w:val="single" w:sz="4" w:space="0" w:color="CBD5E1"/>
-            </w:tcBorders>
-            <w:tcMar>
-              <w:top w:w="80" w:type="dxa"/>
-              <w:bottom w:w="80" w:type="dxa"/>
-              <w:left w:w="100" w:type="dxa"/>
-              <w:right w:w="100" w:type="dxa"/>
-            </w:tcMar>
-          </w:tcPr>
-          <w:p>
-            <w:pPr>
-              <w:spacing w:before="40" w:after="40" w:line="276" w:lineRule="auto"/>
-              <w:jc w:val="center"/>
-            </w:pPr>
-            <w:r>
-              <w:rPr>
-                <w:rFonts w:ascii="Times New Roman" w:hAnsi="Times New Roman"/>
-                <w:color w:val="1F2937"/>
-                <w:sz w:val="21"/>
-              </w:rPr>
-              <w:t>Màn hình 3: Quét Mã Đơn Hàng</w:t>
-              <w:br/>
-              <w:t>(Order Scan Screen)</w:t>
+              <w:t>LOCKER_HN_02</w:t>
             </w:r>
           </w:p>
         </w:tc>
         <w:tc>
           <w:tcPr>
-            <w:tcW w:type="dxa" w:w="6192"/>
-            <w:shd w:fill="FFFFFF"/>
-            <w:tcBorders>
-              <w:top w:val="single" w:sz="4" w:space="0" w:color="CBD5E1"/>
-              <w:left w:val="single" w:sz="4" w:space="0" w:color="CBD5E1"/>
-              <w:bottom w:val="single" w:sz="4" w:space="0" w:color="CBD5E1"/>
-              <w:right w:val="single" w:sz="4" w:space="0" w:color="CBD5E1"/>
-            </w:tcBorders>
-            <w:tcMar>
-              <w:top w:w="80" w:type="dxa"/>
-              <w:bottom w:w="80" w:type="dxa"/>
-              <w:left w:w="100" w:type="dxa"/>
-              <w:right w:w="100" w:type="dxa"/>
-            </w:tcMar>
-          </w:tcPr>
-          <w:p>
-            <w:pPr>
-              <w:spacing w:before="40" w:after="40" w:line="276" w:lineRule="auto"/>
-              <w:jc w:val="left"/>
-            </w:pPr>
-            <w:r>
-              <w:rPr>
-                <w:rFonts w:ascii="Times New Roman" w:hAnsi="Times New Roman"/>
-                <w:color w:val="1F2937"/>
-                <w:sz w:val="21"/>
-              </w:rPr>
-              <w:t>• Tiêu đề: 'XIN CHÀO SHIPPER NGUYỄN VĂN A'</w:t>
-              <w:br/>
-              <w:t>• Chỉ dẫn: 'VUI LÒNG QUÉT MÃ ĐƠN HÀNG TRÊN KIỆN HÀNG QUA GM65'.</w:t>
-            </w:r>
-          </w:p>
-        </w:tc>
-      </w:tr>
-      <w:tr>
-        <w:tc>
-          <w:tcPr>
-            <w:tcW w:type="dxa" w:w="3168"/>
-            <w:shd w:fill="F8FAFC"/>
-            <w:tcBorders>
-              <w:top w:val="single" w:sz="4" w:space="0" w:color="CBD5E1"/>
-              <w:left w:val="single" w:sz="4" w:space="0" w:color="CBD5E1"/>
-              <w:bottom w:val="single" w:sz="4" w:space="0" w:color="CBD5E1"/>
-              <w:right w:val="single" w:sz="4" w:space="0" w:color="CBD5E1"/>
-            </w:tcBorders>
-            <w:tcMar>
-              <w:top w:w="80" w:type="dxa"/>
-              <w:bottom w:w="80" w:type="dxa"/>
-              <w:left w:w="100" w:type="dxa"/>
-              <w:right w:w="100" w:type="dxa"/>
-            </w:tcMar>
-          </w:tcPr>
-          <w:p>
-            <w:pPr>
-              <w:spacing w:before="40" w:after="40" w:line="276" w:lineRule="auto"/>
-              <w:jc w:val="center"/>
-            </w:pPr>
-            <w:r>
-              <w:rPr>
-                <w:rFonts w:ascii="Times New Roman" w:hAnsi="Times New Roman"/>
-                <w:color w:val="1F2937"/>
-                <w:sz w:val="21"/>
-              </w:rPr>
-              <w:t>Màn hình 4: Mở ngăn &amp; Hướng dẫn</w:t>
-              <w:br/>
-              <w:t>(Door Open Screen)</w:t>
-            </w:r>
-          </w:p>
-        </w:tc>
-        <w:tc>
-          <w:tcPr>
-            <w:tcW w:type="dxa" w:w="6192"/>
+            <w:tcW w:type="dxa" w:w="1296"/>
             <w:shd w:fill="F8FAFC"/>
             <w:tcBorders>
               <w:top w:val="single" w:sz="4" w:space="0" w:color="CBD5E1"/>
@@ -4040,54 +3858,14 @@
                 <w:color w:val="1F2937"/>
                 <w:sz w:val="21"/>
               </w:rPr>
-              <w:t>• Thông báo lớn màu xanh: 'ĐÃ MỞ NGĂN SỐ 2'</w:t>
-              <w:br/>
-              <w:t>• Chỉ dẫn: 'Vui lòng đặt kiện hàng vào ngăn và đóng chặt cửa tủ!'</w:t>
-              <w:br/>
-              <w:t>• Trạng thái cảm biến: 'Đang chờ đóng cửa...' ➔ 'Đang cân trọng lượng...'.</w:t>
-            </w:r>
-          </w:p>
-        </w:tc>
-      </w:tr>
-      <w:tr>
-        <w:tc>
-          <w:tcPr>
-            <w:tcW w:type="dxa" w:w="3168"/>
-            <w:shd w:fill="FFFFFF"/>
-            <w:tcBorders>
-              <w:top w:val="single" w:sz="4" w:space="0" w:color="CBD5E1"/>
-              <w:left w:val="single" w:sz="4" w:space="0" w:color="CBD5E1"/>
-              <w:bottom w:val="single" w:sz="4" w:space="0" w:color="CBD5E1"/>
-              <w:right w:val="single" w:sz="4" w:space="0" w:color="CBD5E1"/>
-            </w:tcBorders>
-            <w:tcMar>
-              <w:top w:w="80" w:type="dxa"/>
-              <w:bottom w:w="80" w:type="dxa"/>
-              <w:left w:w="100" w:type="dxa"/>
-              <w:right w:w="100" w:type="dxa"/>
-            </w:tcMar>
-          </w:tcPr>
-          <w:p>
-            <w:pPr>
-              <w:spacing w:before="40" w:after="40" w:line="276" w:lineRule="auto"/>
-              <w:jc w:val="center"/>
-            </w:pPr>
-            <w:r>
-              <w:rPr>
-                <w:rFonts w:ascii="Times New Roman" w:hAnsi="Times New Roman"/>
-                <w:color w:val="1F2937"/>
-                <w:sz w:val="21"/>
-              </w:rPr>
-              <w:t>Màn hình 5: Báo lỗi Timeout</w:t>
-              <w:br/>
-              <w:t>(Error Timeout Screen)</w:t>
+              <w:t>20.981850</w:t>
             </w:r>
           </w:p>
         </w:tc>
         <w:tc>
           <w:tcPr>
-            <w:tcW w:type="dxa" w:w="6192"/>
-            <w:shd w:fill="FFFFFF"/>
+            <w:tcW w:type="dxa" w:w="1296"/>
+            <w:shd w:fill="F8FAFC"/>
             <w:tcBorders>
               <w:top w:val="single" w:sz="4" w:space="0" w:color="CBD5E1"/>
               <w:left w:val="single" w:sz="4" w:space="0" w:color="CBD5E1"/>
@@ -4112,9 +3890,39 @@
                 <w:color w:val="1F2937"/>
                 <w:sz w:val="21"/>
               </w:rPr>
-              <w:t>• Nền đỏ cảnh báo: '❌ LỖI KẾT NỐI MÁY CHỦ! VUI LÒNG THỬ LẠI'</w:t>
-              <w:br/>
-              <w:t>• Đồng hồ đếm ngược 5 giây tự quay về Trang chủ chờ.</w:t>
+              <w:t>105.786500</w:t>
+            </w:r>
+          </w:p>
+        </w:tc>
+        <w:tc>
+          <w:tcPr>
+            <w:tcW w:type="dxa" w:w="3168"/>
+            <w:shd w:fill="F8FAFC"/>
+            <w:tcBorders>
+              <w:top w:val="single" w:sz="4" w:space="0" w:color="CBD5E1"/>
+              <w:left w:val="single" w:sz="4" w:space="0" w:color="CBD5E1"/>
+              <w:bottom w:val="single" w:sz="4" w:space="0" w:color="CBD5E1"/>
+              <w:right w:val="single" w:sz="4" w:space="0" w:color="CBD5E1"/>
+            </w:tcBorders>
+            <w:tcMar>
+              <w:top w:w="80" w:type="dxa"/>
+              <w:bottom w:w="80" w:type="dxa"/>
+              <w:left w:w="100" w:type="dxa"/>
+              <w:right w:w="100" w:type="dxa"/>
+            </w:tcMar>
+          </w:tcPr>
+          <w:p>
+            <w:pPr>
+              <w:spacing w:before="40" w:after="40" w:line="276" w:lineRule="auto"/>
+              <w:jc w:val="left"/>
+            </w:pPr>
+            <w:r>
+              <w:rPr>
+                <w:rFonts w:ascii="Times New Roman" w:hAnsi="Times New Roman"/>
+                <w:color w:val="1F2937"/>
+                <w:sz w:val="21"/>
+              </w:rPr>
+              <w:t>Tòa nhà Đa năng lân cận, Hà Đông, Hà Nội</w:t>
             </w:r>
           </w:p>
         </w:tc>
@@ -4137,7 +3945,23 @@
           <w:color w:val="0E7490"/>
           <w:sz w:val="26"/>
         </w:rPr>
-        <w:t>7.2. Đặc tả Giao diện Web Shipper trên Điện thoại</w:t>
+        <w:t>5.2. Quy Tắc Phân Loại 3 Trạng Thái Tủ Thời Gian Thực</w:t>
+      </w:r>
+    </w:p>
+    <w:p>
+      <w:pPr>
+        <w:spacing w:before="0" w:after="80" w:line="300" w:lineRule="auto"/>
+        <w:jc w:val="left"/>
+      </w:pPr>
+      <w:r>
+        <w:rPr>
+          <w:rFonts w:ascii="Times New Roman" w:hAnsi="Times New Roman"/>
+          <w:b w:val="0"/>
+          <w:i w:val="0"/>
+          <w:color w:val="1F2937"/>
+          <w:sz w:val="24"/>
+        </w:rPr>
+        <w:t>Mỗi điểm đánh dấu (Marker) trên bản đồ Leaflet.js tự động cập nhật màu sắc trực quan:</w:t>
       </w:r>
     </w:p>
     <w:p>
@@ -4152,7 +3976,7 @@
           <w:color w:val="1F2937"/>
           <w:sz w:val="24"/>
         </w:rPr>
-        <w:t xml:space="preserve">Trang chủ Shipper: </w:t>
+        <w:t xml:space="preserve">🟢 Xanh lá (Tủ Rỗi / Available): </w:t>
       </w:r>
       <w:r>
         <w:rPr>
@@ -4160,7 +3984,7 @@
           <w:color w:val="1F2937"/>
           <w:sz w:val="24"/>
         </w:rPr>
-        <w:t>Hiển thị danh sách các đơn hàng cần giao hôm nay theo từng địa điểm tủ.</w:t>
+        <w:t>Tủ đang kết nối mạng trực tuyến và CÒN ÍT NHẤT 1 NGĂN TRỐNG khả dụng trong ngày khách hàng chọn.</w:t>
       </w:r>
     </w:p>
     <w:p>
@@ -4175,7 +3999,7 @@
           <w:color w:val="1F2937"/>
           <w:sz w:val="24"/>
         </w:rPr>
-        <w:t xml:space="preserve">Nút hành động chính: </w:t>
+        <w:t xml:space="preserve">🔴 Đỏ (Tủ Bận / Full Capacity): </w:t>
       </w:r>
       <w:r>
         <w:rPr>
@@ -4183,7 +4007,7 @@
           <w:color w:val="1F2937"/>
           <w:sz w:val="24"/>
         </w:rPr>
-        <w:t>Nút màu cam nổi bật lớn: **[📱 XÁC MINH DANH TÍNH TẠI TỦ]**.</w:t>
+        <w:t>Tủ đang trực tuyến nhưng ĐÃ ĐƯỢC ĐẶT KÍN 100% số ngăn trong ngày khách hàng chọn.</w:t>
       </w:r>
     </w:p>
     <w:p>
@@ -4198,7 +4022,7 @@
           <w:color w:val="1F2937"/>
           <w:sz w:val="24"/>
         </w:rPr>
-        <w:t xml:space="preserve">Màn hình sinh mã QR: </w:t>
+        <w:t xml:space="preserve">⚪ Xám (Mất kết nối / Offline): </w:t>
       </w:r>
       <w:r>
         <w:rPr>
@@ -4206,7 +4030,7 @@
           <w:color w:val="1F2937"/>
           <w:sz w:val="24"/>
         </w:rPr>
-        <w:t>Khi bấm nút, màn hình bật một Modal hiển thị Mã QR Định danh Động (kèm đếm ngược 60 giây).</w:t>
+        <w:t>Quá 60 giây không nhận được gói tin Heartbeat từ thiết bị ESP32 của trạm tủ.</w:t>
       </w:r>
     </w:p>
     <w:p>
@@ -4221,7 +4045,23 @@
           <w:color w:val="0E7490"/>
           <w:sz w:val="26"/>
         </w:rPr>
-        <w:t>7.3. Đặc tả Màn hình Checkout Mua sắm (E-Commerce)</w:t>
+        <w:t>5.3. Thẻ Thông Tin Popup Chi Tiết &amp; Tra Cứu Điểm Tủ</w:t>
+      </w:r>
+    </w:p>
+    <w:p>
+      <w:pPr>
+        <w:spacing w:before="0" w:after="80" w:line="300" w:lineRule="auto"/>
+        <w:jc w:val="left"/>
+      </w:pPr>
+      <w:r>
+        <w:rPr>
+          <w:rFonts w:ascii="Times New Roman" w:hAnsi="Times New Roman"/>
+          <w:b w:val="0"/>
+          <w:i w:val="0"/>
+          <w:color w:val="1F2937"/>
+          <w:sz w:val="24"/>
+        </w:rPr>
+        <w:t>Khi người dùng nhấp chuột hoặc chạm vào một điểm tủ trên bản đồ, thẻ Popup xuất hiện hiển thị đầy đủ thông tin:</w:t>
       </w:r>
     </w:p>
     <w:p>
@@ -4236,7 +4076,7 @@
           <w:color w:val="1F2937"/>
           <w:sz w:val="24"/>
         </w:rPr>
-        <w:t xml:space="preserve">Form chọn nhận hàng: </w:t>
+        <w:t xml:space="preserve">Tên &amp; Địa chỉ tủ: </w:t>
       </w:r>
       <w:r>
         <w:rPr>
@@ -4244,7 +4084,7 @@
           <w:color w:val="1F2937"/>
           <w:sz w:val="24"/>
         </w:rPr>
-        <w:t>Tùy chọn Radio: Nhận tại tủ thông minh vs Giao hàng truyền thống.</w:t>
+        <w:t>Hiển thị tên định danh và mô tả vị trí lắp đặt.</w:t>
       </w:r>
     </w:p>
     <w:p>
@@ -4259,7 +4099,7 @@
           <w:color w:val="1F2937"/>
           <w:sz w:val="24"/>
         </w:rPr>
-        <w:t xml:space="preserve">Widget bản đồ &amp; Chọn ngày: </w:t>
+        <w:t xml:space="preserve">Tình trạng sức chứa: </w:t>
       </w:r>
       <w:r>
         <w:rPr>
@@ -4267,7 +4107,7 @@
           <w:color w:val="1F2937"/>
           <w:sz w:val="24"/>
         </w:rPr>
-        <w:t>Bản đồ mini chọn điểm tủ kèm Date Picker chọn ngày nhận hàng.</w:t>
+        <w:t>Ví dụ: 'Còn 2 / 3 ngăn khả dụng hôm nay'.</w:t>
       </w:r>
     </w:p>
     <w:p>
@@ -4282,7 +4122,7 @@
           <w:color w:val="1F2937"/>
           <w:sz w:val="24"/>
         </w:rPr>
-        <w:t xml:space="preserve">Hộp thoại Hết tủ: </w:t>
+        <w:t xml:space="preserve">Thời điểm cập nhật: </w:t>
       </w:r>
       <w:r>
         <w:rPr>
@@ -4290,7 +4130,130 @@
           <w:color w:val="1F2937"/>
           <w:sz w:val="24"/>
         </w:rPr>
-        <w:t>Modal tự động bật khi ngày nhận đã hết chỗ (do Pessimistic Locking từ chối): [Chuyển sang ship thường gọi điện] hoặc [Chọn ngày hôm sau còn chỗ].</w:t>
+        <w:t>Hiển thị thời gian đồng bộ dữ liệu cảm biến gần nhất.</w:t>
+      </w:r>
+    </w:p>
+    <w:p>
+      <w:pPr>
+        <w:pStyle w:val="ListBullet"/>
+        <w:spacing w:before="20" w:after="60" w:line="288" w:lineRule="auto"/>
+      </w:pPr>
+      <w:r>
+        <w:rPr>
+          <w:rFonts w:ascii="Times New Roman" w:hAnsi="Times New Roman"/>
+          <w:b/>
+          <w:color w:val="1F2937"/>
+          <w:sz w:val="24"/>
+        </w:rPr>
+        <w:t xml:space="preserve">Nút hành động nhanh: </w:t>
+      </w:r>
+      <w:r>
+        <w:rPr>
+          <w:rFonts w:ascii="Times New Roman" w:hAnsi="Times New Roman"/>
+          <w:color w:val="1F2937"/>
+          <w:sz w:val="24"/>
+        </w:rPr>
+        <w:t>Nút 'Chọn điểm tủ này' để tự động điền vào đơn hàng tại trang Checkout.</w:t>
+      </w:r>
+    </w:p>
+    <w:p>
+      <w:pPr>
+        <w:keepNext/>
+        <w:spacing w:before="240" w:after="80"/>
+      </w:pPr>
+      <w:r>
+        <w:rPr>
+          <w:rFonts w:ascii="Times New Roman" w:hAnsi="Times New Roman"/>
+          <w:b/>
+          <w:color w:val="0E7490"/>
+          <w:sz w:val="26"/>
+        </w:rPr>
+        <w:t>5.4. Luồng Đồng Bộ Dữ Liệu Thời Gian Thực (Hardware ➔ GIS)</w:t>
+      </w:r>
+    </w:p>
+    <w:p>
+      <w:pPr>
+        <w:spacing w:before="0" w:after="80" w:line="300" w:lineRule="auto"/>
+        <w:jc w:val="left"/>
+      </w:pPr>
+      <w:r>
+        <w:rPr>
+          <w:rFonts w:ascii="Times New Roman" w:hAnsi="Times New Roman"/>
+          <w:b w:val="0"/>
+          <w:i w:val="0"/>
+          <w:color w:val="1F2937"/>
+          <w:sz w:val="24"/>
+        </w:rPr>
+        <w:t>Khi một sự kiện nạp hàng hoặc lấy hàng diễn ra thành công tại tủ:</w:t>
+      </w:r>
+    </w:p>
+    <w:p>
+      <w:pPr>
+        <w:pStyle w:val="ListBullet"/>
+        <w:spacing w:before="20" w:after="60" w:line="288" w:lineRule="auto"/>
+      </w:pPr>
+      <w:r>
+        <w:rPr>
+          <w:rFonts w:ascii="Times New Roman" w:hAnsi="Times New Roman"/>
+          <w:b/>
+          <w:color w:val="1F2937"/>
+          <w:sz w:val="24"/>
+        </w:rPr>
+        <w:t xml:space="preserve">1. </w:t>
+      </w:r>
+      <w:r>
+        <w:rPr>
+          <w:rFonts w:ascii="Times New Roman" w:hAnsi="Times New Roman"/>
+          <w:color w:val="1F2937"/>
+          <w:sz w:val="24"/>
+        </w:rPr>
+        <w:t>ESP32 gửi gói tin MQTT lên Mosquitto Broker.</w:t>
+      </w:r>
+    </w:p>
+    <w:p>
+      <w:pPr>
+        <w:pStyle w:val="ListBullet"/>
+        <w:spacing w:before="20" w:after="60" w:line="288" w:lineRule="auto"/>
+      </w:pPr>
+      <w:r>
+        <w:rPr>
+          <w:rFonts w:ascii="Times New Roman" w:hAnsi="Times New Roman"/>
+          <w:b/>
+          <w:color w:val="1F2937"/>
+          <w:sz w:val="24"/>
+        </w:rPr>
+        <w:t xml:space="preserve">2. </w:t>
+      </w:r>
+      <w:r>
+        <w:rPr>
+          <w:rFonts w:ascii="Times New Roman" w:hAnsi="Times New Roman"/>
+          <w:color w:val="1F2937"/>
+          <w:sz w:val="24"/>
+        </w:rPr>
+        <w:t>Spring Boot Backend nhận gói tin, cập nhật bản ghi trong MySQL và đẩy thông báo qua WebSocket endpoint /topic/lockers/status.</w:t>
+      </w:r>
+    </w:p>
+    <w:p>
+      <w:pPr>
+        <w:pStyle w:val="ListBullet"/>
+        <w:spacing w:before="20" w:after="60" w:line="288" w:lineRule="auto"/>
+      </w:pPr>
+      <w:r>
+        <w:rPr>
+          <w:rFonts w:ascii="Times New Roman" w:hAnsi="Times New Roman"/>
+          <w:b/>
+          <w:color w:val="1F2937"/>
+          <w:sz w:val="24"/>
+        </w:rPr>
+        <w:t xml:space="preserve">3. </w:t>
+      </w:r>
+      <w:r>
+        <w:rPr>
+          <w:rFonts w:ascii="Times New Roman" w:hAnsi="Times New Roman"/>
+          <w:color w:val="1F2937"/>
+          <w:sz w:val="24"/>
+        </w:rPr>
+        <w:t>Ứng dụng Frontend React nhận bản tin WebSocket và tự động làm mới trạng thái Marker trên Bản đồ Leaflet mà người dùng không cần tải lại trang.</w:t>
       </w:r>
     </w:p>
     <w:p>
@@ -4310,7 +4273,309 @@
           <w:color w:val="1B365D"/>
           <w:sz w:val="30"/>
         </w:rPr>
-        <w:t>CHƯƠNG 8. THIẾT KẾ REST API VÀ GIAO THỨC WEBSOCKET REAL-TIME</w:t>
+        <w:t>CHƯƠNG 6. PHÂN HỆ QUẢN TRỊ VIÊN &amp; VẬN HÀNH (ADMIN &amp; OPERATOR PORTAL)</w:t>
+      </w:r>
+    </w:p>
+    <w:p>
+      <w:pPr>
+        <w:keepNext/>
+        <w:spacing w:before="240" w:after="80"/>
+      </w:pPr>
+      <w:r>
+        <w:rPr>
+          <w:rFonts w:ascii="Times New Roman" w:hAnsi="Times New Roman"/>
+          <w:b/>
+          <w:color w:val="0E7490"/>
+          <w:sz w:val="26"/>
+        </w:rPr>
+        <w:t>6.1. Bảng Điều Khiển KPI &amp; Sơ Đồ Giám Sát Lưới Ngăn Tủ</w:t>
+      </w:r>
+    </w:p>
+    <w:p>
+      <w:pPr>
+        <w:pStyle w:val="ListBullet"/>
+        <w:spacing w:before="20" w:after="60" w:line="288" w:lineRule="auto"/>
+      </w:pPr>
+      <w:r>
+        <w:rPr>
+          <w:rFonts w:ascii="Times New Roman" w:hAnsi="Times New Roman"/>
+          <w:b/>
+          <w:color w:val="1F2937"/>
+          <w:sz w:val="24"/>
+        </w:rPr>
+        <w:t xml:space="preserve">Chỉ số hiệu năng (KPI): </w:t>
+      </w:r>
+      <w:r>
+        <w:rPr>
+          <w:rFonts w:ascii="Times New Roman" w:hAnsi="Times New Roman"/>
+          <w:color w:val="1F2937"/>
+          <w:sz w:val="24"/>
+        </w:rPr>
+        <w:t>Tỷ lệ lấp đầy ngăn tủ (Occupancy Rate), tổng số lượt giao nhận thành công trong ngày và thời gian lưu kho trung bình.</w:t>
+      </w:r>
+    </w:p>
+    <w:p>
+      <w:pPr>
+        <w:pStyle w:val="ListBullet"/>
+        <w:spacing w:before="20" w:after="60" w:line="288" w:lineRule="auto"/>
+      </w:pPr>
+      <w:r>
+        <w:rPr>
+          <w:rFonts w:ascii="Times New Roman" w:hAnsi="Times New Roman"/>
+          <w:b/>
+          <w:color w:val="1F2937"/>
+          <w:sz w:val="24"/>
+        </w:rPr>
+        <w:t xml:space="preserve">Sơ đồ lưới trực quan: </w:t>
+      </w:r>
+      <w:r>
+        <w:rPr>
+          <w:rFonts w:ascii="Times New Roman" w:hAnsi="Times New Roman"/>
+          <w:color w:val="1F2937"/>
+          <w:sz w:val="24"/>
+        </w:rPr>
+        <w:t>Hiển thị trực quan từng ngăn của từng trạm tủ: ngăn nào đang có hàng (DEPOSITED kèm trọng lượng thực tế), ngăn nào đang trống (EMPTY), trạng thái cửa mở/đóng.</w:t>
+      </w:r>
+    </w:p>
+    <w:p>
+      <w:pPr>
+        <w:pStyle w:val="ListBullet"/>
+        <w:spacing w:before="20" w:after="60" w:line="288" w:lineRule="auto"/>
+      </w:pPr>
+      <w:r>
+        <w:rPr>
+          <w:rFonts w:ascii="Times New Roman" w:hAnsi="Times New Roman"/>
+          <w:b/>
+          <w:color w:val="1F2937"/>
+          <w:sz w:val="24"/>
+        </w:rPr>
+        <w:t xml:space="preserve">Mở khóa khẩn cấp (Emergency Override): </w:t>
+      </w:r>
+      <w:r>
+        <w:rPr>
+          <w:rFonts w:ascii="Times New Roman" w:hAnsi="Times New Roman"/>
+          <w:color w:val="1F2937"/>
+          <w:sz w:val="24"/>
+        </w:rPr>
+        <w:t>Cho phép Quản trị viên kích hoạt mở khóa cưỡng bức từ xa trong trường hợp kẹt khóa hoặc xử lý khiếu nại.</w:t>
+      </w:r>
+    </w:p>
+    <w:p>
+      <w:pPr>
+        <w:keepNext/>
+        <w:spacing w:before="240" w:after="80"/>
+      </w:pPr>
+      <w:r>
+        <w:rPr>
+          <w:rFonts w:ascii="Times New Roman" w:hAnsi="Times New Roman"/>
+          <w:b/>
+          <w:color w:val="0E7490"/>
+          <w:sz w:val="26"/>
+        </w:rPr>
+        <w:t>6.2. Quản Lý Lịch Biểu Sức Chứa (Locker Slot Calendar)</w:t>
+      </w:r>
+    </w:p>
+    <w:p>
+      <w:pPr>
+        <w:pStyle w:val="ListBullet"/>
+        <w:spacing w:before="20" w:after="60" w:line="288" w:lineRule="auto"/>
+      </w:pPr>
+      <w:r>
+        <w:rPr>
+          <w:rFonts w:ascii="Times New Roman" w:hAnsi="Times New Roman"/>
+          <w:b/>
+          <w:color w:val="1F2937"/>
+          <w:sz w:val="24"/>
+        </w:rPr>
+        <w:t xml:space="preserve">Ma trận sức chứa theo ngày: </w:t>
+      </w:r>
+      <w:r>
+        <w:rPr>
+          <w:rFonts w:ascii="Times New Roman" w:hAnsi="Times New Roman"/>
+          <w:color w:val="1F2937"/>
+          <w:sz w:val="24"/>
+        </w:rPr>
+        <w:t>Xem và theo dõi số lượng ngăn đã được đặt trước cho từng ngày trong tháng.</w:t>
+      </w:r>
+    </w:p>
+    <w:p>
+      <w:pPr>
+        <w:pStyle w:val="ListBullet"/>
+        <w:spacing w:before="20" w:after="60" w:line="288" w:lineRule="auto"/>
+      </w:pPr>
+      <w:r>
+        <w:rPr>
+          <w:rFonts w:ascii="Times New Roman" w:hAnsi="Times New Roman"/>
+          <w:b/>
+          <w:color w:val="1F2937"/>
+          <w:sz w:val="24"/>
+        </w:rPr>
+        <w:t xml:space="preserve">Khóa bảo trì ngăn tủ: </w:t>
+      </w:r>
+      <w:r>
+        <w:rPr>
+          <w:rFonts w:ascii="Times New Roman" w:hAnsi="Times New Roman"/>
+          <w:color w:val="1F2937"/>
+          <w:sz w:val="24"/>
+        </w:rPr>
+        <w:t>Cho phép tạm khóa một ngăn cụ thể khỏi lịch đặt trước khi phát hiện cảm biến hoặc khóa cần bảo dưỡng kỹ thuật.</w:t>
+      </w:r>
+    </w:p>
+    <w:p>
+      <w:pPr>
+        <w:keepNext/>
+        <w:spacing w:before="240" w:after="80"/>
+      </w:pPr>
+      <w:r>
+        <w:rPr>
+          <w:rFonts w:ascii="Times New Roman" w:hAnsi="Times New Roman"/>
+          <w:b/>
+          <w:color w:val="0E7490"/>
+          <w:sz w:val="26"/>
+        </w:rPr>
+        <w:t>6.3. Quản Lý &amp; Xử Lý Đơn Hàng Quá Hạn Lưu Kho Sau 24h00 Ngày Hôm Sau</w:t>
+      </w:r>
+    </w:p>
+    <w:p>
+      <w:pPr>
+        <w:pStyle w:val="ListBullet"/>
+        <w:spacing w:before="20" w:after="60" w:line="288" w:lineRule="auto"/>
+      </w:pPr>
+      <w:r>
+        <w:rPr>
+          <w:rFonts w:ascii="Times New Roman" w:hAnsi="Times New Roman"/>
+          <w:b/>
+          <w:color w:val="1F2937"/>
+          <w:sz w:val="24"/>
+        </w:rPr>
+        <w:t xml:space="preserve">Lọc danh sách quá hạn: </w:t>
+      </w:r>
+      <w:r>
+        <w:rPr>
+          <w:rFonts w:ascii="Times New Roman" w:hAnsi="Times New Roman"/>
+          <w:color w:val="1F2937"/>
+          <w:sz w:val="24"/>
+        </w:rPr>
+        <w:t>Giao diện tập trung toàn bộ các bưu kiện có trạng thái OVERDUE sau mốc 24h00 của ngày hôm sau.</w:t>
+      </w:r>
+    </w:p>
+    <w:p>
+      <w:pPr>
+        <w:pStyle w:val="ListBullet"/>
+        <w:spacing w:before="20" w:after="60" w:line="288" w:lineRule="auto"/>
+      </w:pPr>
+      <w:r>
+        <w:rPr>
+          <w:rFonts w:ascii="Times New Roman" w:hAnsi="Times New Roman"/>
+          <w:b/>
+          <w:color w:val="1F2937"/>
+          <w:sz w:val="24"/>
+        </w:rPr>
+        <w:t xml:space="preserve">Điều phối thu hồi: </w:t>
+      </w:r>
+      <w:r>
+        <w:rPr>
+          <w:rFonts w:ascii="Times New Roman" w:hAnsi="Times New Roman"/>
+          <w:color w:val="1F2937"/>
+          <w:sz w:val="24"/>
+        </w:rPr>
+        <w:t>Quản trị viên phát lệnh điều phối shipper tới thu gom bưu kiện quá hạn chuyển về bưu cục trung tâm, tự động giải phóng ngăn tủ phục vụ các khách hàng của ngày mới.</w:t>
+      </w:r>
+    </w:p>
+    <w:p>
+      <w:pPr>
+        <w:keepNext/>
+        <w:spacing w:before="240" w:after="80"/>
+      </w:pPr>
+      <w:r>
+        <w:rPr>
+          <w:rFonts w:ascii="Times New Roman" w:hAnsi="Times New Roman"/>
+          <w:b/>
+          <w:color w:val="0E7490"/>
+          <w:sz w:val="26"/>
+        </w:rPr>
+        <w:t>6.4. Giám Sát Nhịp Tim Kết Nối (Heartbeat Monitoring)</w:t>
+      </w:r>
+    </w:p>
+    <w:p>
+      <w:pPr>
+        <w:pStyle w:val="ListBullet"/>
+        <w:spacing w:before="20" w:after="60" w:line="288" w:lineRule="auto"/>
+      </w:pPr>
+      <w:r>
+        <w:rPr>
+          <w:rFonts w:ascii="Times New Roman" w:hAnsi="Times New Roman"/>
+          <w:b/>
+          <w:color w:val="1F2937"/>
+          <w:sz w:val="24"/>
+        </w:rPr>
+        <w:t xml:space="preserve">Chu kỳ gửi tín hiệu: </w:t>
+      </w:r>
+      <w:r>
+        <w:rPr>
+          <w:rFonts w:ascii="Times New Roman" w:hAnsi="Times New Roman"/>
+          <w:color w:val="1F2937"/>
+          <w:sz w:val="24"/>
+        </w:rPr>
+        <w:t>Mỗi bo mạch ESP32 định kỳ 30 giây gửi một bản tin Heartbeat (kèm cường độ sóng Wi-Fi RSSI và điện áp nguồn).</w:t>
+      </w:r>
+    </w:p>
+    <w:p>
+      <w:pPr>
+        <w:pStyle w:val="ListBullet"/>
+        <w:spacing w:before="20" w:after="60" w:line="288" w:lineRule="auto"/>
+      </w:pPr>
+      <w:r>
+        <w:rPr>
+          <w:rFonts w:ascii="Times New Roman" w:hAnsi="Times New Roman"/>
+          <w:b/>
+          <w:color w:val="1F2937"/>
+          <w:sz w:val="24"/>
+        </w:rPr>
+        <w:t xml:space="preserve">Phát hiện mất kết nối: </w:t>
+      </w:r>
+      <w:r>
+        <w:rPr>
+          <w:rFonts w:ascii="Times New Roman" w:hAnsi="Times New Roman"/>
+          <w:color w:val="1F2937"/>
+          <w:sz w:val="24"/>
+        </w:rPr>
+        <w:t>Nếu quá 60 giây không nhận được tín hiệu từ một trạm tủ, hệ thống tự động gắn nhãn Offline, hiển thị còi báo động trên Dashboard và đổi màu Marker trên bản đồ sang màu xám.</w:t>
+      </w:r>
+    </w:p>
+    <w:p>
+      <w:r>
+        <w:br w:type="page"/>
+      </w:r>
+    </w:p>
+    <w:p>
+      <w:pPr>
+        <w:keepNext/>
+        <w:spacing w:before="320" w:after="120"/>
+      </w:pPr>
+      <w:r>
+        <w:rPr>
+          <w:rFonts w:ascii="Times New Roman" w:hAnsi="Times New Roman"/>
+          <w:b/>
+          <w:color w:val="1B365D"/>
+          <w:sz w:val="30"/>
+        </w:rPr>
+        <w:t>CHƯƠNG 7. THIẾT KẾ REST API &amp; PHÂN CÔNG NHIỆM VỤ THÀNH VIÊN NHÓM</w:t>
+      </w:r>
+    </w:p>
+    <w:p>
+      <w:pPr>
+        <w:keepNext/>
+        <w:spacing w:before="240" w:after="80"/>
+      </w:pPr>
+      <w:r>
+        <w:rPr>
+          <w:rFonts w:ascii="Times New Roman" w:hAnsi="Times New Roman"/>
+          <w:b/>
+          <w:color w:val="0E7490"/>
+          <w:sz w:val="26"/>
+        </w:rPr>
+        <w:t>7.1. Danh Mục REST API Hoàn Thiện Của Hệ Thống</w:t>
       </w:r>
     </w:p>
     <w:tbl>
@@ -4355,7 +4620,7 @@
         </w:tc>
         <w:tc>
           <w:tcPr>
-            <w:tcW w:type="dxa" w:w="3600"/>
+            <w:tcW w:type="dxa" w:w="3312"/>
             <w:shd w:fill="1B365D"/>
             <w:tcMar>
               <w:top w:w="100" w:type="dxa"/>
@@ -4382,7 +4647,7 @@
         </w:tc>
         <w:tc>
           <w:tcPr>
-            <w:tcW w:type="dxa" w:w="2016"/>
+            <w:tcW w:type="dxa" w:w="1872"/>
             <w:shd w:fill="1B365D"/>
             <w:tcMar>
               <w:top w:w="100" w:type="dxa"/>
@@ -4409,7 +4674,7 @@
         </w:tc>
         <w:tc>
           <w:tcPr>
-            <w:tcW w:type="dxa" w:w="2592"/>
+            <w:tcW w:type="dxa" w:w="3024"/>
             <w:shd w:fill="1B365D"/>
             <w:tcMar>
               <w:top w:w="100" w:type="dxa"/>
@@ -4470,7 +4735,7 @@
         </w:tc>
         <w:tc>
           <w:tcPr>
-            <w:tcW w:type="dxa" w:w="3600"/>
+            <w:tcW w:type="dxa" w:w="3312"/>
             <w:shd w:fill="FFFFFF"/>
             <w:tcBorders>
               <w:top w:val="single" w:sz="4" w:space="0" w:color="CBD5E1"/>
@@ -4496,13 +4761,13 @@
                 <w:color w:val="1F2937"/>
                 <w:sz w:val="21"/>
               </w:rPr>
-              <w:t>/api/v1/orders/checkout</w:t>
+              <w:t>/api/auth/login</w:t>
             </w:r>
           </w:p>
         </w:tc>
         <w:tc>
           <w:tcPr>
-            <w:tcW w:type="dxa" w:w="2016"/>
+            <w:tcW w:type="dxa" w:w="1872"/>
             <w:shd w:fill="FFFFFF"/>
             <w:tcBorders>
               <w:top w:val="single" w:sz="4" w:space="0" w:color="CBD5E1"/>
@@ -4528,13 +4793,13 @@
                 <w:color w:val="1F2937"/>
                 <w:sz w:val="21"/>
               </w:rPr>
-              <w:t>Public / Customer</w:t>
+              <w:t>Public</w:t>
             </w:r>
           </w:p>
         </w:tc>
         <w:tc>
           <w:tcPr>
-            <w:tcW w:type="dxa" w:w="2592"/>
+            <w:tcW w:type="dxa" w:w="3024"/>
             <w:shd w:fill="FFFFFF"/>
             <w:tcBorders>
               <w:top w:val="single" w:sz="4" w:space="0" w:color="CBD5E1"/>
@@ -4560,7 +4825,267 @@
                 <w:color w:val="1F2937"/>
                 <w:sz w:val="21"/>
               </w:rPr>
-              <w:t>Tạo đơn hàng mua sắm, áp dụng Pessimistic Locking khóa giữ chỗ ngăn tủ theo ngày.</w:t>
+              <w:t>Đăng nhập xác thực người dùng (JWT Token)</w:t>
+            </w:r>
+          </w:p>
+        </w:tc>
+      </w:tr>
+      <w:tr>
+        <w:tc>
+          <w:tcPr>
+            <w:tcW w:type="dxa" w:w="1152"/>
+            <w:shd w:fill="F8FAFC"/>
+            <w:tcBorders>
+              <w:top w:val="single" w:sz="4" w:space="0" w:color="CBD5E1"/>
+              <w:left w:val="single" w:sz="4" w:space="0" w:color="CBD5E1"/>
+              <w:bottom w:val="single" w:sz="4" w:space="0" w:color="CBD5E1"/>
+              <w:right w:val="single" w:sz="4" w:space="0" w:color="CBD5E1"/>
+            </w:tcBorders>
+            <w:tcMar>
+              <w:top w:w="80" w:type="dxa"/>
+              <w:bottom w:w="80" w:type="dxa"/>
+              <w:left w:w="100" w:type="dxa"/>
+              <w:right w:w="100" w:type="dxa"/>
+            </w:tcMar>
+          </w:tcPr>
+          <w:p>
+            <w:pPr>
+              <w:spacing w:before="40" w:after="40" w:line="276" w:lineRule="auto"/>
+              <w:jc w:val="center"/>
+            </w:pPr>
+            <w:r>
+              <w:rPr>
+                <w:rFonts w:ascii="Times New Roman" w:hAnsi="Times New Roman"/>
+                <w:color w:val="1F2937"/>
+                <w:sz w:val="21"/>
+              </w:rPr>
+              <w:t>POST</w:t>
+            </w:r>
+          </w:p>
+        </w:tc>
+        <w:tc>
+          <w:tcPr>
+            <w:tcW w:type="dxa" w:w="3312"/>
+            <w:shd w:fill="F8FAFC"/>
+            <w:tcBorders>
+              <w:top w:val="single" w:sz="4" w:space="0" w:color="CBD5E1"/>
+              <w:left w:val="single" w:sz="4" w:space="0" w:color="CBD5E1"/>
+              <w:bottom w:val="single" w:sz="4" w:space="0" w:color="CBD5E1"/>
+              <w:right w:val="single" w:sz="4" w:space="0" w:color="CBD5E1"/>
+            </w:tcBorders>
+            <w:tcMar>
+              <w:top w:w="80" w:type="dxa"/>
+              <w:bottom w:w="80" w:type="dxa"/>
+              <w:left w:w="100" w:type="dxa"/>
+              <w:right w:w="100" w:type="dxa"/>
+            </w:tcMar>
+          </w:tcPr>
+          <w:p>
+            <w:pPr>
+              <w:spacing w:before="40" w:after="40" w:line="276" w:lineRule="auto"/>
+              <w:jc w:val="left"/>
+            </w:pPr>
+            <w:r>
+              <w:rPr>
+                <w:rFonts w:ascii="Times New Roman" w:hAnsi="Times New Roman"/>
+                <w:color w:val="1F2937"/>
+                <w:sz w:val="21"/>
+              </w:rPr>
+              <w:t>/api/auth/register</w:t>
+            </w:r>
+          </w:p>
+        </w:tc>
+        <w:tc>
+          <w:tcPr>
+            <w:tcW w:type="dxa" w:w="1872"/>
+            <w:shd w:fill="F8FAFC"/>
+            <w:tcBorders>
+              <w:top w:val="single" w:sz="4" w:space="0" w:color="CBD5E1"/>
+              <w:left w:val="single" w:sz="4" w:space="0" w:color="CBD5E1"/>
+              <w:bottom w:val="single" w:sz="4" w:space="0" w:color="CBD5E1"/>
+              <w:right w:val="single" w:sz="4" w:space="0" w:color="CBD5E1"/>
+            </w:tcBorders>
+            <w:tcMar>
+              <w:top w:w="80" w:type="dxa"/>
+              <w:bottom w:w="80" w:type="dxa"/>
+              <w:left w:w="100" w:type="dxa"/>
+              <w:right w:w="100" w:type="dxa"/>
+            </w:tcMar>
+          </w:tcPr>
+          <w:p>
+            <w:pPr>
+              <w:spacing w:before="40" w:after="40" w:line="276" w:lineRule="auto"/>
+              <w:jc w:val="left"/>
+            </w:pPr>
+            <w:r>
+              <w:rPr>
+                <w:rFonts w:ascii="Times New Roman" w:hAnsi="Times New Roman"/>
+                <w:color w:val="1F2937"/>
+                <w:sz w:val="21"/>
+              </w:rPr>
+              <w:t>Public</w:t>
+            </w:r>
+          </w:p>
+        </w:tc>
+        <w:tc>
+          <w:tcPr>
+            <w:tcW w:type="dxa" w:w="3024"/>
+            <w:shd w:fill="F8FAFC"/>
+            <w:tcBorders>
+              <w:top w:val="single" w:sz="4" w:space="0" w:color="CBD5E1"/>
+              <w:left w:val="single" w:sz="4" w:space="0" w:color="CBD5E1"/>
+              <w:bottom w:val="single" w:sz="4" w:space="0" w:color="CBD5E1"/>
+              <w:right w:val="single" w:sz="4" w:space="0" w:color="CBD5E1"/>
+            </w:tcBorders>
+            <w:tcMar>
+              <w:top w:w="80" w:type="dxa"/>
+              <w:bottom w:w="80" w:type="dxa"/>
+              <w:left w:w="100" w:type="dxa"/>
+              <w:right w:w="100" w:type="dxa"/>
+            </w:tcMar>
+          </w:tcPr>
+          <w:p>
+            <w:pPr>
+              <w:spacing w:before="40" w:after="40" w:line="276" w:lineRule="auto"/>
+              <w:jc w:val="left"/>
+            </w:pPr>
+            <w:r>
+              <w:rPr>
+                <w:rFonts w:ascii="Times New Roman" w:hAnsi="Times New Roman"/>
+                <w:color w:val="1F2937"/>
+                <w:sz w:val="21"/>
+              </w:rPr>
+              <w:t>Đăng ký tài khoản khách hàng mới</w:t>
+            </w:r>
+          </w:p>
+        </w:tc>
+      </w:tr>
+      <w:tr>
+        <w:tc>
+          <w:tcPr>
+            <w:tcW w:type="dxa" w:w="1152"/>
+            <w:shd w:fill="FFFFFF"/>
+            <w:tcBorders>
+              <w:top w:val="single" w:sz="4" w:space="0" w:color="CBD5E1"/>
+              <w:left w:val="single" w:sz="4" w:space="0" w:color="CBD5E1"/>
+              <w:bottom w:val="single" w:sz="4" w:space="0" w:color="CBD5E1"/>
+              <w:right w:val="single" w:sz="4" w:space="0" w:color="CBD5E1"/>
+            </w:tcBorders>
+            <w:tcMar>
+              <w:top w:w="80" w:type="dxa"/>
+              <w:bottom w:w="80" w:type="dxa"/>
+              <w:left w:w="100" w:type="dxa"/>
+              <w:right w:w="100" w:type="dxa"/>
+            </w:tcMar>
+          </w:tcPr>
+          <w:p>
+            <w:pPr>
+              <w:spacing w:before="40" w:after="40" w:line="276" w:lineRule="auto"/>
+              <w:jc w:val="center"/>
+            </w:pPr>
+            <w:r>
+              <w:rPr>
+                <w:rFonts w:ascii="Times New Roman" w:hAnsi="Times New Roman"/>
+                <w:color w:val="1F2937"/>
+                <w:sz w:val="21"/>
+              </w:rPr>
+              <w:t>GET</w:t>
+            </w:r>
+          </w:p>
+        </w:tc>
+        <w:tc>
+          <w:tcPr>
+            <w:tcW w:type="dxa" w:w="3312"/>
+            <w:shd w:fill="FFFFFF"/>
+            <w:tcBorders>
+              <w:top w:val="single" w:sz="4" w:space="0" w:color="CBD5E1"/>
+              <w:left w:val="single" w:sz="4" w:space="0" w:color="CBD5E1"/>
+              <w:bottom w:val="single" w:sz="4" w:space="0" w:color="CBD5E1"/>
+              <w:right w:val="single" w:sz="4" w:space="0" w:color="CBD5E1"/>
+            </w:tcBorders>
+            <w:tcMar>
+              <w:top w:w="80" w:type="dxa"/>
+              <w:bottom w:w="80" w:type="dxa"/>
+              <w:left w:w="100" w:type="dxa"/>
+              <w:right w:w="100" w:type="dxa"/>
+            </w:tcMar>
+          </w:tcPr>
+          <w:p>
+            <w:pPr>
+              <w:spacing w:before="40" w:after="40" w:line="276" w:lineRule="auto"/>
+              <w:jc w:val="left"/>
+            </w:pPr>
+            <w:r>
+              <w:rPr>
+                <w:rFonts w:ascii="Times New Roman" w:hAnsi="Times New Roman"/>
+                <w:color w:val="1F2937"/>
+                <w:sz w:val="21"/>
+              </w:rPr>
+              <w:t>/api/lockers</w:t>
+            </w:r>
+          </w:p>
+        </w:tc>
+        <w:tc>
+          <w:tcPr>
+            <w:tcW w:type="dxa" w:w="1872"/>
+            <w:shd w:fill="FFFFFF"/>
+            <w:tcBorders>
+              <w:top w:val="single" w:sz="4" w:space="0" w:color="CBD5E1"/>
+              <w:left w:val="single" w:sz="4" w:space="0" w:color="CBD5E1"/>
+              <w:bottom w:val="single" w:sz="4" w:space="0" w:color="CBD5E1"/>
+              <w:right w:val="single" w:sz="4" w:space="0" w:color="CBD5E1"/>
+            </w:tcBorders>
+            <w:tcMar>
+              <w:top w:w="80" w:type="dxa"/>
+              <w:bottom w:w="80" w:type="dxa"/>
+              <w:left w:w="100" w:type="dxa"/>
+              <w:right w:w="100" w:type="dxa"/>
+            </w:tcMar>
+          </w:tcPr>
+          <w:p>
+            <w:pPr>
+              <w:spacing w:before="40" w:after="40" w:line="276" w:lineRule="auto"/>
+              <w:jc w:val="left"/>
+            </w:pPr>
+            <w:r>
+              <w:rPr>
+                <w:rFonts w:ascii="Times New Roman" w:hAnsi="Times New Roman"/>
+                <w:color w:val="1F2937"/>
+                <w:sz w:val="21"/>
+              </w:rPr>
+              <w:t>Public</w:t>
+            </w:r>
+          </w:p>
+        </w:tc>
+        <w:tc>
+          <w:tcPr>
+            <w:tcW w:type="dxa" w:w="3024"/>
+            <w:shd w:fill="FFFFFF"/>
+            <w:tcBorders>
+              <w:top w:val="single" w:sz="4" w:space="0" w:color="CBD5E1"/>
+              <w:left w:val="single" w:sz="4" w:space="0" w:color="CBD5E1"/>
+              <w:bottom w:val="single" w:sz="4" w:space="0" w:color="CBD5E1"/>
+              <w:right w:val="single" w:sz="4" w:space="0" w:color="CBD5E1"/>
+            </w:tcBorders>
+            <w:tcMar>
+              <w:top w:w="80" w:type="dxa"/>
+              <w:bottom w:w="80" w:type="dxa"/>
+              <w:left w:w="100" w:type="dxa"/>
+              <w:right w:w="100" w:type="dxa"/>
+            </w:tcMar>
+          </w:tcPr>
+          <w:p>
+            <w:pPr>
+              <w:spacing w:before="40" w:after="40" w:line="276" w:lineRule="auto"/>
+              <w:jc w:val="left"/>
+            </w:pPr>
+            <w:r>
+              <w:rPr>
+                <w:rFonts w:ascii="Times New Roman" w:hAnsi="Times New Roman"/>
+                <w:color w:val="1F2937"/>
+                <w:sz w:val="21"/>
+              </w:rPr>
+              <w:t>Lấy danh sách các trạm tủ kèm tọa độ GIS WGS84</w:t>
             </w:r>
           </w:p>
         </w:tc>
@@ -4600,7 +5125,7 @@
         </w:tc>
         <w:tc>
           <w:tcPr>
-            <w:tcW w:type="dxa" w:w="3600"/>
+            <w:tcW w:type="dxa" w:w="3312"/>
             <w:shd w:fill="F8FAFC"/>
             <w:tcBorders>
               <w:top w:val="single" w:sz="4" w:space="0" w:color="CBD5E1"/>
@@ -4626,13 +5151,13 @@
                 <w:color w:val="1F2937"/>
                 <w:sz w:val="21"/>
               </w:rPr>
-              <w:t>/api/v1/lockers/{id}/capacity</w:t>
+              <w:t>/api/lockers/{id}/capacity</w:t>
             </w:r>
           </w:p>
         </w:tc>
         <w:tc>
           <w:tcPr>
-            <w:tcW w:type="dxa" w:w="2016"/>
+            <w:tcW w:type="dxa" w:w="1872"/>
             <w:shd w:fill="F8FAFC"/>
             <w:tcBorders>
               <w:top w:val="single" w:sz="4" w:space="0" w:color="CBD5E1"/>
@@ -4658,13 +5183,13 @@
                 <w:color w:val="1F2937"/>
                 <w:sz w:val="21"/>
               </w:rPr>
-              <w:t>Public / Customer</w:t>
+              <w:t>Public</w:t>
             </w:r>
           </w:p>
         </w:tc>
         <w:tc>
           <w:tcPr>
-            <w:tcW w:type="dxa" w:w="2592"/>
+            <w:tcW w:type="dxa" w:w="3024"/>
             <w:shd w:fill="F8FAFC"/>
             <w:tcBorders>
               <w:top w:val="single" w:sz="4" w:space="0" w:color="CBD5E1"/>
@@ -4690,7 +5215,787 @@
                 <w:color w:val="1F2937"/>
                 <w:sz w:val="21"/>
               </w:rPr>
-              <w:t>Kiểm tra sức chứa của tủ vào một ngày cụ thể (?date=YYYY-MM-DD).</w:t>
+              <w:t>Tra cứu số ngăn trống khả dụng theo ngày (?date=YYYY-MM-DD)</w:t>
+            </w:r>
+          </w:p>
+        </w:tc>
+      </w:tr>
+      <w:tr>
+        <w:tc>
+          <w:tcPr>
+            <w:tcW w:type="dxa" w:w="1152"/>
+            <w:shd w:fill="FFFFFF"/>
+            <w:tcBorders>
+              <w:top w:val="single" w:sz="4" w:space="0" w:color="CBD5E1"/>
+              <w:left w:val="single" w:sz="4" w:space="0" w:color="CBD5E1"/>
+              <w:bottom w:val="single" w:sz="4" w:space="0" w:color="CBD5E1"/>
+              <w:right w:val="single" w:sz="4" w:space="0" w:color="CBD5E1"/>
+            </w:tcBorders>
+            <w:tcMar>
+              <w:top w:w="80" w:type="dxa"/>
+              <w:bottom w:w="80" w:type="dxa"/>
+              <w:left w:w="100" w:type="dxa"/>
+              <w:right w:w="100" w:type="dxa"/>
+            </w:tcMar>
+          </w:tcPr>
+          <w:p>
+            <w:pPr>
+              <w:spacing w:before="40" w:after="40" w:line="276" w:lineRule="auto"/>
+              <w:jc w:val="center"/>
+            </w:pPr>
+            <w:r>
+              <w:rPr>
+                <w:rFonts w:ascii="Times New Roman" w:hAnsi="Times New Roman"/>
+                <w:color w:val="1F2937"/>
+                <w:sz w:val="21"/>
+              </w:rPr>
+              <w:t>POST</w:t>
+            </w:r>
+          </w:p>
+        </w:tc>
+        <w:tc>
+          <w:tcPr>
+            <w:tcW w:type="dxa" w:w="3312"/>
+            <w:shd w:fill="FFFFFF"/>
+            <w:tcBorders>
+              <w:top w:val="single" w:sz="4" w:space="0" w:color="CBD5E1"/>
+              <w:left w:val="single" w:sz="4" w:space="0" w:color="CBD5E1"/>
+              <w:bottom w:val="single" w:sz="4" w:space="0" w:color="CBD5E1"/>
+              <w:right w:val="single" w:sz="4" w:space="0" w:color="CBD5E1"/>
+            </w:tcBorders>
+            <w:tcMar>
+              <w:top w:w="80" w:type="dxa"/>
+              <w:bottom w:w="80" w:type="dxa"/>
+              <w:left w:w="100" w:type="dxa"/>
+              <w:right w:w="100" w:type="dxa"/>
+            </w:tcMar>
+          </w:tcPr>
+          <w:p>
+            <w:pPr>
+              <w:spacing w:before="40" w:after="40" w:line="276" w:lineRule="auto"/>
+              <w:jc w:val="left"/>
+            </w:pPr>
+            <w:r>
+              <w:rPr>
+                <w:rFonts w:ascii="Times New Roman" w:hAnsi="Times New Roman"/>
+                <w:color w:val="1F2937"/>
+                <w:sz w:val="21"/>
+              </w:rPr>
+              <w:t>/api/orders/checkout</w:t>
+            </w:r>
+          </w:p>
+        </w:tc>
+        <w:tc>
+          <w:tcPr>
+            <w:tcW w:type="dxa" w:w="1872"/>
+            <w:shd w:fill="FFFFFF"/>
+            <w:tcBorders>
+              <w:top w:val="single" w:sz="4" w:space="0" w:color="CBD5E1"/>
+              <w:left w:val="single" w:sz="4" w:space="0" w:color="CBD5E1"/>
+              <w:bottom w:val="single" w:sz="4" w:space="0" w:color="CBD5E1"/>
+              <w:right w:val="single" w:sz="4" w:space="0" w:color="CBD5E1"/>
+            </w:tcBorders>
+            <w:tcMar>
+              <w:top w:w="80" w:type="dxa"/>
+              <w:bottom w:w="80" w:type="dxa"/>
+              <w:left w:w="100" w:type="dxa"/>
+              <w:right w:w="100" w:type="dxa"/>
+            </w:tcMar>
+          </w:tcPr>
+          <w:p>
+            <w:pPr>
+              <w:spacing w:before="40" w:after="40" w:line="276" w:lineRule="auto"/>
+              <w:jc w:val="left"/>
+            </w:pPr>
+            <w:r>
+              <w:rPr>
+                <w:rFonts w:ascii="Times New Roman" w:hAnsi="Times New Roman"/>
+                <w:color w:val="1F2937"/>
+                <w:sz w:val="21"/>
+              </w:rPr>
+              <w:t>ROLE_CUSTOMER</w:t>
+            </w:r>
+          </w:p>
+        </w:tc>
+        <w:tc>
+          <w:tcPr>
+            <w:tcW w:type="dxa" w:w="3024"/>
+            <w:shd w:fill="FFFFFF"/>
+            <w:tcBorders>
+              <w:top w:val="single" w:sz="4" w:space="0" w:color="CBD5E1"/>
+              <w:left w:val="single" w:sz="4" w:space="0" w:color="CBD5E1"/>
+              <w:bottom w:val="single" w:sz="4" w:space="0" w:color="CBD5E1"/>
+              <w:right w:val="single" w:sz="4" w:space="0" w:color="CBD5E1"/>
+            </w:tcBorders>
+            <w:tcMar>
+              <w:top w:w="80" w:type="dxa"/>
+              <w:bottom w:w="80" w:type="dxa"/>
+              <w:left w:w="100" w:type="dxa"/>
+              <w:right w:w="100" w:type="dxa"/>
+            </w:tcMar>
+          </w:tcPr>
+          <w:p>
+            <w:pPr>
+              <w:spacing w:before="40" w:after="40" w:line="276" w:lineRule="auto"/>
+              <w:jc w:val="left"/>
+            </w:pPr>
+            <w:r>
+              <w:rPr>
+                <w:rFonts w:ascii="Times New Roman" w:hAnsi="Times New Roman"/>
+                <w:color w:val="1F2937"/>
+                <w:sz w:val="21"/>
+              </w:rPr>
+              <w:t>Tạo đơn hàng mua sắm, áp dụng Pessimistic Locking khóa giữ chỗ ngăn</w:t>
+            </w:r>
+          </w:p>
+        </w:tc>
+      </w:tr>
+      <w:tr>
+        <w:tc>
+          <w:tcPr>
+            <w:tcW w:type="dxa" w:w="1152"/>
+            <w:shd w:fill="F8FAFC"/>
+            <w:tcBorders>
+              <w:top w:val="single" w:sz="4" w:space="0" w:color="CBD5E1"/>
+              <w:left w:val="single" w:sz="4" w:space="0" w:color="CBD5E1"/>
+              <w:bottom w:val="single" w:sz="4" w:space="0" w:color="CBD5E1"/>
+              <w:right w:val="single" w:sz="4" w:space="0" w:color="CBD5E1"/>
+            </w:tcBorders>
+            <w:tcMar>
+              <w:top w:w="80" w:type="dxa"/>
+              <w:bottom w:w="80" w:type="dxa"/>
+              <w:left w:w="100" w:type="dxa"/>
+              <w:right w:w="100" w:type="dxa"/>
+            </w:tcMar>
+          </w:tcPr>
+          <w:p>
+            <w:pPr>
+              <w:spacing w:before="40" w:after="40" w:line="276" w:lineRule="auto"/>
+              <w:jc w:val="center"/>
+            </w:pPr>
+            <w:r>
+              <w:rPr>
+                <w:rFonts w:ascii="Times New Roman" w:hAnsi="Times New Roman"/>
+                <w:color w:val="1F2937"/>
+                <w:sz w:val="21"/>
+              </w:rPr>
+              <w:t>GET</w:t>
+            </w:r>
+          </w:p>
+        </w:tc>
+        <w:tc>
+          <w:tcPr>
+            <w:tcW w:type="dxa" w:w="3312"/>
+            <w:shd w:fill="F8FAFC"/>
+            <w:tcBorders>
+              <w:top w:val="single" w:sz="4" w:space="0" w:color="CBD5E1"/>
+              <w:left w:val="single" w:sz="4" w:space="0" w:color="CBD5E1"/>
+              <w:bottom w:val="single" w:sz="4" w:space="0" w:color="CBD5E1"/>
+              <w:right w:val="single" w:sz="4" w:space="0" w:color="CBD5E1"/>
+            </w:tcBorders>
+            <w:tcMar>
+              <w:top w:w="80" w:type="dxa"/>
+              <w:bottom w:w="80" w:type="dxa"/>
+              <w:left w:w="100" w:type="dxa"/>
+              <w:right w:w="100" w:type="dxa"/>
+            </w:tcMar>
+          </w:tcPr>
+          <w:p>
+            <w:pPr>
+              <w:spacing w:before="40" w:after="40" w:line="276" w:lineRule="auto"/>
+              <w:jc w:val="left"/>
+            </w:pPr>
+            <w:r>
+              <w:rPr>
+                <w:rFonts w:ascii="Times New Roman" w:hAnsi="Times New Roman"/>
+                <w:color w:val="1F2937"/>
+                <w:sz w:val="21"/>
+              </w:rPr>
+              <w:t>/api/orders/{id}</w:t>
+            </w:r>
+          </w:p>
+        </w:tc>
+        <w:tc>
+          <w:tcPr>
+            <w:tcW w:type="dxa" w:w="1872"/>
+            <w:shd w:fill="F8FAFC"/>
+            <w:tcBorders>
+              <w:top w:val="single" w:sz="4" w:space="0" w:color="CBD5E1"/>
+              <w:left w:val="single" w:sz="4" w:space="0" w:color="CBD5E1"/>
+              <w:bottom w:val="single" w:sz="4" w:space="0" w:color="CBD5E1"/>
+              <w:right w:val="single" w:sz="4" w:space="0" w:color="CBD5E1"/>
+            </w:tcBorders>
+            <w:tcMar>
+              <w:top w:w="80" w:type="dxa"/>
+              <w:bottom w:w="80" w:type="dxa"/>
+              <w:left w:w="100" w:type="dxa"/>
+              <w:right w:w="100" w:type="dxa"/>
+            </w:tcMar>
+          </w:tcPr>
+          <w:p>
+            <w:pPr>
+              <w:spacing w:before="40" w:after="40" w:line="276" w:lineRule="auto"/>
+              <w:jc w:val="left"/>
+            </w:pPr>
+            <w:r>
+              <w:rPr>
+                <w:rFonts w:ascii="Times New Roman" w:hAnsi="Times New Roman"/>
+                <w:color w:val="1F2937"/>
+                <w:sz w:val="21"/>
+              </w:rPr>
+              <w:t>ROLE_CUSTOMER</w:t>
+            </w:r>
+          </w:p>
+        </w:tc>
+        <w:tc>
+          <w:tcPr>
+            <w:tcW w:type="dxa" w:w="3024"/>
+            <w:shd w:fill="F8FAFC"/>
+            <w:tcBorders>
+              <w:top w:val="single" w:sz="4" w:space="0" w:color="CBD5E1"/>
+              <w:left w:val="single" w:sz="4" w:space="0" w:color="CBD5E1"/>
+              <w:bottom w:val="single" w:sz="4" w:space="0" w:color="CBD5E1"/>
+              <w:right w:val="single" w:sz="4" w:space="0" w:color="CBD5E1"/>
+            </w:tcBorders>
+            <w:tcMar>
+              <w:top w:w="80" w:type="dxa"/>
+              <w:bottom w:w="80" w:type="dxa"/>
+              <w:left w:w="100" w:type="dxa"/>
+              <w:right w:w="100" w:type="dxa"/>
+            </w:tcMar>
+          </w:tcPr>
+          <w:p>
+            <w:pPr>
+              <w:spacing w:before="40" w:after="40" w:line="276" w:lineRule="auto"/>
+              <w:jc w:val="left"/>
+            </w:pPr>
+            <w:r>
+              <w:rPr>
+                <w:rFonts w:ascii="Times New Roman" w:hAnsi="Times New Roman"/>
+                <w:color w:val="1F2937"/>
+                <w:sz w:val="21"/>
+              </w:rPr>
+              <w:t>Xem chi tiết đơn hàng (ẩn mã lấy đồ nếu không phải chủ sở hữu)</w:t>
+            </w:r>
+          </w:p>
+        </w:tc>
+      </w:tr>
+      <w:tr>
+        <w:tc>
+          <w:tcPr>
+            <w:tcW w:type="dxa" w:w="1152"/>
+            <w:shd w:fill="FFFFFF"/>
+            <w:tcBorders>
+              <w:top w:val="single" w:sz="4" w:space="0" w:color="CBD5E1"/>
+              <w:left w:val="single" w:sz="4" w:space="0" w:color="CBD5E1"/>
+              <w:bottom w:val="single" w:sz="4" w:space="0" w:color="CBD5E1"/>
+              <w:right w:val="single" w:sz="4" w:space="0" w:color="CBD5E1"/>
+            </w:tcBorders>
+            <w:tcMar>
+              <w:top w:w="80" w:type="dxa"/>
+              <w:bottom w:w="80" w:type="dxa"/>
+              <w:left w:w="100" w:type="dxa"/>
+              <w:right w:w="100" w:type="dxa"/>
+            </w:tcMar>
+          </w:tcPr>
+          <w:p>
+            <w:pPr>
+              <w:spacing w:before="40" w:after="40" w:line="276" w:lineRule="auto"/>
+              <w:jc w:val="center"/>
+            </w:pPr>
+            <w:r>
+              <w:rPr>
+                <w:rFonts w:ascii="Times New Roman" w:hAnsi="Times New Roman"/>
+                <w:color w:val="1F2937"/>
+                <w:sz w:val="21"/>
+              </w:rPr>
+              <w:t>POST</w:t>
+            </w:r>
+          </w:p>
+        </w:tc>
+        <w:tc>
+          <w:tcPr>
+            <w:tcW w:type="dxa" w:w="3312"/>
+            <w:shd w:fill="FFFFFF"/>
+            <w:tcBorders>
+              <w:top w:val="single" w:sz="4" w:space="0" w:color="CBD5E1"/>
+              <w:left w:val="single" w:sz="4" w:space="0" w:color="CBD5E1"/>
+              <w:bottom w:val="single" w:sz="4" w:space="0" w:color="CBD5E1"/>
+              <w:right w:val="single" w:sz="4" w:space="0" w:color="CBD5E1"/>
+            </w:tcBorders>
+            <w:tcMar>
+              <w:top w:w="80" w:type="dxa"/>
+              <w:bottom w:w="80" w:type="dxa"/>
+              <w:left w:w="100" w:type="dxa"/>
+              <w:right w:w="100" w:type="dxa"/>
+            </w:tcMar>
+          </w:tcPr>
+          <w:p>
+            <w:pPr>
+              <w:spacing w:before="40" w:after="40" w:line="276" w:lineRule="auto"/>
+              <w:jc w:val="left"/>
+            </w:pPr>
+            <w:r>
+              <w:rPr>
+                <w:rFonts w:ascii="Times New Roman" w:hAnsi="Times New Roman"/>
+                <w:color w:val="1F2937"/>
+                <w:sz w:val="21"/>
+              </w:rPr>
+              <w:t>/api/pickup/request-otp</w:t>
+            </w:r>
+          </w:p>
+        </w:tc>
+        <w:tc>
+          <w:tcPr>
+            <w:tcW w:type="dxa" w:w="1872"/>
+            <w:shd w:fill="FFFFFF"/>
+            <w:tcBorders>
+              <w:top w:val="single" w:sz="4" w:space="0" w:color="CBD5E1"/>
+              <w:left w:val="single" w:sz="4" w:space="0" w:color="CBD5E1"/>
+              <w:bottom w:val="single" w:sz="4" w:space="0" w:color="CBD5E1"/>
+              <w:right w:val="single" w:sz="4" w:space="0" w:color="CBD5E1"/>
+            </w:tcBorders>
+            <w:tcMar>
+              <w:top w:w="80" w:type="dxa"/>
+              <w:bottom w:w="80" w:type="dxa"/>
+              <w:left w:w="100" w:type="dxa"/>
+              <w:right w:w="100" w:type="dxa"/>
+            </w:tcMar>
+          </w:tcPr>
+          <w:p>
+            <w:pPr>
+              <w:spacing w:before="40" w:after="40" w:line="276" w:lineRule="auto"/>
+              <w:jc w:val="left"/>
+            </w:pPr>
+            <w:r>
+              <w:rPr>
+                <w:rFonts w:ascii="Times New Roman" w:hAnsi="Times New Roman"/>
+                <w:color w:val="1F2937"/>
+                <w:sz w:val="21"/>
+              </w:rPr>
+              <w:t>ROLE_CUSTOMER</w:t>
+            </w:r>
+          </w:p>
+        </w:tc>
+        <w:tc>
+          <w:tcPr>
+            <w:tcW w:type="dxa" w:w="3024"/>
+            <w:shd w:fill="FFFFFF"/>
+            <w:tcBorders>
+              <w:top w:val="single" w:sz="4" w:space="0" w:color="CBD5E1"/>
+              <w:left w:val="single" w:sz="4" w:space="0" w:color="CBD5E1"/>
+              <w:bottom w:val="single" w:sz="4" w:space="0" w:color="CBD5E1"/>
+              <w:right w:val="single" w:sz="4" w:space="0" w:color="CBD5E1"/>
+            </w:tcBorders>
+            <w:tcMar>
+              <w:top w:w="80" w:type="dxa"/>
+              <w:bottom w:w="80" w:type="dxa"/>
+              <w:left w:w="100" w:type="dxa"/>
+              <w:right w:w="100" w:type="dxa"/>
+            </w:tcMar>
+          </w:tcPr>
+          <w:p>
+            <w:pPr>
+              <w:spacing w:before="40" w:after="40" w:line="276" w:lineRule="auto"/>
+              <w:jc w:val="left"/>
+            </w:pPr>
+            <w:r>
+              <w:rPr>
+                <w:rFonts w:ascii="Times New Roman" w:hAnsi="Times New Roman"/>
+                <w:color w:val="1F2937"/>
+                <w:sz w:val="21"/>
+              </w:rPr>
+              <w:t>Sinh mã OTP 6 số ngẫu nhiên hiệu lực 5 phút hiển thị trên web</w:t>
+            </w:r>
+          </w:p>
+        </w:tc>
+      </w:tr>
+      <w:tr>
+        <w:tc>
+          <w:tcPr>
+            <w:tcW w:type="dxa" w:w="1152"/>
+            <w:shd w:fill="F8FAFC"/>
+            <w:tcBorders>
+              <w:top w:val="single" w:sz="4" w:space="0" w:color="CBD5E1"/>
+              <w:left w:val="single" w:sz="4" w:space="0" w:color="CBD5E1"/>
+              <w:bottom w:val="single" w:sz="4" w:space="0" w:color="CBD5E1"/>
+              <w:right w:val="single" w:sz="4" w:space="0" w:color="CBD5E1"/>
+            </w:tcBorders>
+            <w:tcMar>
+              <w:top w:w="80" w:type="dxa"/>
+              <w:bottom w:w="80" w:type="dxa"/>
+              <w:left w:w="100" w:type="dxa"/>
+              <w:right w:w="100" w:type="dxa"/>
+            </w:tcMar>
+          </w:tcPr>
+          <w:p>
+            <w:pPr>
+              <w:spacing w:before="40" w:after="40" w:line="276" w:lineRule="auto"/>
+              <w:jc w:val="center"/>
+            </w:pPr>
+            <w:r>
+              <w:rPr>
+                <w:rFonts w:ascii="Times New Roman" w:hAnsi="Times New Roman"/>
+                <w:color w:val="1F2937"/>
+                <w:sz w:val="21"/>
+              </w:rPr>
+              <w:t>POST</w:t>
+            </w:r>
+          </w:p>
+        </w:tc>
+        <w:tc>
+          <w:tcPr>
+            <w:tcW w:type="dxa" w:w="3312"/>
+            <w:shd w:fill="F8FAFC"/>
+            <w:tcBorders>
+              <w:top w:val="single" w:sz="4" w:space="0" w:color="CBD5E1"/>
+              <w:left w:val="single" w:sz="4" w:space="0" w:color="CBD5E1"/>
+              <w:bottom w:val="single" w:sz="4" w:space="0" w:color="CBD5E1"/>
+              <w:right w:val="single" w:sz="4" w:space="0" w:color="CBD5E1"/>
+            </w:tcBorders>
+            <w:tcMar>
+              <w:top w:w="80" w:type="dxa"/>
+              <w:bottom w:w="80" w:type="dxa"/>
+              <w:left w:w="100" w:type="dxa"/>
+              <w:right w:w="100" w:type="dxa"/>
+            </w:tcMar>
+          </w:tcPr>
+          <w:p>
+            <w:pPr>
+              <w:spacing w:before="40" w:after="40" w:line="276" w:lineRule="auto"/>
+              <w:jc w:val="left"/>
+            </w:pPr>
+            <w:r>
+              <w:rPr>
+                <w:rFonts w:ascii="Times New Roman" w:hAnsi="Times New Roman"/>
+                <w:color w:val="1F2937"/>
+                <w:sz w:val="21"/>
+              </w:rPr>
+              <w:t>/api/pickup/verify</w:t>
+            </w:r>
+          </w:p>
+        </w:tc>
+        <w:tc>
+          <w:tcPr>
+            <w:tcW w:type="dxa" w:w="1872"/>
+            <w:shd w:fill="F8FAFC"/>
+            <w:tcBorders>
+              <w:top w:val="single" w:sz="4" w:space="0" w:color="CBD5E1"/>
+              <w:left w:val="single" w:sz="4" w:space="0" w:color="CBD5E1"/>
+              <w:bottom w:val="single" w:sz="4" w:space="0" w:color="CBD5E1"/>
+              <w:right w:val="single" w:sz="4" w:space="0" w:color="CBD5E1"/>
+            </w:tcBorders>
+            <w:tcMar>
+              <w:top w:w="80" w:type="dxa"/>
+              <w:bottom w:w="80" w:type="dxa"/>
+              <w:left w:w="100" w:type="dxa"/>
+              <w:right w:w="100" w:type="dxa"/>
+            </w:tcMar>
+          </w:tcPr>
+          <w:p>
+            <w:pPr>
+              <w:spacing w:before="40" w:after="40" w:line="276" w:lineRule="auto"/>
+              <w:jc w:val="left"/>
+            </w:pPr>
+            <w:r>
+              <w:rPr>
+                <w:rFonts w:ascii="Times New Roman" w:hAnsi="Times New Roman"/>
+                <w:color w:val="1F2937"/>
+                <w:sz w:val="21"/>
+              </w:rPr>
+              <w:t>Kiosk / ESP32</w:t>
+            </w:r>
+          </w:p>
+        </w:tc>
+        <w:tc>
+          <w:tcPr>
+            <w:tcW w:type="dxa" w:w="3024"/>
+            <w:shd w:fill="F8FAFC"/>
+            <w:tcBorders>
+              <w:top w:val="single" w:sz="4" w:space="0" w:color="CBD5E1"/>
+              <w:left w:val="single" w:sz="4" w:space="0" w:color="CBD5E1"/>
+              <w:bottom w:val="single" w:sz="4" w:space="0" w:color="CBD5E1"/>
+              <w:right w:val="single" w:sz="4" w:space="0" w:color="CBD5E1"/>
+            </w:tcBorders>
+            <w:tcMar>
+              <w:top w:w="80" w:type="dxa"/>
+              <w:bottom w:w="80" w:type="dxa"/>
+              <w:left w:w="100" w:type="dxa"/>
+              <w:right w:w="100" w:type="dxa"/>
+            </w:tcMar>
+          </w:tcPr>
+          <w:p>
+            <w:pPr>
+              <w:spacing w:before="40" w:after="40" w:line="276" w:lineRule="auto"/>
+              <w:jc w:val="left"/>
+            </w:pPr>
+            <w:r>
+              <w:rPr>
+                <w:rFonts w:ascii="Times New Roman" w:hAnsi="Times New Roman"/>
+                <w:color w:val="1F2937"/>
+                <w:sz w:val="21"/>
+              </w:rPr>
+              <w:t>Xác thực mã QR động 60s hoặc OTP để mở khóa ngăn tủ</w:t>
+            </w:r>
+          </w:p>
+        </w:tc>
+      </w:tr>
+      <w:tr>
+        <w:tc>
+          <w:tcPr>
+            <w:tcW w:type="dxa" w:w="1152"/>
+            <w:shd w:fill="FFFFFF"/>
+            <w:tcBorders>
+              <w:top w:val="single" w:sz="4" w:space="0" w:color="CBD5E1"/>
+              <w:left w:val="single" w:sz="4" w:space="0" w:color="CBD5E1"/>
+              <w:bottom w:val="single" w:sz="4" w:space="0" w:color="CBD5E1"/>
+              <w:right w:val="single" w:sz="4" w:space="0" w:color="CBD5E1"/>
+            </w:tcBorders>
+            <w:tcMar>
+              <w:top w:w="80" w:type="dxa"/>
+              <w:bottom w:w="80" w:type="dxa"/>
+              <w:left w:w="100" w:type="dxa"/>
+              <w:right w:w="100" w:type="dxa"/>
+            </w:tcMar>
+          </w:tcPr>
+          <w:p>
+            <w:pPr>
+              <w:spacing w:before="40" w:after="40" w:line="276" w:lineRule="auto"/>
+              <w:jc w:val="center"/>
+            </w:pPr>
+            <w:r>
+              <w:rPr>
+                <w:rFonts w:ascii="Times New Roman" w:hAnsi="Times New Roman"/>
+                <w:color w:val="1F2937"/>
+                <w:sz w:val="21"/>
+              </w:rPr>
+              <w:t>POST</w:t>
+            </w:r>
+          </w:p>
+        </w:tc>
+        <w:tc>
+          <w:tcPr>
+            <w:tcW w:type="dxa" w:w="3312"/>
+            <w:shd w:fill="FFFFFF"/>
+            <w:tcBorders>
+              <w:top w:val="single" w:sz="4" w:space="0" w:color="CBD5E1"/>
+              <w:left w:val="single" w:sz="4" w:space="0" w:color="CBD5E1"/>
+              <w:bottom w:val="single" w:sz="4" w:space="0" w:color="CBD5E1"/>
+              <w:right w:val="single" w:sz="4" w:space="0" w:color="CBD5E1"/>
+            </w:tcBorders>
+            <w:tcMar>
+              <w:top w:w="80" w:type="dxa"/>
+              <w:bottom w:w="80" w:type="dxa"/>
+              <w:left w:w="100" w:type="dxa"/>
+              <w:right w:w="100" w:type="dxa"/>
+            </w:tcMar>
+          </w:tcPr>
+          <w:p>
+            <w:pPr>
+              <w:spacing w:before="40" w:after="40" w:line="276" w:lineRule="auto"/>
+              <w:jc w:val="left"/>
+            </w:pPr>
+            <w:r>
+              <w:rPr>
+                <w:rFonts w:ascii="Times New Roman" w:hAnsi="Times New Roman"/>
+                <w:color w:val="1F2937"/>
+                <w:sz w:val="21"/>
+              </w:rPr>
+              <w:t>/api/shipper/token/generate</w:t>
+            </w:r>
+          </w:p>
+        </w:tc>
+        <w:tc>
+          <w:tcPr>
+            <w:tcW w:type="dxa" w:w="1872"/>
+            <w:shd w:fill="FFFFFF"/>
+            <w:tcBorders>
+              <w:top w:val="single" w:sz="4" w:space="0" w:color="CBD5E1"/>
+              <w:left w:val="single" w:sz="4" w:space="0" w:color="CBD5E1"/>
+              <w:bottom w:val="single" w:sz="4" w:space="0" w:color="CBD5E1"/>
+              <w:right w:val="single" w:sz="4" w:space="0" w:color="CBD5E1"/>
+            </w:tcBorders>
+            <w:tcMar>
+              <w:top w:w="80" w:type="dxa"/>
+              <w:bottom w:w="80" w:type="dxa"/>
+              <w:left w:w="100" w:type="dxa"/>
+              <w:right w:w="100" w:type="dxa"/>
+            </w:tcMar>
+          </w:tcPr>
+          <w:p>
+            <w:pPr>
+              <w:spacing w:before="40" w:after="40" w:line="276" w:lineRule="auto"/>
+              <w:jc w:val="left"/>
+            </w:pPr>
+            <w:r>
+              <w:rPr>
+                <w:rFonts w:ascii="Times New Roman" w:hAnsi="Times New Roman"/>
+                <w:color w:val="1F2937"/>
+                <w:sz w:val="21"/>
+              </w:rPr>
+              <w:t>ROLE_SHIPPER</w:t>
+            </w:r>
+          </w:p>
+        </w:tc>
+        <w:tc>
+          <w:tcPr>
+            <w:tcW w:type="dxa" w:w="3024"/>
+            <w:shd w:fill="FFFFFF"/>
+            <w:tcBorders>
+              <w:top w:val="single" w:sz="4" w:space="0" w:color="CBD5E1"/>
+              <w:left w:val="single" w:sz="4" w:space="0" w:color="CBD5E1"/>
+              <w:bottom w:val="single" w:sz="4" w:space="0" w:color="CBD5E1"/>
+              <w:right w:val="single" w:sz="4" w:space="0" w:color="CBD5E1"/>
+            </w:tcBorders>
+            <w:tcMar>
+              <w:top w:w="80" w:type="dxa"/>
+              <w:bottom w:w="80" w:type="dxa"/>
+              <w:left w:w="100" w:type="dxa"/>
+              <w:right w:w="100" w:type="dxa"/>
+            </w:tcMar>
+          </w:tcPr>
+          <w:p>
+            <w:pPr>
+              <w:spacing w:before="40" w:after="40" w:line="276" w:lineRule="auto"/>
+              <w:jc w:val="left"/>
+            </w:pPr>
+            <w:r>
+              <w:rPr>
+                <w:rFonts w:ascii="Times New Roman" w:hAnsi="Times New Roman"/>
+                <w:color w:val="1F2937"/>
+                <w:sz w:val="21"/>
+              </w:rPr>
+              <w:t>Sinh mã QR định danh động 60 giây cho shipper xác minh tại tủ</w:t>
+            </w:r>
+          </w:p>
+        </w:tc>
+      </w:tr>
+      <w:tr>
+        <w:tc>
+          <w:tcPr>
+            <w:tcW w:type="dxa" w:w="1152"/>
+            <w:shd w:fill="F8FAFC"/>
+            <w:tcBorders>
+              <w:top w:val="single" w:sz="4" w:space="0" w:color="CBD5E1"/>
+              <w:left w:val="single" w:sz="4" w:space="0" w:color="CBD5E1"/>
+              <w:bottom w:val="single" w:sz="4" w:space="0" w:color="CBD5E1"/>
+              <w:right w:val="single" w:sz="4" w:space="0" w:color="CBD5E1"/>
+            </w:tcBorders>
+            <w:tcMar>
+              <w:top w:w="80" w:type="dxa"/>
+              <w:bottom w:w="80" w:type="dxa"/>
+              <w:left w:w="100" w:type="dxa"/>
+              <w:right w:w="100" w:type="dxa"/>
+            </w:tcMar>
+          </w:tcPr>
+          <w:p>
+            <w:pPr>
+              <w:spacing w:before="40" w:after="40" w:line="276" w:lineRule="auto"/>
+              <w:jc w:val="center"/>
+            </w:pPr>
+            <w:r>
+              <w:rPr>
+                <w:rFonts w:ascii="Times New Roman" w:hAnsi="Times New Roman"/>
+                <w:color w:val="1F2937"/>
+                <w:sz w:val="21"/>
+              </w:rPr>
+              <w:t>POST</w:t>
+            </w:r>
+          </w:p>
+        </w:tc>
+        <w:tc>
+          <w:tcPr>
+            <w:tcW w:type="dxa" w:w="3312"/>
+            <w:shd w:fill="F8FAFC"/>
+            <w:tcBorders>
+              <w:top w:val="single" w:sz="4" w:space="0" w:color="CBD5E1"/>
+              <w:left w:val="single" w:sz="4" w:space="0" w:color="CBD5E1"/>
+              <w:bottom w:val="single" w:sz="4" w:space="0" w:color="CBD5E1"/>
+              <w:right w:val="single" w:sz="4" w:space="0" w:color="CBD5E1"/>
+            </w:tcBorders>
+            <w:tcMar>
+              <w:top w:w="80" w:type="dxa"/>
+              <w:bottom w:w="80" w:type="dxa"/>
+              <w:left w:w="100" w:type="dxa"/>
+              <w:right w:w="100" w:type="dxa"/>
+            </w:tcMar>
+          </w:tcPr>
+          <w:p>
+            <w:pPr>
+              <w:spacing w:before="40" w:after="40" w:line="276" w:lineRule="auto"/>
+              <w:jc w:val="left"/>
+            </w:pPr>
+            <w:r>
+              <w:rPr>
+                <w:rFonts w:ascii="Times New Roman" w:hAnsi="Times New Roman"/>
+                <w:color w:val="1F2937"/>
+                <w:sz w:val="21"/>
+              </w:rPr>
+              <w:t>/api/shipper/deposit</w:t>
+            </w:r>
+          </w:p>
+        </w:tc>
+        <w:tc>
+          <w:tcPr>
+            <w:tcW w:type="dxa" w:w="1872"/>
+            <w:shd w:fill="F8FAFC"/>
+            <w:tcBorders>
+              <w:top w:val="single" w:sz="4" w:space="0" w:color="CBD5E1"/>
+              <w:left w:val="single" w:sz="4" w:space="0" w:color="CBD5E1"/>
+              <w:bottom w:val="single" w:sz="4" w:space="0" w:color="CBD5E1"/>
+              <w:right w:val="single" w:sz="4" w:space="0" w:color="CBD5E1"/>
+            </w:tcBorders>
+            <w:tcMar>
+              <w:top w:w="80" w:type="dxa"/>
+              <w:bottom w:w="80" w:type="dxa"/>
+              <w:left w:w="100" w:type="dxa"/>
+              <w:right w:w="100" w:type="dxa"/>
+            </w:tcMar>
+          </w:tcPr>
+          <w:p>
+            <w:pPr>
+              <w:spacing w:before="40" w:after="40" w:line="276" w:lineRule="auto"/>
+              <w:jc w:val="left"/>
+            </w:pPr>
+            <w:r>
+              <w:rPr>
+                <w:rFonts w:ascii="Times New Roman" w:hAnsi="Times New Roman"/>
+                <w:color w:val="1F2937"/>
+                <w:sz w:val="21"/>
+              </w:rPr>
+              <w:t>ROLE_SHIPPER</w:t>
+            </w:r>
+          </w:p>
+        </w:tc>
+        <w:tc>
+          <w:tcPr>
+            <w:tcW w:type="dxa" w:w="3024"/>
+            <w:shd w:fill="F8FAFC"/>
+            <w:tcBorders>
+              <w:top w:val="single" w:sz="4" w:space="0" w:color="CBD5E1"/>
+              <w:left w:val="single" w:sz="4" w:space="0" w:color="CBD5E1"/>
+              <w:bottom w:val="single" w:sz="4" w:space="0" w:color="CBD5E1"/>
+              <w:right w:val="single" w:sz="4" w:space="0" w:color="CBD5E1"/>
+            </w:tcBorders>
+            <w:tcMar>
+              <w:top w:w="80" w:type="dxa"/>
+              <w:bottom w:w="80" w:type="dxa"/>
+              <w:left w:w="100" w:type="dxa"/>
+              <w:right w:w="100" w:type="dxa"/>
+            </w:tcMar>
+          </w:tcPr>
+          <w:p>
+            <w:pPr>
+              <w:spacing w:before="40" w:after="40" w:line="276" w:lineRule="auto"/>
+              <w:jc w:val="left"/>
+            </w:pPr>
+            <w:r>
+              <w:rPr>
+                <w:rFonts w:ascii="Times New Roman" w:hAnsi="Times New Roman"/>
+                <w:color w:val="1F2937"/>
+                <w:sz w:val="21"/>
+              </w:rPr>
+              <w:t>Xác nhận nạp hàng thành công kèm dữ liệu cảm biến kép MC-38 và HX711</w:t>
             </w:r>
           </w:p>
         </w:tc>
@@ -4730,7 +6035,7 @@
         </w:tc>
         <w:tc>
           <w:tcPr>
-            <w:tcW w:type="dxa" w:w="3600"/>
+            <w:tcW w:type="dxa" w:w="3312"/>
             <w:shd w:fill="FFFFFF"/>
             <w:tcBorders>
               <w:top w:val="single" w:sz="4" w:space="0" w:color="CBD5E1"/>
@@ -4756,13 +6061,13 @@
                 <w:color w:val="1F2937"/>
                 <w:sz w:val="21"/>
               </w:rPr>
-              <w:t>/api/v1/orders/{orderId}/credentials</w:t>
+              <w:t>/api/admin/orders/overdue</w:t>
             </w:r>
           </w:p>
         </w:tc>
         <w:tc>
           <w:tcPr>
-            <w:tcW w:type="dxa" w:w="2016"/>
+            <w:tcW w:type="dxa" w:w="1872"/>
             <w:shd w:fill="FFFFFF"/>
             <w:tcBorders>
               <w:top w:val="single" w:sz="4" w:space="0" w:color="CBD5E1"/>
@@ -4788,13 +6093,13 @@
                 <w:color w:val="1F2937"/>
                 <w:sz w:val="21"/>
               </w:rPr>
-              <w:t>Customer</w:t>
+              <w:t>ROLE_ADMIN</w:t>
             </w:r>
           </w:p>
         </w:tc>
         <w:tc>
           <w:tcPr>
-            <w:tcW w:type="dxa" w:w="2592"/>
+            <w:tcW w:type="dxa" w:w="3024"/>
             <w:shd w:fill="FFFFFF"/>
             <w:tcBorders>
               <w:top w:val="single" w:sz="4" w:space="0" w:color="CBD5E1"/>
@@ -4820,7 +6125,7 @@
                 <w:color w:val="1F2937"/>
                 <w:sz w:val="21"/>
               </w:rPr>
-              <w:t>Lấy mã QR Code và mã OTP 6 chữ số dùng một lần kèm hạn chót lấy hàng (24h00 ngày hôm sau).</w:t>
+              <w:t>Lấy danh sách các đơn hàng quá hạn lưu kho sau 24h00 ngày hôm sau</w:t>
             </w:r>
           </w:p>
         </w:tc>
@@ -4860,7 +6165,7 @@
         </w:tc>
         <w:tc>
           <w:tcPr>
-            <w:tcW w:type="dxa" w:w="3600"/>
+            <w:tcW w:type="dxa" w:w="3312"/>
             <w:shd w:fill="F8FAFC"/>
             <w:tcBorders>
               <w:top w:val="single" w:sz="4" w:space="0" w:color="CBD5E1"/>
@@ -4886,7 +6191,516 @@
                 <w:color w:val="1F2937"/>
                 <w:sz w:val="21"/>
               </w:rPr>
-              <w:t>/api/v1/shipper/identity-qr</w:t>
+              <w:t>/api/admin/lockers/{id}/unlock</w:t>
+            </w:r>
+          </w:p>
+        </w:tc>
+        <w:tc>
+          <w:tcPr>
+            <w:tcW w:type="dxa" w:w="1872"/>
+            <w:shd w:fill="F8FAFC"/>
+            <w:tcBorders>
+              <w:top w:val="single" w:sz="4" w:space="0" w:color="CBD5E1"/>
+              <w:left w:val="single" w:sz="4" w:space="0" w:color="CBD5E1"/>
+              <w:bottom w:val="single" w:sz="4" w:space="0" w:color="CBD5E1"/>
+              <w:right w:val="single" w:sz="4" w:space="0" w:color="CBD5E1"/>
+            </w:tcBorders>
+            <w:tcMar>
+              <w:top w:w="80" w:type="dxa"/>
+              <w:bottom w:w="80" w:type="dxa"/>
+              <w:left w:w="100" w:type="dxa"/>
+              <w:right w:w="100" w:type="dxa"/>
+            </w:tcMar>
+          </w:tcPr>
+          <w:p>
+            <w:pPr>
+              <w:spacing w:before="40" w:after="40" w:line="276" w:lineRule="auto"/>
+              <w:jc w:val="left"/>
+            </w:pPr>
+            <w:r>
+              <w:rPr>
+                <w:rFonts w:ascii="Times New Roman" w:hAnsi="Times New Roman"/>
+                <w:color w:val="1F2937"/>
+                <w:sz w:val="21"/>
+              </w:rPr>
+              <w:t>ROLE_ADMIN</w:t>
+            </w:r>
+          </w:p>
+        </w:tc>
+        <w:tc>
+          <w:tcPr>
+            <w:tcW w:type="dxa" w:w="3024"/>
+            <w:shd w:fill="F8FAFC"/>
+            <w:tcBorders>
+              <w:top w:val="single" w:sz="4" w:space="0" w:color="CBD5E1"/>
+              <w:left w:val="single" w:sz="4" w:space="0" w:color="CBD5E1"/>
+              <w:bottom w:val="single" w:sz="4" w:space="0" w:color="CBD5E1"/>
+              <w:right w:val="single" w:sz="4" w:space="0" w:color="CBD5E1"/>
+            </w:tcBorders>
+            <w:tcMar>
+              <w:top w:w="80" w:type="dxa"/>
+              <w:bottom w:w="80" w:type="dxa"/>
+              <w:left w:w="100" w:type="dxa"/>
+              <w:right w:w="100" w:type="dxa"/>
+            </w:tcMar>
+          </w:tcPr>
+          <w:p>
+            <w:pPr>
+              <w:spacing w:before="40" w:after="40" w:line="276" w:lineRule="auto"/>
+              <w:jc w:val="left"/>
+            </w:pPr>
+            <w:r>
+              <w:rPr>
+                <w:rFonts w:ascii="Times New Roman" w:hAnsi="Times New Roman"/>
+                <w:color w:val="1F2937"/>
+                <w:sz w:val="21"/>
+              </w:rPr>
+              <w:t>Kích hoạt lệnh mở khóa khẩn cấp (Emergency Override) qua MQTT</w:t>
+            </w:r>
+          </w:p>
+        </w:tc>
+      </w:tr>
+    </w:tbl>
+    <w:p>
+      <w:pPr>
+        <w:spacing w:before="0" w:after="80"/>
+      </w:pPr>
+    </w:p>
+    <w:p>
+      <w:pPr>
+        <w:keepNext/>
+        <w:spacing w:before="240" w:after="80"/>
+      </w:pPr>
+      <w:r>
+        <w:rPr>
+          <w:rFonts w:ascii="Times New Roman" w:hAnsi="Times New Roman"/>
+          <w:b/>
+          <w:color w:val="0E7490"/>
+          <w:sz w:val="26"/>
+        </w:rPr>
+        <w:t>7.2. Bảng Phân Công Nhiệm Vụ Thành Viên Nhóm (Phụ Lục 1 Đề Cương)</w:t>
+      </w:r>
+    </w:p>
+    <w:p>
+      <w:pPr>
+        <w:spacing w:before="0" w:after="80" w:line="300" w:lineRule="auto"/>
+        <w:jc w:val="left"/>
+      </w:pPr>
+      <w:r>
+        <w:rPr>
+          <w:rFonts w:ascii="Times New Roman" w:hAnsi="Times New Roman"/>
+          <w:b w:val="0"/>
+          <w:i w:val="0"/>
+          <w:color w:val="1F2937"/>
+          <w:sz w:val="24"/>
+        </w:rPr>
+        <w:t>Họ và tên nhóm sinh viên thực hiện (Nhóm số 64 - Lớp D22VTHI01):</w:t>
+      </w:r>
+    </w:p>
+    <w:p>
+      <w:pPr>
+        <w:pStyle w:val="ListBullet"/>
+        <w:spacing w:before="20" w:after="60" w:line="288" w:lineRule="auto"/>
+      </w:pPr>
+      <w:r>
+        <w:rPr>
+          <w:rFonts w:ascii="Times New Roman" w:hAnsi="Times New Roman"/>
+          <w:b/>
+          <w:color w:val="1F2937"/>
+          <w:sz w:val="24"/>
+        </w:rPr>
+        <w:t xml:space="preserve">1. Nguyễn Quốc Việt: </w:t>
+      </w:r>
+      <w:r>
+        <w:rPr>
+          <w:rFonts w:ascii="Times New Roman" w:hAnsi="Times New Roman"/>
+          <w:color w:val="1F2937"/>
+          <w:sz w:val="24"/>
+        </w:rPr>
+        <w:t>Mã SV: B22DCVT578 (Lớp: D22VTHI01)</w:t>
+      </w:r>
+    </w:p>
+    <w:p>
+      <w:pPr>
+        <w:pStyle w:val="ListBullet"/>
+        <w:spacing w:before="20" w:after="60" w:line="288" w:lineRule="auto"/>
+      </w:pPr>
+      <w:r>
+        <w:rPr>
+          <w:rFonts w:ascii="Times New Roman" w:hAnsi="Times New Roman"/>
+          <w:b/>
+          <w:color w:val="1F2937"/>
+          <w:sz w:val="24"/>
+        </w:rPr>
+        <w:t xml:space="preserve">2. Nguyễn Thành Chung: </w:t>
+      </w:r>
+      <w:r>
+        <w:rPr>
+          <w:rFonts w:ascii="Times New Roman" w:hAnsi="Times New Roman"/>
+          <w:color w:val="1F2937"/>
+          <w:sz w:val="24"/>
+        </w:rPr>
+        <w:t>Mã SV: B22DCVT082 (Lớp: D22VTHI01)</w:t>
+      </w:r>
+    </w:p>
+    <w:p>
+      <w:pPr>
+        <w:pStyle w:val="ListBullet"/>
+        <w:spacing w:before="20" w:after="60" w:line="288" w:lineRule="auto"/>
+      </w:pPr>
+      <w:r>
+        <w:rPr>
+          <w:rFonts w:ascii="Times New Roman" w:hAnsi="Times New Roman"/>
+          <w:b/>
+          <w:color w:val="1F2937"/>
+          <w:sz w:val="24"/>
+        </w:rPr>
+        <w:t xml:space="preserve">3. Đoàn Viết Hoàng: </w:t>
+      </w:r>
+      <w:r>
+        <w:rPr>
+          <w:rFonts w:ascii="Times New Roman" w:hAnsi="Times New Roman"/>
+          <w:color w:val="1F2937"/>
+          <w:sz w:val="24"/>
+        </w:rPr>
+        <w:t>Mã SV: B22DCVT202 (Lớp: D22VTHI01)</w:t>
+      </w:r>
+    </w:p>
+    <w:p>
+      <w:pPr>
+        <w:keepNext/>
+        <w:spacing w:before="160" w:after="60"/>
+      </w:pPr>
+      <w:r>
+        <w:rPr>
+          <w:rFonts w:ascii="Times New Roman" w:hAnsi="Times New Roman"/>
+          <w:b/>
+          <w:color w:val="1F2937"/>
+          <w:sz w:val="24"/>
+        </w:rPr>
+        <w:t>Bảng 7.2.1. Phân công nội dung nghiên cứu theo 3 Chương Đồ án tốt nghiệp</w:t>
+      </w:r>
+    </w:p>
+    <w:tbl>
+      <w:tblPr>
+        <w:tblW w:type="auto" w:w="0"/>
+        <w:jc w:val="center"/>
+        <w:tblLook w:firstColumn="1" w:firstRow="1" w:lastColumn="0" w:lastRow="0" w:noHBand="0" w:noVBand="1" w:val="04A0"/>
+      </w:tblPr>
+      <w:tblGrid>
+        <w:gridCol w:w="2340"/>
+        <w:gridCol w:w="2340"/>
+        <w:gridCol w:w="2340"/>
+        <w:gridCol w:w="2340"/>
+      </w:tblGrid>
+      <w:tr>
+        <w:tc>
+          <w:tcPr>
+            <w:tcW w:type="dxa" w:w="1440"/>
+            <w:shd w:fill="1B365D"/>
+            <w:tcMar>
+              <w:top w:w="100" w:type="dxa"/>
+              <w:bottom w:w="100" w:type="dxa"/>
+              <w:left w:w="120" w:type="dxa"/>
+              <w:right w:w="120" w:type="dxa"/>
+            </w:tcMar>
+          </w:tcPr>
+          <w:p>
+            <w:pPr>
+              <w:spacing w:before="60" w:after="60"/>
+              <w:jc w:val="center"/>
+            </w:pPr>
+            <w:r>
+              <w:rPr>
+                <w:rFonts w:ascii="Times New Roman" w:hAnsi="Times New Roman"/>
+                <w:b/>
+                <w:color w:val="FFFFFF"/>
+                <w:sz w:val="22"/>
+              </w:rPr>
+              <w:t>Hạng mục</w:t>
+            </w:r>
+          </w:p>
+        </w:tc>
+        <w:tc>
+          <w:tcPr>
+            <w:tcW w:type="dxa" w:w="3888"/>
+            <w:shd w:fill="1B365D"/>
+            <w:tcMar>
+              <w:top w:w="100" w:type="dxa"/>
+              <w:bottom w:w="100" w:type="dxa"/>
+              <w:left w:w="120" w:type="dxa"/>
+              <w:right w:w="120" w:type="dxa"/>
+            </w:tcMar>
+          </w:tcPr>
+          <w:p>
+            <w:pPr>
+              <w:spacing w:before="60" w:after="60"/>
+              <w:jc w:val="center"/>
+            </w:pPr>
+            <w:r>
+              <w:rPr>
+                <w:rFonts w:ascii="Times New Roman" w:hAnsi="Times New Roman"/>
+                <w:b/>
+                <w:color w:val="FFFFFF"/>
+                <w:sz w:val="22"/>
+              </w:rPr>
+              <w:t>Nội dung chi tiết theo đề cương</w:t>
+            </w:r>
+          </w:p>
+        </w:tc>
+        <w:tc>
+          <w:tcPr>
+            <w:tcW w:type="dxa" w:w="2016"/>
+            <w:shd w:fill="1B365D"/>
+            <w:tcMar>
+              <w:top w:w="100" w:type="dxa"/>
+              <w:bottom w:w="100" w:type="dxa"/>
+              <w:left w:w="120" w:type="dxa"/>
+              <w:right w:w="120" w:type="dxa"/>
+            </w:tcMar>
+          </w:tcPr>
+          <w:p>
+            <w:pPr>
+              <w:spacing w:before="60" w:after="60"/>
+              <w:jc w:val="center"/>
+            </w:pPr>
+            <w:r>
+              <w:rPr>
+                <w:rFonts w:ascii="Times New Roman" w:hAnsi="Times New Roman"/>
+                <w:b/>
+                <w:color w:val="FFFFFF"/>
+                <w:sz w:val="22"/>
+              </w:rPr>
+              <w:t>SV thực hiện</w:t>
+            </w:r>
+          </w:p>
+        </w:tc>
+        <w:tc>
+          <w:tcPr>
+            <w:tcW w:type="dxa" w:w="2016"/>
+            <w:shd w:fill="1B365D"/>
+            <w:tcMar>
+              <w:top w:w="100" w:type="dxa"/>
+              <w:bottom w:w="100" w:type="dxa"/>
+              <w:left w:w="120" w:type="dxa"/>
+              <w:right w:w="120" w:type="dxa"/>
+            </w:tcMar>
+          </w:tcPr>
+          <w:p>
+            <w:pPr>
+              <w:spacing w:before="60" w:after="60"/>
+              <w:jc w:val="center"/>
+            </w:pPr>
+            <w:r>
+              <w:rPr>
+                <w:rFonts w:ascii="Times New Roman" w:hAnsi="Times New Roman"/>
+                <w:b/>
+                <w:color w:val="FFFFFF"/>
+                <w:sz w:val="22"/>
+              </w:rPr>
+              <w:t>Ghi chú bàn giao</w:t>
+            </w:r>
+          </w:p>
+        </w:tc>
+      </w:tr>
+      <w:tr>
+        <w:tc>
+          <w:tcPr>
+            <w:tcW w:type="dxa" w:w="1440"/>
+            <w:shd w:fill="FFFFFF"/>
+            <w:tcBorders>
+              <w:top w:val="single" w:sz="4" w:space="0" w:color="CBD5E1"/>
+              <w:left w:val="single" w:sz="4" w:space="0" w:color="CBD5E1"/>
+              <w:bottom w:val="single" w:sz="4" w:space="0" w:color="CBD5E1"/>
+              <w:right w:val="single" w:sz="4" w:space="0" w:color="CBD5E1"/>
+            </w:tcBorders>
+            <w:tcMar>
+              <w:top w:w="80" w:type="dxa"/>
+              <w:bottom w:w="80" w:type="dxa"/>
+              <w:left w:w="100" w:type="dxa"/>
+              <w:right w:w="100" w:type="dxa"/>
+            </w:tcMar>
+          </w:tcPr>
+          <w:p>
+            <w:pPr>
+              <w:spacing w:before="40" w:after="40" w:line="276" w:lineRule="auto"/>
+              <w:jc w:val="center"/>
+            </w:pPr>
+            <w:r>
+              <w:rPr>
+                <w:rFonts w:ascii="Times New Roman" w:hAnsi="Times New Roman"/>
+                <w:color w:val="1F2937"/>
+                <w:sz w:val="21"/>
+              </w:rPr>
+              <w:t>Chương 1</w:t>
+              <w:br/>
+              <w:t>(Tổng quan)</w:t>
+            </w:r>
+          </w:p>
+        </w:tc>
+        <w:tc>
+          <w:tcPr>
+            <w:tcW w:type="dxa" w:w="3888"/>
+            <w:shd w:fill="FFFFFF"/>
+            <w:tcBorders>
+              <w:top w:val="single" w:sz="4" w:space="0" w:color="CBD5E1"/>
+              <w:left w:val="single" w:sz="4" w:space="0" w:color="CBD5E1"/>
+              <w:bottom w:val="single" w:sz="4" w:space="0" w:color="CBD5E1"/>
+              <w:right w:val="single" w:sz="4" w:space="0" w:color="CBD5E1"/>
+            </w:tcBorders>
+            <w:tcMar>
+              <w:top w:w="80" w:type="dxa"/>
+              <w:bottom w:w="80" w:type="dxa"/>
+              <w:left w:w="100" w:type="dxa"/>
+              <w:right w:w="100" w:type="dxa"/>
+            </w:tcMar>
+          </w:tcPr>
+          <w:p>
+            <w:pPr>
+              <w:spacing w:before="40" w:after="40" w:line="276" w:lineRule="auto"/>
+              <w:jc w:val="left"/>
+            </w:pPr>
+            <w:r>
+              <w:rPr>
+                <w:rFonts w:ascii="Times New Roman" w:hAnsi="Times New Roman"/>
+                <w:color w:val="1F2937"/>
+                <w:sz w:val="21"/>
+              </w:rPr>
+              <w:t>Tổng quan IoT, kiến trúc hệ thống, truyền thông MQTT/TLS và quản lý dữ liệu lưu trữ</w:t>
+            </w:r>
+          </w:p>
+        </w:tc>
+        <w:tc>
+          <w:tcPr>
+            <w:tcW w:type="dxa" w:w="2016"/>
+            <w:shd w:fill="FFFFFF"/>
+            <w:tcBorders>
+              <w:top w:val="single" w:sz="4" w:space="0" w:color="CBD5E1"/>
+              <w:left w:val="single" w:sz="4" w:space="0" w:color="CBD5E1"/>
+              <w:bottom w:val="single" w:sz="4" w:space="0" w:color="CBD5E1"/>
+              <w:right w:val="single" w:sz="4" w:space="0" w:color="CBD5E1"/>
+            </w:tcBorders>
+            <w:tcMar>
+              <w:top w:w="80" w:type="dxa"/>
+              <w:bottom w:w="80" w:type="dxa"/>
+              <w:left w:w="100" w:type="dxa"/>
+              <w:right w:w="100" w:type="dxa"/>
+            </w:tcMar>
+          </w:tcPr>
+          <w:p>
+            <w:pPr>
+              <w:spacing w:before="40" w:after="40" w:line="276" w:lineRule="auto"/>
+              <w:jc w:val="left"/>
+            </w:pPr>
+            <w:r>
+              <w:rPr>
+                <w:rFonts w:ascii="Times New Roman" w:hAnsi="Times New Roman"/>
+                <w:color w:val="1F2937"/>
+                <w:sz w:val="21"/>
+              </w:rPr>
+              <w:t>Đoàn Viết Hoàng</w:t>
+              <w:br/>
+              <w:t>(B22DCVT202)</w:t>
+            </w:r>
+          </w:p>
+        </w:tc>
+        <w:tc>
+          <w:tcPr>
+            <w:tcW w:type="dxa" w:w="2016"/>
+            <w:shd w:fill="FFFFFF"/>
+            <w:tcBorders>
+              <w:top w:val="single" w:sz="4" w:space="0" w:color="CBD5E1"/>
+              <w:left w:val="single" w:sz="4" w:space="0" w:color="CBD5E1"/>
+              <w:bottom w:val="single" w:sz="4" w:space="0" w:color="CBD5E1"/>
+              <w:right w:val="single" w:sz="4" w:space="0" w:color="CBD5E1"/>
+            </w:tcBorders>
+            <w:tcMar>
+              <w:top w:w="80" w:type="dxa"/>
+              <w:bottom w:w="80" w:type="dxa"/>
+              <w:left w:w="100" w:type="dxa"/>
+              <w:right w:w="100" w:type="dxa"/>
+            </w:tcMar>
+          </w:tcPr>
+          <w:p>
+            <w:pPr>
+              <w:spacing w:before="40" w:after="40" w:line="276" w:lineRule="auto"/>
+              <w:jc w:val="left"/>
+            </w:pPr>
+            <w:r>
+              <w:rPr>
+                <w:rFonts w:ascii="Times New Roman" w:hAnsi="Times New Roman"/>
+                <w:color w:val="1F2937"/>
+                <w:sz w:val="21"/>
+              </w:rPr>
+              <w:t>Hoàn thành đề cương &amp; tài liệu kiến trúc</w:t>
+            </w:r>
+          </w:p>
+        </w:tc>
+      </w:tr>
+      <w:tr>
+        <w:tc>
+          <w:tcPr>
+            <w:tcW w:type="dxa" w:w="1440"/>
+            <w:shd w:fill="F8FAFC"/>
+            <w:tcBorders>
+              <w:top w:val="single" w:sz="4" w:space="0" w:color="CBD5E1"/>
+              <w:left w:val="single" w:sz="4" w:space="0" w:color="CBD5E1"/>
+              <w:bottom w:val="single" w:sz="4" w:space="0" w:color="CBD5E1"/>
+              <w:right w:val="single" w:sz="4" w:space="0" w:color="CBD5E1"/>
+            </w:tcBorders>
+            <w:tcMar>
+              <w:top w:w="80" w:type="dxa"/>
+              <w:bottom w:w="80" w:type="dxa"/>
+              <w:left w:w="100" w:type="dxa"/>
+              <w:right w:w="100" w:type="dxa"/>
+            </w:tcMar>
+          </w:tcPr>
+          <w:p>
+            <w:pPr>
+              <w:spacing w:before="40" w:after="40" w:line="276" w:lineRule="auto"/>
+              <w:jc w:val="center"/>
+            </w:pPr>
+            <w:r>
+              <w:rPr>
+                <w:rFonts w:ascii="Times New Roman" w:hAnsi="Times New Roman"/>
+                <w:color w:val="1F2937"/>
+                <w:sz w:val="21"/>
+              </w:rPr>
+              <w:t>Chương 1</w:t>
+              <w:br/>
+              <w:t>(Tổng quan)</w:t>
+            </w:r>
+          </w:p>
+        </w:tc>
+        <w:tc>
+          <w:tcPr>
+            <w:tcW w:type="dxa" w:w="3888"/>
+            <w:shd w:fill="F8FAFC"/>
+            <w:tcBorders>
+              <w:top w:val="single" w:sz="4" w:space="0" w:color="CBD5E1"/>
+              <w:left w:val="single" w:sz="4" w:space="0" w:color="CBD5E1"/>
+              <w:bottom w:val="single" w:sz="4" w:space="0" w:color="CBD5E1"/>
+              <w:right w:val="single" w:sz="4" w:space="0" w:color="CBD5E1"/>
+            </w:tcBorders>
+            <w:tcMar>
+              <w:top w:w="80" w:type="dxa"/>
+              <w:bottom w:w="80" w:type="dxa"/>
+              <w:left w:w="100" w:type="dxa"/>
+              <w:right w:w="100" w:type="dxa"/>
+            </w:tcMar>
+          </w:tcPr>
+          <w:p>
+            <w:pPr>
+              <w:spacing w:before="40" w:after="40" w:line="276" w:lineRule="auto"/>
+              <w:jc w:val="left"/>
+            </w:pPr>
+            <w:r>
+              <w:rPr>
+                <w:rFonts w:ascii="Times New Roman" w:hAnsi="Times New Roman"/>
+                <w:color w:val="1F2937"/>
+                <w:sz w:val="21"/>
+              </w:rPr>
+              <w:t>Cơ sở phần cứng nhúng (ESP32, cảm biến, khóa, màn hình), xác thực và ứng dụng IoT</w:t>
             </w:r>
           </w:p>
         </w:tc>
@@ -4918,13 +6732,15 @@
                 <w:color w:val="1F2937"/>
                 <w:sz w:val="21"/>
               </w:rPr>
-              <w:t>ROLE_SHIPPER</w:t>
+              <w:t>Nguyễn Quốc Việt</w:t>
+              <w:br/>
+              <w:t>(B22DCVT578)</w:t>
             </w:r>
           </w:p>
         </w:tc>
         <w:tc>
           <w:tcPr>
-            <w:tcW w:type="dxa" w:w="2592"/>
+            <w:tcW w:type="dxa" w:w="2016"/>
             <w:shd w:fill="F8FAFC"/>
             <w:tcBorders>
               <w:top w:val="single" w:sz="4" w:space="0" w:color="CBD5E1"/>
@@ -4950,7 +6766,7 @@
                 <w:color w:val="1F2937"/>
                 <w:sz w:val="21"/>
               </w:rPr>
-              <w:t>Sinh mã QR định danh động (Dynamic Token) có thời hạn 60 giây cho shipper.</w:t>
+              <w:t>Hoàn thành phân tích linh kiện &amp; mạch</w:t>
             </w:r>
           </w:p>
         </w:tc>
@@ -4958,7 +6774,7 @@
       <w:tr>
         <w:tc>
           <w:tcPr>
-            <w:tcW w:type="dxa" w:w="1152"/>
+            <w:tcW w:type="dxa" w:w="1440"/>
             <w:shd w:fill="FFFFFF"/>
             <w:tcBorders>
               <w:top w:val="single" w:sz="4" w:space="0" w:color="CBD5E1"/>
@@ -4984,7 +6800,1122 @@
                 <w:color w:val="1F2937"/>
                 <w:sz w:val="21"/>
               </w:rPr>
-              <w:t>GET</w:t>
+              <w:t>Chương 1</w:t>
+              <w:br/>
+              <w:t>(Tổng quan)</w:t>
+            </w:r>
+          </w:p>
+        </w:tc>
+        <w:tc>
+          <w:tcPr>
+            <w:tcW w:type="dxa" w:w="3888"/>
+            <w:shd w:fill="FFFFFF"/>
+            <w:tcBorders>
+              <w:top w:val="single" w:sz="4" w:space="0" w:color="CBD5E1"/>
+              <w:left w:val="single" w:sz="4" w:space="0" w:color="CBD5E1"/>
+              <w:bottom w:val="single" w:sz="4" w:space="0" w:color="CBD5E1"/>
+              <w:right w:val="single" w:sz="4" w:space="0" w:color="CBD5E1"/>
+            </w:tcBorders>
+            <w:tcMar>
+              <w:top w:w="80" w:type="dxa"/>
+              <w:bottom w:w="80" w:type="dxa"/>
+              <w:left w:w="100" w:type="dxa"/>
+              <w:right w:w="100" w:type="dxa"/>
+            </w:tcMar>
+          </w:tcPr>
+          <w:p>
+            <w:pPr>
+              <w:spacing w:before="40" w:after="40" w:line="276" w:lineRule="auto"/>
+              <w:jc w:val="left"/>
+            </w:pPr>
+            <w:r>
+              <w:rPr>
+                <w:rFonts w:ascii="Times New Roman" w:hAnsi="Times New Roman"/>
+                <w:color w:val="1F2937"/>
+                <w:sz w:val="21"/>
+              </w:rPr>
+              <w:t>Tổng quan bản đồ số, dữ liệu không gian WGS84 và công nghệ bản đồ (Leaflet, OSM)</w:t>
+            </w:r>
+          </w:p>
+        </w:tc>
+        <w:tc>
+          <w:tcPr>
+            <w:tcW w:type="dxa" w:w="2016"/>
+            <w:shd w:fill="FFFFFF"/>
+            <w:tcBorders>
+              <w:top w:val="single" w:sz="4" w:space="0" w:color="CBD5E1"/>
+              <w:left w:val="single" w:sz="4" w:space="0" w:color="CBD5E1"/>
+              <w:bottom w:val="single" w:sz="4" w:space="0" w:color="CBD5E1"/>
+              <w:right w:val="single" w:sz="4" w:space="0" w:color="CBD5E1"/>
+            </w:tcBorders>
+            <w:tcMar>
+              <w:top w:w="80" w:type="dxa"/>
+              <w:bottom w:w="80" w:type="dxa"/>
+              <w:left w:w="100" w:type="dxa"/>
+              <w:right w:w="100" w:type="dxa"/>
+            </w:tcMar>
+          </w:tcPr>
+          <w:p>
+            <w:pPr>
+              <w:spacing w:before="40" w:after="40" w:line="276" w:lineRule="auto"/>
+              <w:jc w:val="left"/>
+            </w:pPr>
+            <w:r>
+              <w:rPr>
+                <w:rFonts w:ascii="Times New Roman" w:hAnsi="Times New Roman"/>
+                <w:color w:val="1F2937"/>
+                <w:sz w:val="21"/>
+              </w:rPr>
+              <w:t>Nguyễn Thành Chung</w:t>
+              <w:br/>
+              <w:t>(B22DCVT082)</w:t>
+            </w:r>
+          </w:p>
+        </w:tc>
+        <w:tc>
+          <w:tcPr>
+            <w:tcW w:type="dxa" w:w="2016"/>
+            <w:shd w:fill="FFFFFF"/>
+            <w:tcBorders>
+              <w:top w:val="single" w:sz="4" w:space="0" w:color="CBD5E1"/>
+              <w:left w:val="single" w:sz="4" w:space="0" w:color="CBD5E1"/>
+              <w:bottom w:val="single" w:sz="4" w:space="0" w:color="CBD5E1"/>
+              <w:right w:val="single" w:sz="4" w:space="0" w:color="CBD5E1"/>
+            </w:tcBorders>
+            <w:tcMar>
+              <w:top w:w="80" w:type="dxa"/>
+              <w:bottom w:w="80" w:type="dxa"/>
+              <w:left w:w="100" w:type="dxa"/>
+              <w:right w:w="100" w:type="dxa"/>
+            </w:tcMar>
+          </w:tcPr>
+          <w:p>
+            <w:pPr>
+              <w:spacing w:before="40" w:after="40" w:line="276" w:lineRule="auto"/>
+              <w:jc w:val="left"/>
+            </w:pPr>
+            <w:r>
+              <w:rPr>
+                <w:rFonts w:ascii="Times New Roman" w:hAnsi="Times New Roman"/>
+                <w:color w:val="1F2937"/>
+                <w:sz w:val="21"/>
+              </w:rPr>
+              <w:t>Hoàn thành nghiên cứu GIS Leaflet</w:t>
+            </w:r>
+          </w:p>
+        </w:tc>
+      </w:tr>
+      <w:tr>
+        <w:tc>
+          <w:tcPr>
+            <w:tcW w:type="dxa" w:w="1440"/>
+            <w:shd w:fill="F8FAFC"/>
+            <w:tcBorders>
+              <w:top w:val="single" w:sz="4" w:space="0" w:color="CBD5E1"/>
+              <w:left w:val="single" w:sz="4" w:space="0" w:color="CBD5E1"/>
+              <w:bottom w:val="single" w:sz="4" w:space="0" w:color="CBD5E1"/>
+              <w:right w:val="single" w:sz="4" w:space="0" w:color="CBD5E1"/>
+            </w:tcBorders>
+            <w:tcMar>
+              <w:top w:w="80" w:type="dxa"/>
+              <w:bottom w:w="80" w:type="dxa"/>
+              <w:left w:w="100" w:type="dxa"/>
+              <w:right w:w="100" w:type="dxa"/>
+            </w:tcMar>
+          </w:tcPr>
+          <w:p>
+            <w:pPr>
+              <w:spacing w:before="40" w:after="40" w:line="276" w:lineRule="auto"/>
+              <w:jc w:val="center"/>
+            </w:pPr>
+            <w:r>
+              <w:rPr>
+                <w:rFonts w:ascii="Times New Roman" w:hAnsi="Times New Roman"/>
+                <w:color w:val="1F2937"/>
+                <w:sz w:val="21"/>
+              </w:rPr>
+              <w:t>Chương 2</w:t>
+              <w:br/>
+              <w:t>(Thiết kế)</w:t>
+            </w:r>
+          </w:p>
+        </w:tc>
+        <w:tc>
+          <w:tcPr>
+            <w:tcW w:type="dxa" w:w="3888"/>
+            <w:shd w:fill="F8FAFC"/>
+            <w:tcBorders>
+              <w:top w:val="single" w:sz="4" w:space="0" w:color="CBD5E1"/>
+              <w:left w:val="single" w:sz="4" w:space="0" w:color="CBD5E1"/>
+              <w:bottom w:val="single" w:sz="4" w:space="0" w:color="CBD5E1"/>
+              <w:right w:val="single" w:sz="4" w:space="0" w:color="CBD5E1"/>
+            </w:tcBorders>
+            <w:tcMar>
+              <w:top w:w="80" w:type="dxa"/>
+              <w:bottom w:w="80" w:type="dxa"/>
+              <w:left w:w="100" w:type="dxa"/>
+              <w:right w:w="100" w:type="dxa"/>
+            </w:tcMar>
+          </w:tcPr>
+          <w:p>
+            <w:pPr>
+              <w:spacing w:before="40" w:after="40" w:line="276" w:lineRule="auto"/>
+              <w:jc w:val="left"/>
+            </w:pPr>
+            <w:r>
+              <w:rPr>
+                <w:rFonts w:ascii="Times New Roman" w:hAnsi="Times New Roman"/>
+                <w:color w:val="1F2937"/>
+                <w:sz w:val="21"/>
+              </w:rPr>
+              <w:t>Xây dựng cơ sở dữ liệu MySQL, phát triển máy chủ Spring Boot và truyền thông MQTT</w:t>
+            </w:r>
+          </w:p>
+        </w:tc>
+        <w:tc>
+          <w:tcPr>
+            <w:tcW w:type="dxa" w:w="2016"/>
+            <w:shd w:fill="F8FAFC"/>
+            <w:tcBorders>
+              <w:top w:val="single" w:sz="4" w:space="0" w:color="CBD5E1"/>
+              <w:left w:val="single" w:sz="4" w:space="0" w:color="CBD5E1"/>
+              <w:bottom w:val="single" w:sz="4" w:space="0" w:color="CBD5E1"/>
+              <w:right w:val="single" w:sz="4" w:space="0" w:color="CBD5E1"/>
+            </w:tcBorders>
+            <w:tcMar>
+              <w:top w:w="80" w:type="dxa"/>
+              <w:bottom w:w="80" w:type="dxa"/>
+              <w:left w:w="100" w:type="dxa"/>
+              <w:right w:w="100" w:type="dxa"/>
+            </w:tcMar>
+          </w:tcPr>
+          <w:p>
+            <w:pPr>
+              <w:spacing w:before="40" w:after="40" w:line="276" w:lineRule="auto"/>
+              <w:jc w:val="left"/>
+            </w:pPr>
+            <w:r>
+              <w:rPr>
+                <w:rFonts w:ascii="Times New Roman" w:hAnsi="Times New Roman"/>
+                <w:color w:val="1F2937"/>
+                <w:sz w:val="21"/>
+              </w:rPr>
+              <w:t>Đoàn Viết Hoàng</w:t>
+              <w:br/>
+              <w:t>(B22DCVT202)</w:t>
+            </w:r>
+          </w:p>
+        </w:tc>
+        <w:tc>
+          <w:tcPr>
+            <w:tcW w:type="dxa" w:w="2016"/>
+            <w:shd w:fill="F8FAFC"/>
+            <w:tcBorders>
+              <w:top w:val="single" w:sz="4" w:space="0" w:color="CBD5E1"/>
+              <w:left w:val="single" w:sz="4" w:space="0" w:color="CBD5E1"/>
+              <w:bottom w:val="single" w:sz="4" w:space="0" w:color="CBD5E1"/>
+              <w:right w:val="single" w:sz="4" w:space="0" w:color="CBD5E1"/>
+            </w:tcBorders>
+            <w:tcMar>
+              <w:top w:w="80" w:type="dxa"/>
+              <w:bottom w:w="80" w:type="dxa"/>
+              <w:left w:w="100" w:type="dxa"/>
+              <w:right w:w="100" w:type="dxa"/>
+            </w:tcMar>
+          </w:tcPr>
+          <w:p>
+            <w:pPr>
+              <w:spacing w:before="40" w:after="40" w:line="276" w:lineRule="auto"/>
+              <w:jc w:val="left"/>
+            </w:pPr>
+            <w:r>
+              <w:rPr>
+                <w:rFonts w:ascii="Times New Roman" w:hAnsi="Times New Roman"/>
+                <w:color w:val="1F2937"/>
+                <w:sz w:val="21"/>
+              </w:rPr>
+              <w:t>Hoàn thành Schema CSDL &amp; API Backend</w:t>
+            </w:r>
+          </w:p>
+        </w:tc>
+      </w:tr>
+      <w:tr>
+        <w:tc>
+          <w:tcPr>
+            <w:tcW w:type="dxa" w:w="1440"/>
+            <w:shd w:fill="FFFFFF"/>
+            <w:tcBorders>
+              <w:top w:val="single" w:sz="4" w:space="0" w:color="CBD5E1"/>
+              <w:left w:val="single" w:sz="4" w:space="0" w:color="CBD5E1"/>
+              <w:bottom w:val="single" w:sz="4" w:space="0" w:color="CBD5E1"/>
+              <w:right w:val="single" w:sz="4" w:space="0" w:color="CBD5E1"/>
+            </w:tcBorders>
+            <w:tcMar>
+              <w:top w:w="80" w:type="dxa"/>
+              <w:bottom w:w="80" w:type="dxa"/>
+              <w:left w:w="100" w:type="dxa"/>
+              <w:right w:w="100" w:type="dxa"/>
+            </w:tcMar>
+          </w:tcPr>
+          <w:p>
+            <w:pPr>
+              <w:spacing w:before="40" w:after="40" w:line="276" w:lineRule="auto"/>
+              <w:jc w:val="center"/>
+            </w:pPr>
+            <w:r>
+              <w:rPr>
+                <w:rFonts w:ascii="Times New Roman" w:hAnsi="Times New Roman"/>
+                <w:color w:val="1F2937"/>
+                <w:sz w:val="21"/>
+              </w:rPr>
+              <w:t>Chương 2</w:t>
+              <w:br/>
+              <w:t>(Thiết kế)</w:t>
+            </w:r>
+          </w:p>
+        </w:tc>
+        <w:tc>
+          <w:tcPr>
+            <w:tcW w:type="dxa" w:w="3888"/>
+            <w:shd w:fill="FFFFFF"/>
+            <w:tcBorders>
+              <w:top w:val="single" w:sz="4" w:space="0" w:color="CBD5E1"/>
+              <w:left w:val="single" w:sz="4" w:space="0" w:color="CBD5E1"/>
+              <w:bottom w:val="single" w:sz="4" w:space="0" w:color="CBD5E1"/>
+              <w:right w:val="single" w:sz="4" w:space="0" w:color="CBD5E1"/>
+            </w:tcBorders>
+            <w:tcMar>
+              <w:top w:w="80" w:type="dxa"/>
+              <w:bottom w:w="80" w:type="dxa"/>
+              <w:left w:w="100" w:type="dxa"/>
+              <w:right w:w="100" w:type="dxa"/>
+            </w:tcMar>
+          </w:tcPr>
+          <w:p>
+            <w:pPr>
+              <w:spacing w:before="40" w:after="40" w:line="276" w:lineRule="auto"/>
+              <w:jc w:val="left"/>
+            </w:pPr>
+            <w:r>
+              <w:rPr>
+                <w:rFonts w:ascii="Times New Roman" w:hAnsi="Times New Roman"/>
+                <w:color w:val="1F2937"/>
+                <w:sz w:val="21"/>
+              </w:rPr>
+              <w:t>Xây dựng phần cứng Tủ A, thiết kế kết cấu cơ khí mẫu tủ và quy trình gửi hàng shipper</w:t>
+            </w:r>
+          </w:p>
+        </w:tc>
+        <w:tc>
+          <w:tcPr>
+            <w:tcW w:type="dxa" w:w="2016"/>
+            <w:shd w:fill="FFFFFF"/>
+            <w:tcBorders>
+              <w:top w:val="single" w:sz="4" w:space="0" w:color="CBD5E1"/>
+              <w:left w:val="single" w:sz="4" w:space="0" w:color="CBD5E1"/>
+              <w:bottom w:val="single" w:sz="4" w:space="0" w:color="CBD5E1"/>
+              <w:right w:val="single" w:sz="4" w:space="0" w:color="CBD5E1"/>
+            </w:tcBorders>
+            <w:tcMar>
+              <w:top w:w="80" w:type="dxa"/>
+              <w:bottom w:w="80" w:type="dxa"/>
+              <w:left w:w="100" w:type="dxa"/>
+              <w:right w:w="100" w:type="dxa"/>
+            </w:tcMar>
+          </w:tcPr>
+          <w:p>
+            <w:pPr>
+              <w:spacing w:before="40" w:after="40" w:line="276" w:lineRule="auto"/>
+              <w:jc w:val="left"/>
+            </w:pPr>
+            <w:r>
+              <w:rPr>
+                <w:rFonts w:ascii="Times New Roman" w:hAnsi="Times New Roman"/>
+                <w:color w:val="1F2937"/>
+                <w:sz w:val="21"/>
+              </w:rPr>
+              <w:t>Nguyễn Quốc Việt</w:t>
+              <w:br/>
+              <w:t>(B22DCVT578)</w:t>
+            </w:r>
+          </w:p>
+        </w:tc>
+        <w:tc>
+          <w:tcPr>
+            <w:tcW w:type="dxa" w:w="2016"/>
+            <w:shd w:fill="FFFFFF"/>
+            <w:tcBorders>
+              <w:top w:val="single" w:sz="4" w:space="0" w:color="CBD5E1"/>
+              <w:left w:val="single" w:sz="4" w:space="0" w:color="CBD5E1"/>
+              <w:bottom w:val="single" w:sz="4" w:space="0" w:color="CBD5E1"/>
+              <w:right w:val="single" w:sz="4" w:space="0" w:color="CBD5E1"/>
+            </w:tcBorders>
+            <w:tcMar>
+              <w:top w:w="80" w:type="dxa"/>
+              <w:bottom w:w="80" w:type="dxa"/>
+              <w:left w:w="100" w:type="dxa"/>
+              <w:right w:w="100" w:type="dxa"/>
+            </w:tcMar>
+          </w:tcPr>
+          <w:p>
+            <w:pPr>
+              <w:spacing w:before="40" w:after="40" w:line="276" w:lineRule="auto"/>
+              <w:jc w:val="left"/>
+            </w:pPr>
+            <w:r>
+              <w:rPr>
+                <w:rFonts w:ascii="Times New Roman" w:hAnsi="Times New Roman"/>
+                <w:color w:val="1F2937"/>
+                <w:sz w:val="21"/>
+              </w:rPr>
+              <w:t>Hoàn thành phần cứng Tủ A &amp; quy trình nạp</w:t>
+            </w:r>
+          </w:p>
+        </w:tc>
+      </w:tr>
+      <w:tr>
+        <w:tc>
+          <w:tcPr>
+            <w:tcW w:type="dxa" w:w="1440"/>
+            <w:shd w:fill="F8FAFC"/>
+            <w:tcBorders>
+              <w:top w:val="single" w:sz="4" w:space="0" w:color="CBD5E1"/>
+              <w:left w:val="single" w:sz="4" w:space="0" w:color="CBD5E1"/>
+              <w:bottom w:val="single" w:sz="4" w:space="0" w:color="CBD5E1"/>
+              <w:right w:val="single" w:sz="4" w:space="0" w:color="CBD5E1"/>
+            </w:tcBorders>
+            <w:tcMar>
+              <w:top w:w="80" w:type="dxa"/>
+              <w:bottom w:w="80" w:type="dxa"/>
+              <w:left w:w="100" w:type="dxa"/>
+              <w:right w:w="100" w:type="dxa"/>
+            </w:tcMar>
+          </w:tcPr>
+          <w:p>
+            <w:pPr>
+              <w:spacing w:before="40" w:after="40" w:line="276" w:lineRule="auto"/>
+              <w:jc w:val="center"/>
+            </w:pPr>
+            <w:r>
+              <w:rPr>
+                <w:rFonts w:ascii="Times New Roman" w:hAnsi="Times New Roman"/>
+                <w:color w:val="1F2937"/>
+                <w:sz w:val="21"/>
+              </w:rPr>
+              <w:t>Chương 2</w:t>
+              <w:br/>
+              <w:t>(Thiết kế)</w:t>
+            </w:r>
+          </w:p>
+        </w:tc>
+        <w:tc>
+          <w:tcPr>
+            <w:tcW w:type="dxa" w:w="3888"/>
+            <w:shd w:fill="F8FAFC"/>
+            <w:tcBorders>
+              <w:top w:val="single" w:sz="4" w:space="0" w:color="CBD5E1"/>
+              <w:left w:val="single" w:sz="4" w:space="0" w:color="CBD5E1"/>
+              <w:bottom w:val="single" w:sz="4" w:space="0" w:color="CBD5E1"/>
+              <w:right w:val="single" w:sz="4" w:space="0" w:color="CBD5E1"/>
+            </w:tcBorders>
+            <w:tcMar>
+              <w:top w:w="80" w:type="dxa"/>
+              <w:bottom w:w="80" w:type="dxa"/>
+              <w:left w:w="100" w:type="dxa"/>
+              <w:right w:w="100" w:type="dxa"/>
+            </w:tcMar>
+          </w:tcPr>
+          <w:p>
+            <w:pPr>
+              <w:spacing w:before="40" w:after="40" w:line="276" w:lineRule="auto"/>
+              <w:jc w:val="left"/>
+            </w:pPr>
+            <w:r>
+              <w:rPr>
+                <w:rFonts w:ascii="Times New Roman" w:hAnsi="Times New Roman"/>
+                <w:color w:val="1F2937"/>
+                <w:sz w:val="21"/>
+              </w:rPr>
+              <w:t>Xây dựng chương trình điều khiển ESP32, giao diện web và quy trình nhận hàng của khách</w:t>
+            </w:r>
+          </w:p>
+        </w:tc>
+        <w:tc>
+          <w:tcPr>
+            <w:tcW w:type="dxa" w:w="2016"/>
+            <w:shd w:fill="F8FAFC"/>
+            <w:tcBorders>
+              <w:top w:val="single" w:sz="4" w:space="0" w:color="CBD5E1"/>
+              <w:left w:val="single" w:sz="4" w:space="0" w:color="CBD5E1"/>
+              <w:bottom w:val="single" w:sz="4" w:space="0" w:color="CBD5E1"/>
+              <w:right w:val="single" w:sz="4" w:space="0" w:color="CBD5E1"/>
+            </w:tcBorders>
+            <w:tcMar>
+              <w:top w:w="80" w:type="dxa"/>
+              <w:bottom w:w="80" w:type="dxa"/>
+              <w:left w:w="100" w:type="dxa"/>
+              <w:right w:w="100" w:type="dxa"/>
+            </w:tcMar>
+          </w:tcPr>
+          <w:p>
+            <w:pPr>
+              <w:spacing w:before="40" w:after="40" w:line="276" w:lineRule="auto"/>
+              <w:jc w:val="left"/>
+            </w:pPr>
+            <w:r>
+              <w:rPr>
+                <w:rFonts w:ascii="Times New Roman" w:hAnsi="Times New Roman"/>
+                <w:color w:val="1F2937"/>
+                <w:sz w:val="21"/>
+              </w:rPr>
+              <w:t>Nguyễn Thành Chung</w:t>
+              <w:br/>
+              <w:t>(B22DCVT082)</w:t>
+            </w:r>
+          </w:p>
+        </w:tc>
+        <w:tc>
+          <w:tcPr>
+            <w:tcW w:type="dxa" w:w="2016"/>
+            <w:shd w:fill="F8FAFC"/>
+            <w:tcBorders>
+              <w:top w:val="single" w:sz="4" w:space="0" w:color="CBD5E1"/>
+              <w:left w:val="single" w:sz="4" w:space="0" w:color="CBD5E1"/>
+              <w:bottom w:val="single" w:sz="4" w:space="0" w:color="CBD5E1"/>
+              <w:right w:val="single" w:sz="4" w:space="0" w:color="CBD5E1"/>
+            </w:tcBorders>
+            <w:tcMar>
+              <w:top w:w="80" w:type="dxa"/>
+              <w:bottom w:w="80" w:type="dxa"/>
+              <w:left w:w="100" w:type="dxa"/>
+              <w:right w:w="100" w:type="dxa"/>
+            </w:tcMar>
+          </w:tcPr>
+          <w:p>
+            <w:pPr>
+              <w:spacing w:before="40" w:after="40" w:line="276" w:lineRule="auto"/>
+              <w:jc w:val="left"/>
+            </w:pPr>
+            <w:r>
+              <w:rPr>
+                <w:rFonts w:ascii="Times New Roman" w:hAnsi="Times New Roman"/>
+                <w:color w:val="1F2937"/>
+                <w:sz w:val="21"/>
+              </w:rPr>
+              <w:t>Hoàn thành TFT nhúng &amp; Web Khách hàng</w:t>
+            </w:r>
+          </w:p>
+        </w:tc>
+      </w:tr>
+      <w:tr>
+        <w:tc>
+          <w:tcPr>
+            <w:tcW w:type="dxa" w:w="1440"/>
+            <w:shd w:fill="FFFFFF"/>
+            <w:tcBorders>
+              <w:top w:val="single" w:sz="4" w:space="0" w:color="CBD5E1"/>
+              <w:left w:val="single" w:sz="4" w:space="0" w:color="CBD5E1"/>
+              <w:bottom w:val="single" w:sz="4" w:space="0" w:color="CBD5E1"/>
+              <w:right w:val="single" w:sz="4" w:space="0" w:color="CBD5E1"/>
+            </w:tcBorders>
+            <w:tcMar>
+              <w:top w:w="80" w:type="dxa"/>
+              <w:bottom w:w="80" w:type="dxa"/>
+              <w:left w:w="100" w:type="dxa"/>
+              <w:right w:w="100" w:type="dxa"/>
+            </w:tcMar>
+          </w:tcPr>
+          <w:p>
+            <w:pPr>
+              <w:spacing w:before="40" w:after="40" w:line="276" w:lineRule="auto"/>
+              <w:jc w:val="center"/>
+            </w:pPr>
+            <w:r>
+              <w:rPr>
+                <w:rFonts w:ascii="Times New Roman" w:hAnsi="Times New Roman"/>
+                <w:color w:val="1F2937"/>
+                <w:sz w:val="21"/>
+              </w:rPr>
+              <w:t>Chương 3</w:t>
+              <w:br/>
+              <w:t>(Thử nghiệm)</w:t>
+            </w:r>
+          </w:p>
+        </w:tc>
+        <w:tc>
+          <w:tcPr>
+            <w:tcW w:type="dxa" w:w="3888"/>
+            <w:shd w:fill="FFFFFF"/>
+            <w:tcBorders>
+              <w:top w:val="single" w:sz="4" w:space="0" w:color="CBD5E1"/>
+              <w:left w:val="single" w:sz="4" w:space="0" w:color="CBD5E1"/>
+              <w:bottom w:val="single" w:sz="4" w:space="0" w:color="CBD5E1"/>
+              <w:right w:val="single" w:sz="4" w:space="0" w:color="CBD5E1"/>
+            </w:tcBorders>
+            <w:tcMar>
+              <w:top w:w="80" w:type="dxa"/>
+              <w:bottom w:w="80" w:type="dxa"/>
+              <w:left w:w="100" w:type="dxa"/>
+              <w:right w:w="100" w:type="dxa"/>
+            </w:tcMar>
+          </w:tcPr>
+          <w:p>
+            <w:pPr>
+              <w:spacing w:before="40" w:after="40" w:line="276" w:lineRule="auto"/>
+              <w:jc w:val="left"/>
+            </w:pPr>
+            <w:r>
+              <w:rPr>
+                <w:rFonts w:ascii="Times New Roman" w:hAnsi="Times New Roman"/>
+                <w:color w:val="1F2937"/>
+                <w:sz w:val="21"/>
+              </w:rPr>
+              <w:t>Xây dựng các API cung cấp dữ liệu bản đồ số và xử lý đồng bộ thời gian thực (WebSocket)</w:t>
+            </w:r>
+          </w:p>
+        </w:tc>
+        <w:tc>
+          <w:tcPr>
+            <w:tcW w:type="dxa" w:w="2016"/>
+            <w:shd w:fill="FFFFFF"/>
+            <w:tcBorders>
+              <w:top w:val="single" w:sz="4" w:space="0" w:color="CBD5E1"/>
+              <w:left w:val="single" w:sz="4" w:space="0" w:color="CBD5E1"/>
+              <w:bottom w:val="single" w:sz="4" w:space="0" w:color="CBD5E1"/>
+              <w:right w:val="single" w:sz="4" w:space="0" w:color="CBD5E1"/>
+            </w:tcBorders>
+            <w:tcMar>
+              <w:top w:w="80" w:type="dxa"/>
+              <w:bottom w:w="80" w:type="dxa"/>
+              <w:left w:w="100" w:type="dxa"/>
+              <w:right w:w="100" w:type="dxa"/>
+            </w:tcMar>
+          </w:tcPr>
+          <w:p>
+            <w:pPr>
+              <w:spacing w:before="40" w:after="40" w:line="276" w:lineRule="auto"/>
+              <w:jc w:val="left"/>
+            </w:pPr>
+            <w:r>
+              <w:rPr>
+                <w:rFonts w:ascii="Times New Roman" w:hAnsi="Times New Roman"/>
+                <w:color w:val="1F2937"/>
+                <w:sz w:val="21"/>
+              </w:rPr>
+              <w:t>Đoàn Viết Hoàng</w:t>
+              <w:br/>
+              <w:t>(B22DCVT202)</w:t>
+            </w:r>
+          </w:p>
+        </w:tc>
+        <w:tc>
+          <w:tcPr>
+            <w:tcW w:type="dxa" w:w="2016"/>
+            <w:shd w:fill="FFFFFF"/>
+            <w:tcBorders>
+              <w:top w:val="single" w:sz="4" w:space="0" w:color="CBD5E1"/>
+              <w:left w:val="single" w:sz="4" w:space="0" w:color="CBD5E1"/>
+              <w:bottom w:val="single" w:sz="4" w:space="0" w:color="CBD5E1"/>
+              <w:right w:val="single" w:sz="4" w:space="0" w:color="CBD5E1"/>
+            </w:tcBorders>
+            <w:tcMar>
+              <w:top w:w="80" w:type="dxa"/>
+              <w:bottom w:w="80" w:type="dxa"/>
+              <w:left w:w="100" w:type="dxa"/>
+              <w:right w:w="100" w:type="dxa"/>
+            </w:tcMar>
+          </w:tcPr>
+          <w:p>
+            <w:pPr>
+              <w:spacing w:before="40" w:after="40" w:line="276" w:lineRule="auto"/>
+              <w:jc w:val="left"/>
+            </w:pPr>
+            <w:r>
+              <w:rPr>
+                <w:rFonts w:ascii="Times New Roman" w:hAnsi="Times New Roman"/>
+                <w:color w:val="1F2937"/>
+                <w:sz w:val="21"/>
+              </w:rPr>
+              <w:t>Hoàn thành API GIS &amp; WebSocket /topic</w:t>
+            </w:r>
+          </w:p>
+        </w:tc>
+      </w:tr>
+      <w:tr>
+        <w:tc>
+          <w:tcPr>
+            <w:tcW w:type="dxa" w:w="1440"/>
+            <w:shd w:fill="F8FAFC"/>
+            <w:tcBorders>
+              <w:top w:val="single" w:sz="4" w:space="0" w:color="CBD5E1"/>
+              <w:left w:val="single" w:sz="4" w:space="0" w:color="CBD5E1"/>
+              <w:bottom w:val="single" w:sz="4" w:space="0" w:color="CBD5E1"/>
+              <w:right w:val="single" w:sz="4" w:space="0" w:color="CBD5E1"/>
+            </w:tcBorders>
+            <w:tcMar>
+              <w:top w:w="80" w:type="dxa"/>
+              <w:bottom w:w="80" w:type="dxa"/>
+              <w:left w:w="100" w:type="dxa"/>
+              <w:right w:w="100" w:type="dxa"/>
+            </w:tcMar>
+          </w:tcPr>
+          <w:p>
+            <w:pPr>
+              <w:spacing w:before="40" w:after="40" w:line="276" w:lineRule="auto"/>
+              <w:jc w:val="center"/>
+            </w:pPr>
+            <w:r>
+              <w:rPr>
+                <w:rFonts w:ascii="Times New Roman" w:hAnsi="Times New Roman"/>
+                <w:color w:val="1F2937"/>
+                <w:sz w:val="21"/>
+              </w:rPr>
+              <w:t>Chương 3</w:t>
+              <w:br/>
+              <w:t>(Thử nghiệm)</w:t>
+            </w:r>
+          </w:p>
+        </w:tc>
+        <w:tc>
+          <w:tcPr>
+            <w:tcW w:type="dxa" w:w="3888"/>
+            <w:shd w:fill="F8FAFC"/>
+            <w:tcBorders>
+              <w:top w:val="single" w:sz="4" w:space="0" w:color="CBD5E1"/>
+              <w:left w:val="single" w:sz="4" w:space="0" w:color="CBD5E1"/>
+              <w:bottom w:val="single" w:sz="4" w:space="0" w:color="CBD5E1"/>
+              <w:right w:val="single" w:sz="4" w:space="0" w:color="CBD5E1"/>
+            </w:tcBorders>
+            <w:tcMar>
+              <w:top w:w="80" w:type="dxa"/>
+              <w:bottom w:w="80" w:type="dxa"/>
+              <w:left w:w="100" w:type="dxa"/>
+              <w:right w:w="100" w:type="dxa"/>
+            </w:tcMar>
+          </w:tcPr>
+          <w:p>
+            <w:pPr>
+              <w:spacing w:before="40" w:after="40" w:line="276" w:lineRule="auto"/>
+              <w:jc w:val="left"/>
+            </w:pPr>
+            <w:r>
+              <w:rPr>
+                <w:rFonts w:ascii="Times New Roman" w:hAnsi="Times New Roman"/>
+                <w:color w:val="1F2937"/>
+                <w:sz w:val="21"/>
+              </w:rPr>
+              <w:t>Tổng hợp trạng thái tủ và thực hiện thử nghiệm tích hợp nhiều tủ (Tủ A thật + Tủ B mô phỏng)</w:t>
+            </w:r>
+          </w:p>
+        </w:tc>
+        <w:tc>
+          <w:tcPr>
+            <w:tcW w:type="dxa" w:w="2016"/>
+            <w:shd w:fill="F8FAFC"/>
+            <w:tcBorders>
+              <w:top w:val="single" w:sz="4" w:space="0" w:color="CBD5E1"/>
+              <w:left w:val="single" w:sz="4" w:space="0" w:color="CBD5E1"/>
+              <w:bottom w:val="single" w:sz="4" w:space="0" w:color="CBD5E1"/>
+              <w:right w:val="single" w:sz="4" w:space="0" w:color="CBD5E1"/>
+            </w:tcBorders>
+            <w:tcMar>
+              <w:top w:w="80" w:type="dxa"/>
+              <w:bottom w:w="80" w:type="dxa"/>
+              <w:left w:w="100" w:type="dxa"/>
+              <w:right w:w="100" w:type="dxa"/>
+            </w:tcMar>
+          </w:tcPr>
+          <w:p>
+            <w:pPr>
+              <w:spacing w:before="40" w:after="40" w:line="276" w:lineRule="auto"/>
+              <w:jc w:val="left"/>
+            </w:pPr>
+            <w:r>
+              <w:rPr>
+                <w:rFonts w:ascii="Times New Roman" w:hAnsi="Times New Roman"/>
+                <w:color w:val="1F2937"/>
+                <w:sz w:val="21"/>
+              </w:rPr>
+              <w:t>Nguyễn Quốc Việt</w:t>
+              <w:br/>
+              <w:t>(B22DCVT578)</w:t>
+            </w:r>
+          </w:p>
+        </w:tc>
+        <w:tc>
+          <w:tcPr>
+            <w:tcW w:type="dxa" w:w="2016"/>
+            <w:shd w:fill="F8FAFC"/>
+            <w:tcBorders>
+              <w:top w:val="single" w:sz="4" w:space="0" w:color="CBD5E1"/>
+              <w:left w:val="single" w:sz="4" w:space="0" w:color="CBD5E1"/>
+              <w:bottom w:val="single" w:sz="4" w:space="0" w:color="CBD5E1"/>
+              <w:right w:val="single" w:sz="4" w:space="0" w:color="CBD5E1"/>
+            </w:tcBorders>
+            <w:tcMar>
+              <w:top w:w="80" w:type="dxa"/>
+              <w:bottom w:w="80" w:type="dxa"/>
+              <w:left w:w="100" w:type="dxa"/>
+              <w:right w:w="100" w:type="dxa"/>
+            </w:tcMar>
+          </w:tcPr>
+          <w:p>
+            <w:pPr>
+              <w:spacing w:before="40" w:after="40" w:line="276" w:lineRule="auto"/>
+              <w:jc w:val="left"/>
+            </w:pPr>
+            <w:r>
+              <w:rPr>
+                <w:rFonts w:ascii="Times New Roman" w:hAnsi="Times New Roman"/>
+                <w:color w:val="1F2937"/>
+                <w:sz w:val="21"/>
+              </w:rPr>
+              <w:t>Hoàn thành kịch bản đo kiểm Multi-Locker</w:t>
+            </w:r>
+          </w:p>
+        </w:tc>
+      </w:tr>
+      <w:tr>
+        <w:tc>
+          <w:tcPr>
+            <w:tcW w:type="dxa" w:w="1440"/>
+            <w:shd w:fill="FFFFFF"/>
+            <w:tcBorders>
+              <w:top w:val="single" w:sz="4" w:space="0" w:color="CBD5E1"/>
+              <w:left w:val="single" w:sz="4" w:space="0" w:color="CBD5E1"/>
+              <w:bottom w:val="single" w:sz="4" w:space="0" w:color="CBD5E1"/>
+              <w:right w:val="single" w:sz="4" w:space="0" w:color="CBD5E1"/>
+            </w:tcBorders>
+            <w:tcMar>
+              <w:top w:w="80" w:type="dxa"/>
+              <w:bottom w:w="80" w:type="dxa"/>
+              <w:left w:w="100" w:type="dxa"/>
+              <w:right w:w="100" w:type="dxa"/>
+            </w:tcMar>
+          </w:tcPr>
+          <w:p>
+            <w:pPr>
+              <w:spacing w:before="40" w:after="40" w:line="276" w:lineRule="auto"/>
+              <w:jc w:val="center"/>
+            </w:pPr>
+            <w:r>
+              <w:rPr>
+                <w:rFonts w:ascii="Times New Roman" w:hAnsi="Times New Roman"/>
+                <w:color w:val="1F2937"/>
+                <w:sz w:val="21"/>
+              </w:rPr>
+              <w:t>Chương 3</w:t>
+              <w:br/>
+              <w:t>(Thử nghiệm)</w:t>
+            </w:r>
+          </w:p>
+        </w:tc>
+        <w:tc>
+          <w:tcPr>
+            <w:tcW w:type="dxa" w:w="3888"/>
+            <w:shd w:fill="FFFFFF"/>
+            <w:tcBorders>
+              <w:top w:val="single" w:sz="4" w:space="0" w:color="CBD5E1"/>
+              <w:left w:val="single" w:sz="4" w:space="0" w:color="CBD5E1"/>
+              <w:bottom w:val="single" w:sz="4" w:space="0" w:color="CBD5E1"/>
+              <w:right w:val="single" w:sz="4" w:space="0" w:color="CBD5E1"/>
+            </w:tcBorders>
+            <w:tcMar>
+              <w:top w:w="80" w:type="dxa"/>
+              <w:bottom w:w="80" w:type="dxa"/>
+              <w:left w:w="100" w:type="dxa"/>
+              <w:right w:w="100" w:type="dxa"/>
+            </w:tcMar>
+          </w:tcPr>
+          <w:p>
+            <w:pPr>
+              <w:spacing w:before="40" w:after="40" w:line="276" w:lineRule="auto"/>
+              <w:jc w:val="left"/>
+            </w:pPr>
+            <w:r>
+              <w:rPr>
+                <w:rFonts w:ascii="Times New Roman" w:hAnsi="Times New Roman"/>
+                <w:color w:val="1F2937"/>
+                <w:sz w:val="21"/>
+              </w:rPr>
+              <w:t>Xây dựng giao diện Bản đồ số Leaflet.js, tổng hợp thử nghiệm và đánh giá toàn hệ thống</w:t>
+            </w:r>
+          </w:p>
+        </w:tc>
+        <w:tc>
+          <w:tcPr>
+            <w:tcW w:type="dxa" w:w="2016"/>
+            <w:shd w:fill="FFFFFF"/>
+            <w:tcBorders>
+              <w:top w:val="single" w:sz="4" w:space="0" w:color="CBD5E1"/>
+              <w:left w:val="single" w:sz="4" w:space="0" w:color="CBD5E1"/>
+              <w:bottom w:val="single" w:sz="4" w:space="0" w:color="CBD5E1"/>
+              <w:right w:val="single" w:sz="4" w:space="0" w:color="CBD5E1"/>
+            </w:tcBorders>
+            <w:tcMar>
+              <w:top w:w="80" w:type="dxa"/>
+              <w:bottom w:w="80" w:type="dxa"/>
+              <w:left w:w="100" w:type="dxa"/>
+              <w:right w:w="100" w:type="dxa"/>
+            </w:tcMar>
+          </w:tcPr>
+          <w:p>
+            <w:pPr>
+              <w:spacing w:before="40" w:after="40" w:line="276" w:lineRule="auto"/>
+              <w:jc w:val="left"/>
+            </w:pPr>
+            <w:r>
+              <w:rPr>
+                <w:rFonts w:ascii="Times New Roman" w:hAnsi="Times New Roman"/>
+                <w:color w:val="1F2937"/>
+                <w:sz w:val="21"/>
+              </w:rPr>
+              <w:t>Nguyễn Thành Chung</w:t>
+              <w:br/>
+              <w:t>(B22DCVT082)</w:t>
+            </w:r>
+          </w:p>
+        </w:tc>
+        <w:tc>
+          <w:tcPr>
+            <w:tcW w:type="dxa" w:w="2016"/>
+            <w:shd w:fill="FFFFFF"/>
+            <w:tcBorders>
+              <w:top w:val="single" w:sz="4" w:space="0" w:color="CBD5E1"/>
+              <w:left w:val="single" w:sz="4" w:space="0" w:color="CBD5E1"/>
+              <w:bottom w:val="single" w:sz="4" w:space="0" w:color="CBD5E1"/>
+              <w:right w:val="single" w:sz="4" w:space="0" w:color="CBD5E1"/>
+            </w:tcBorders>
+            <w:tcMar>
+              <w:top w:w="80" w:type="dxa"/>
+              <w:bottom w:w="80" w:type="dxa"/>
+              <w:left w:w="100" w:type="dxa"/>
+              <w:right w:w="100" w:type="dxa"/>
+            </w:tcMar>
+          </w:tcPr>
+          <w:p>
+            <w:pPr>
+              <w:spacing w:before="40" w:after="40" w:line="276" w:lineRule="auto"/>
+              <w:jc w:val="left"/>
+            </w:pPr>
+            <w:r>
+              <w:rPr>
+                <w:rFonts w:ascii="Times New Roman" w:hAnsi="Times New Roman"/>
+                <w:color w:val="1F2937"/>
+                <w:sz w:val="21"/>
+              </w:rPr>
+              <w:t>Hoàn thành Bản đồ tương tác &amp; Báo cáo tổng kết</w:t>
+            </w:r>
+          </w:p>
+        </w:tc>
+      </w:tr>
+    </w:tbl>
+    <w:p>
+      <w:pPr>
+        <w:spacing w:before="0" w:after="80"/>
+      </w:pPr>
+    </w:p>
+    <w:p>
+      <w:pPr>
+        <w:keepNext/>
+        <w:spacing w:before="160" w:after="60"/>
+      </w:pPr>
+      <w:r>
+        <w:rPr>
+          <w:rFonts w:ascii="Times New Roman" w:hAnsi="Times New Roman"/>
+          <w:b/>
+          <w:color w:val="1F2937"/>
+          <w:sz w:val="24"/>
+        </w:rPr>
+        <w:t>Bảng 7.2.2. Tổng hợp trách nhiệm và sản phẩm bàn giao cụ thể của từng sinh viên</w:t>
+      </w:r>
+    </w:p>
+    <w:tbl>
+      <w:tblPr>
+        <w:tblW w:type="auto" w:w="0"/>
+        <w:jc w:val="center"/>
+        <w:tblLook w:firstColumn="1" w:firstRow="1" w:lastColumn="0" w:lastRow="0" w:noHBand="0" w:noVBand="1" w:val="04A0"/>
+      </w:tblPr>
+      <w:tblGrid>
+        <w:gridCol w:w="2340"/>
+        <w:gridCol w:w="2340"/>
+        <w:gridCol w:w="2340"/>
+        <w:gridCol w:w="2340"/>
+      </w:tblGrid>
+      <w:tr>
+        <w:tc>
+          <w:tcPr>
+            <w:tcW w:type="dxa" w:w="720"/>
+            <w:shd w:fill="1B365D"/>
+            <w:tcMar>
+              <w:top w:w="100" w:type="dxa"/>
+              <w:bottom w:w="100" w:type="dxa"/>
+              <w:left w:w="120" w:type="dxa"/>
+              <w:right w:w="120" w:type="dxa"/>
+            </w:tcMar>
+          </w:tcPr>
+          <w:p>
+            <w:pPr>
+              <w:spacing w:before="60" w:after="60"/>
+              <w:jc w:val="center"/>
+            </w:pPr>
+            <w:r>
+              <w:rPr>
+                <w:rFonts w:ascii="Times New Roman" w:hAnsi="Times New Roman"/>
+                <w:b/>
+                <w:color w:val="FFFFFF"/>
+                <w:sz w:val="22"/>
+              </w:rPr>
+              <w:t>STT</w:t>
+            </w:r>
+          </w:p>
+        </w:tc>
+        <w:tc>
+          <w:tcPr>
+            <w:tcW w:type="dxa" w:w="2160"/>
+            <w:shd w:fill="1B365D"/>
+            <w:tcMar>
+              <w:top w:w="100" w:type="dxa"/>
+              <w:bottom w:w="100" w:type="dxa"/>
+              <w:left w:w="120" w:type="dxa"/>
+              <w:right w:w="120" w:type="dxa"/>
+            </w:tcMar>
+          </w:tcPr>
+          <w:p>
+            <w:pPr>
+              <w:spacing w:before="60" w:after="60"/>
+              <w:jc w:val="center"/>
+            </w:pPr>
+            <w:r>
+              <w:rPr>
+                <w:rFonts w:ascii="Times New Roman" w:hAnsi="Times New Roman"/>
+                <w:b/>
+                <w:color w:val="FFFFFF"/>
+                <w:sz w:val="22"/>
+              </w:rPr>
+              <w:t>Sinh viên thực hiện</w:t>
+            </w:r>
+          </w:p>
+        </w:tc>
+        <w:tc>
+          <w:tcPr>
+            <w:tcW w:type="dxa" w:w="3600"/>
+            <w:shd w:fill="1B365D"/>
+            <w:tcMar>
+              <w:top w:w="100" w:type="dxa"/>
+              <w:bottom w:w="100" w:type="dxa"/>
+              <w:left w:w="120" w:type="dxa"/>
+              <w:right w:w="120" w:type="dxa"/>
+            </w:tcMar>
+          </w:tcPr>
+          <w:p>
+            <w:pPr>
+              <w:spacing w:before="60" w:after="60"/>
+              <w:jc w:val="center"/>
+            </w:pPr>
+            <w:r>
+              <w:rPr>
+                <w:rFonts w:ascii="Times New Roman" w:hAnsi="Times New Roman"/>
+                <w:b/>
+                <w:color w:val="FFFFFF"/>
+                <w:sz w:val="22"/>
+              </w:rPr>
+              <w:t>Nhiệm vụ trọng tâm xuyên suốt hệ thống</w:t>
+            </w:r>
+          </w:p>
+        </w:tc>
+        <w:tc>
+          <w:tcPr>
+            <w:tcW w:type="dxa" w:w="2880"/>
+            <w:shd w:fill="1B365D"/>
+            <w:tcMar>
+              <w:top w:w="100" w:type="dxa"/>
+              <w:bottom w:w="100" w:type="dxa"/>
+              <w:left w:w="120" w:type="dxa"/>
+              <w:right w:w="120" w:type="dxa"/>
+            </w:tcMar>
+          </w:tcPr>
+          <w:p>
+            <w:pPr>
+              <w:spacing w:before="60" w:after="60"/>
+              <w:jc w:val="center"/>
+            </w:pPr>
+            <w:r>
+              <w:rPr>
+                <w:rFonts w:ascii="Times New Roman" w:hAnsi="Times New Roman"/>
+                <w:b/>
+                <w:color w:val="FFFFFF"/>
+                <w:sz w:val="22"/>
+              </w:rPr>
+              <w:t>Sản phẩm bàn giao cụ thể</w:t>
+            </w:r>
+          </w:p>
+        </w:tc>
+      </w:tr>
+      <w:tr>
+        <w:tc>
+          <w:tcPr>
+            <w:tcW w:type="dxa" w:w="720"/>
+            <w:shd w:fill="FFFFFF"/>
+            <w:tcBorders>
+              <w:top w:val="single" w:sz="4" w:space="0" w:color="CBD5E1"/>
+              <w:left w:val="single" w:sz="4" w:space="0" w:color="CBD5E1"/>
+              <w:bottom w:val="single" w:sz="4" w:space="0" w:color="CBD5E1"/>
+              <w:right w:val="single" w:sz="4" w:space="0" w:color="CBD5E1"/>
+            </w:tcBorders>
+            <w:tcMar>
+              <w:top w:w="80" w:type="dxa"/>
+              <w:bottom w:w="80" w:type="dxa"/>
+              <w:left w:w="100" w:type="dxa"/>
+              <w:right w:w="100" w:type="dxa"/>
+            </w:tcMar>
+          </w:tcPr>
+          <w:p>
+            <w:pPr>
+              <w:spacing w:before="40" w:after="40" w:line="276" w:lineRule="auto"/>
+              <w:jc w:val="center"/>
+            </w:pPr>
+            <w:r>
+              <w:rPr>
+                <w:rFonts w:ascii="Times New Roman" w:hAnsi="Times New Roman"/>
+                <w:color w:val="1F2937"/>
+                <w:sz w:val="21"/>
+              </w:rPr>
+              <w:t>1</w:t>
+            </w:r>
+          </w:p>
+        </w:tc>
+        <w:tc>
+          <w:tcPr>
+            <w:tcW w:type="dxa" w:w="2160"/>
+            <w:shd w:fill="FFFFFF"/>
+            <w:tcBorders>
+              <w:top w:val="single" w:sz="4" w:space="0" w:color="CBD5E1"/>
+              <w:left w:val="single" w:sz="4" w:space="0" w:color="CBD5E1"/>
+              <w:bottom w:val="single" w:sz="4" w:space="0" w:color="CBD5E1"/>
+              <w:right w:val="single" w:sz="4" w:space="0" w:color="CBD5E1"/>
+            </w:tcBorders>
+            <w:tcMar>
+              <w:top w:w="80" w:type="dxa"/>
+              <w:bottom w:w="80" w:type="dxa"/>
+              <w:left w:w="100" w:type="dxa"/>
+              <w:right w:w="100" w:type="dxa"/>
+            </w:tcMar>
+          </w:tcPr>
+          <w:p>
+            <w:pPr>
+              <w:spacing w:before="40" w:after="40" w:line="276" w:lineRule="auto"/>
+              <w:jc w:val="left"/>
+            </w:pPr>
+            <w:r>
+              <w:rPr>
+                <w:rFonts w:ascii="Times New Roman" w:hAnsi="Times New Roman"/>
+                <w:color w:val="1F2937"/>
+                <w:sz w:val="21"/>
+              </w:rPr>
+              <w:t>Nguyễn Quốc Việt</w:t>
+              <w:br/>
+              <w:t>(B22DCVT578)</w:t>
             </w:r>
           </w:p>
         </w:tc>
@@ -5016,13 +7947,19 @@
                 <w:color w:val="1F2937"/>
                 <w:sz w:val="21"/>
               </w:rPr>
-              <w:t>/api/v1/admin/parcels/overdue</w:t>
+              <w:t>• Phụ trách toàn diện Phần cứng nhúng Tủ A (Mạch vi xử lý ESP32, Cảm biến từ MC-38, Cảm biến lực Load cell HX711, Khóa Solenoid 12V, Đầu đọc GM65 UART, Còi Buzzer).</w:t>
+              <w:br/>
+              <w:t>• Lập trình thuật toán xác minh cảm biến kép (MC-38 cửa đóng + HX711 trọng lượng thay đổi &gt; 0.05kg).</w:t>
+              <w:br/>
+              <w:t>• Triển khai quy trình gửi hàng 7 bước của Shipper tại tủ kết hợp Web Mobile và Kiosk.</w:t>
+              <w:br/>
+              <w:t>• Xây dựng kịch bản đo kiểm và thử nghiệm liên thông phần cứng giữa Tủ A vật lý và Tủ B mô phỏng.</w:t>
             </w:r>
           </w:p>
         </w:tc>
         <w:tc>
           <w:tcPr>
-            <w:tcW w:type="dxa" w:w="2016"/>
+            <w:tcW w:type="dxa" w:w="2880"/>
             <w:shd w:fill="FFFFFF"/>
             <w:tcBorders>
               <w:top w:val="single" w:sz="4" w:space="0" w:color="CBD5E1"/>
@@ -5048,39 +7985,13 @@
                 <w:color w:val="1F2937"/>
                 <w:sz w:val="21"/>
               </w:rPr>
-              <w:t>ROLE_ADMIN</w:t>
-            </w:r>
-          </w:p>
-        </w:tc>
-        <w:tc>
-          <w:tcPr>
-            <w:tcW w:type="dxa" w:w="2592"/>
-            <w:shd w:fill="FFFFFF"/>
-            <w:tcBorders>
-              <w:top w:val="single" w:sz="4" w:space="0" w:color="CBD5E1"/>
-              <w:left w:val="single" w:sz="4" w:space="0" w:color="CBD5E1"/>
-              <w:bottom w:val="single" w:sz="4" w:space="0" w:color="CBD5E1"/>
-              <w:right w:val="single" w:sz="4" w:space="0" w:color="CBD5E1"/>
-            </w:tcBorders>
-            <w:tcMar>
-              <w:top w:w="80" w:type="dxa"/>
-              <w:bottom w:w="80" w:type="dxa"/>
-              <w:left w:w="100" w:type="dxa"/>
-              <w:right w:w="100" w:type="dxa"/>
-            </w:tcMar>
-          </w:tcPr>
-          <w:p>
-            <w:pPr>
-              <w:spacing w:before="40" w:after="40" w:line="276" w:lineRule="auto"/>
-              <w:jc w:val="left"/>
-            </w:pPr>
-            <w:r>
-              <w:rPr>
-                <w:rFonts w:ascii="Times New Roman" w:hAnsi="Times New Roman"/>
-                <w:color w:val="1F2937"/>
-                <w:sz w:val="21"/>
-              </w:rPr>
-              <w:t>Lấy danh sách các bưu kiện vượt mốc 24h00 ngày hôm sau để lên lịch thu hồi.</w:t>
+              <w:t>- Sản phẩm phần cứng Tủ A hoàn chỉnh 2-3 ngăn.</w:t>
+              <w:br/>
+              <w:t>- Mã nguồn Firmware ESP32 điều khiển ngoại vi.</w:t>
+              <w:br/>
+              <w:t>- Sơ đồ nguyên lý mạch đấu nối phần cứng.</w:t>
+              <w:br/>
+              <w:t>- Biên bản thử nghiệm liên thông Tủ A / Tủ B.</w:t>
             </w:r>
           </w:p>
         </w:tc>
@@ -5088,7 +7999,7 @@
       <w:tr>
         <w:tc>
           <w:tcPr>
-            <w:tcW w:type="dxa" w:w="1152"/>
+            <w:tcW w:type="dxa" w:w="720"/>
             <w:shd w:fill="F8FAFC"/>
             <w:tcBorders>
               <w:top w:val="single" w:sz="4" w:space="0" w:color="CBD5E1"/>
@@ -5114,7 +8025,41 @@
                 <w:color w:val="1F2937"/>
                 <w:sz w:val="21"/>
               </w:rPr>
-              <w:t>GET</w:t>
+              <w:t>2</w:t>
+            </w:r>
+          </w:p>
+        </w:tc>
+        <w:tc>
+          <w:tcPr>
+            <w:tcW w:type="dxa" w:w="2160"/>
+            <w:shd w:fill="F8FAFC"/>
+            <w:tcBorders>
+              <w:top w:val="single" w:sz="4" w:space="0" w:color="CBD5E1"/>
+              <w:left w:val="single" w:sz="4" w:space="0" w:color="CBD5E1"/>
+              <w:bottom w:val="single" w:sz="4" w:space="0" w:color="CBD5E1"/>
+              <w:right w:val="single" w:sz="4" w:space="0" w:color="CBD5E1"/>
+            </w:tcBorders>
+            <w:tcMar>
+              <w:top w:w="80" w:type="dxa"/>
+              <w:bottom w:w="80" w:type="dxa"/>
+              <w:left w:w="100" w:type="dxa"/>
+              <w:right w:w="100" w:type="dxa"/>
+            </w:tcMar>
+          </w:tcPr>
+          <w:p>
+            <w:pPr>
+              <w:spacing w:before="40" w:after="40" w:line="276" w:lineRule="auto"/>
+              <w:jc w:val="left"/>
+            </w:pPr>
+            <w:r>
+              <w:rPr>
+                <w:rFonts w:ascii="Times New Roman" w:hAnsi="Times New Roman"/>
+                <w:color w:val="1F2937"/>
+                <w:sz w:val="21"/>
+              </w:rPr>
+              <w:t>Nguyễn Thành Chung</w:t>
+              <w:br/>
+              <w:t>(B22DCVT082)</w:t>
             </w:r>
           </w:p>
         </w:tc>
@@ -5146,13 +8091,19 @@
                 <w:color w:val="1F2937"/>
                 <w:sz w:val="21"/>
               </w:rPr>
-              <w:t>/api/v1/admin/monitoring/heartbeats</w:t>
+              <w:t>• Lập trình chương trình điều khiển màn hình cảm ứng TFT SPI Touch (IL9341/XPT2046) tại Kiosk tủ (giao diện chờ, bàn phím số ảo OTP, màn hình cảnh báo Timeout 10s).</w:t>
+              <w:br/>
+              <w:t>• Phát triển toàn bộ Giao diện ứng dụng Web Frontend (React 19, Tailwind CSS, Vite) gồm Portal Khách hàng, Shipper và Admin.</w:t>
+              <w:br/>
+              <w:t>• Phát triển Phân hệ Bản đồ số Leaflet.js &amp; OpenStreetMap hiển thị trực quan trạm tủ với 3 mã màu trạng thái (🟢 Xanh, 🔴 Đỏ, ⚪ Xám).</w:t>
+              <w:br/>
+              <w:t>• Lập trình luồng nhận hàng bảo mật cho khách bằng Dynamic Rolling QR Token 60s và Mã OTP 5 phút (kèm Anti-Brute-force).</w:t>
             </w:r>
           </w:p>
         </w:tc>
         <w:tc>
           <w:tcPr>
-            <w:tcW w:type="dxa" w:w="2016"/>
+            <w:tcW w:type="dxa" w:w="2880"/>
             <w:shd w:fill="F8FAFC"/>
             <w:tcBorders>
               <w:top w:val="single" w:sz="4" w:space="0" w:color="CBD5E1"/>
@@ -5178,131 +8129,13 @@
                 <w:color w:val="1F2937"/>
                 <w:sz w:val="21"/>
               </w:rPr>
-              <w:t>ROLE_ADMIN</w:t>
-            </w:r>
-          </w:p>
-        </w:tc>
-        <w:tc>
-          <w:tcPr>
-            <w:tcW w:type="dxa" w:w="2592"/>
-            <w:shd w:fill="F8FAFC"/>
-            <w:tcBorders>
-              <w:top w:val="single" w:sz="4" w:space="0" w:color="CBD5E1"/>
-              <w:left w:val="single" w:sz="4" w:space="0" w:color="CBD5E1"/>
-              <w:bottom w:val="single" w:sz="4" w:space="0" w:color="CBD5E1"/>
-              <w:right w:val="single" w:sz="4" w:space="0" w:color="CBD5E1"/>
-            </w:tcBorders>
-            <w:tcMar>
-              <w:top w:w="80" w:type="dxa"/>
-              <w:bottom w:w="80" w:type="dxa"/>
-              <w:left w:w="100" w:type="dxa"/>
-              <w:right w:w="100" w:type="dxa"/>
-            </w:tcMar>
-          </w:tcPr>
-          <w:p>
-            <w:pPr>
-              <w:spacing w:before="40" w:after="40" w:line="276" w:lineRule="auto"/>
-              <w:jc w:val="left"/>
-            </w:pPr>
-            <w:r>
-              <w:rPr>
-                <w:rFonts w:ascii="Times New Roman" w:hAnsi="Times New Roman"/>
-                <w:color w:val="1F2937"/>
-                <w:sz w:val="21"/>
-              </w:rPr>
-              <w:t>Giám sát nhịp tim kết nối (Heartbeat) của toàn bộ thiết bị ESP32.</w:t>
-            </w:r>
-          </w:p>
-        </w:tc>
-      </w:tr>
-    </w:tbl>
-    <w:p>
-      <w:pPr>
-        <w:spacing w:before="0" w:after="80"/>
-      </w:pPr>
-    </w:p>
-    <w:p>
-      <w:r>
-        <w:br w:type="page"/>
-      </w:r>
-    </w:p>
-    <w:p>
-      <w:pPr>
-        <w:keepNext/>
-        <w:spacing w:before="320" w:after="120"/>
-      </w:pPr>
-      <w:r>
-        <w:rPr>
-          <w:rFonts w:ascii="Times New Roman" w:hAnsi="Times New Roman"/>
-          <w:b/>
-          <w:color w:val="1B365D"/>
-          <w:sz w:val="30"/>
-        </w:rPr>
-        <w:t>CHƯƠNG 9. KẾ HOẠCH TRIỂN KHAI VÀ PHÂN CÔNG CÔNG VIỆC TRONG NHÓM</w:t>
-      </w:r>
-    </w:p>
-    <w:tbl>
-      <w:tblPr>
-        <w:tblW w:type="auto" w:w="0"/>
-        <w:jc w:val="center"/>
-        <w:tblLook w:firstColumn="1" w:firstRow="1" w:lastColumn="0" w:lastRow="0" w:noHBand="0" w:noVBand="1" w:val="04A0"/>
-      </w:tblPr>
-      <w:tblGrid>
-        <w:gridCol w:w="4680"/>
-        <w:gridCol w:w="4680"/>
-      </w:tblGrid>
-      <w:tr>
-        <w:tc>
-          <w:tcPr>
-            <w:tcW w:type="dxa" w:w="2880"/>
-            <w:shd w:fill="1B365D"/>
-            <w:tcMar>
-              <w:top w:w="100" w:type="dxa"/>
-              <w:bottom w:w="100" w:type="dxa"/>
-              <w:left w:w="120" w:type="dxa"/>
-              <w:right w:w="120" w:type="dxa"/>
-            </w:tcMar>
-          </w:tcPr>
-          <w:p>
-            <w:pPr>
-              <w:spacing w:before="60" w:after="60"/>
-              <w:jc w:val="center"/>
-            </w:pPr>
-            <w:r>
-              <w:rPr>
-                <w:rFonts w:ascii="Times New Roman" w:hAnsi="Times New Roman"/>
-                <w:b/>
-                <w:color w:val="FFFFFF"/>
-                <w:sz w:val="22"/>
-              </w:rPr>
-              <w:t>Thành viên</w:t>
-            </w:r>
-          </w:p>
-        </w:tc>
-        <w:tc>
-          <w:tcPr>
-            <w:tcW w:type="dxa" w:w="6480"/>
-            <w:shd w:fill="1B365D"/>
-            <w:tcMar>
-              <w:top w:w="100" w:type="dxa"/>
-              <w:bottom w:w="100" w:type="dxa"/>
-              <w:left w:w="120" w:type="dxa"/>
-              <w:right w:w="120" w:type="dxa"/>
-            </w:tcMar>
-          </w:tcPr>
-          <w:p>
-            <w:pPr>
-              <w:spacing w:before="60" w:after="60"/>
-              <w:jc w:val="center"/>
-            </w:pPr>
-            <w:r>
-              <w:rPr>
-                <w:rFonts w:ascii="Times New Roman" w:hAnsi="Times New Roman"/>
-                <w:b/>
-                <w:color w:val="FFFFFF"/>
-                <w:sz w:val="22"/>
-              </w:rPr>
-              <w:t>Nhiệm vụ cụ thể theo Luồng Nghiệp Vụ Hoàn Thiện</w:t>
+              <w:t>- Bộ giao diện nhúng TFT tại Kiosk tủ.</w:t>
+              <w:br/>
+              <w:t>- Mã nguồn Frontend React 19 hoàn chỉnh.</w:t>
+              <w:br/>
+              <w:t>- Module Bản đồ số GIS tương tác Leaflet.</w:t>
+              <w:br/>
+              <w:t>- Quy trình nhận hàng bảo mật hoàn thiện.</w:t>
             </w:r>
           </w:p>
         </w:tc>
@@ -5310,7 +8143,7 @@
       <w:tr>
         <w:tc>
           <w:tcPr>
-            <w:tcW w:type="dxa" w:w="2880"/>
+            <w:tcW w:type="dxa" w:w="720"/>
             <w:shd w:fill="FFFFFF"/>
             <w:tcBorders>
               <w:top w:val="single" w:sz="4" w:space="0" w:color="CBD5E1"/>
@@ -5336,15 +8169,13 @@
                 <w:color w:val="1F2937"/>
                 <w:sz w:val="21"/>
               </w:rPr>
-              <w:t>Đoàn Viết Hoàng</w:t>
-              <w:br/>
-              <w:t>(B22DCVT202)</w:t>
+              <w:t>3</w:t>
             </w:r>
           </w:p>
         </w:tc>
         <w:tc>
           <w:tcPr>
-            <w:tcW w:type="dxa" w:w="6480"/>
+            <w:tcW w:type="dxa" w:w="2160"/>
             <w:shd w:fill="FFFFFF"/>
             <w:tcBorders>
               <w:top w:val="single" w:sz="4" w:space="0" w:color="CBD5E1"/>
@@ -5370,133 +8201,15 @@
                 <w:color w:val="1F2937"/>
                 <w:sz w:val="21"/>
               </w:rPr>
-              <w:t>• Thiết kế kiến trúc Backend E-Commerce và Locker Slot Scheduler.</w:t>
+              <w:t>Đoàn Viết Hoàng</w:t>
               <w:br/>
-              <w:t>• Triển khai cơ chế Khóa tranh chấp Pessimistic Locking (@Lock PESSIMISTIC_WRITE) trong Spring Data JPA.</w:t>
-              <w:br/>
-              <w:t>• Lập trình thuật toán tính hạn lưu kho đến hết 24h00 ngày hôm sau và Cron Job quét đơn quá hạn lúc 00h00.</w:t>
-              <w:br/>
-              <w:t>• Lập trình API sinh mã QR định danh Shipper và xử lý bản tin MQTT xác thực.</w:t>
-              <w:br/>
-              <w:t>• Phân hệ Quản trị Admin: Theo dõi bưu kiện quá hạn, Dashboard, Heartbeat.</w:t>
-            </w:r>
-          </w:p>
-        </w:tc>
-      </w:tr>
-      <w:tr>
-        <w:tc>
-          <w:tcPr>
-            <w:tcW w:type="dxa" w:w="2880"/>
-            <w:shd w:fill="F8FAFC"/>
-            <w:tcBorders>
-              <w:top w:val="single" w:sz="4" w:space="0" w:color="CBD5E1"/>
-              <w:left w:val="single" w:sz="4" w:space="0" w:color="CBD5E1"/>
-              <w:bottom w:val="single" w:sz="4" w:space="0" w:color="CBD5E1"/>
-              <w:right w:val="single" w:sz="4" w:space="0" w:color="CBD5E1"/>
-            </w:tcBorders>
-            <w:tcMar>
-              <w:top w:w="80" w:type="dxa"/>
-              <w:bottom w:w="80" w:type="dxa"/>
-              <w:left w:w="100" w:type="dxa"/>
-              <w:right w:w="100" w:type="dxa"/>
-            </w:tcMar>
-          </w:tcPr>
-          <w:p>
-            <w:pPr>
-              <w:spacing w:before="40" w:after="40" w:line="276" w:lineRule="auto"/>
-              <w:jc w:val="center"/>
-            </w:pPr>
-            <w:r>
-              <w:rPr>
-                <w:rFonts w:ascii="Times New Roman" w:hAnsi="Times New Roman"/>
-                <w:color w:val="1F2937"/>
-                <w:sz w:val="21"/>
-              </w:rPr>
-              <w:t>Nguyễn Quốc Việt</w:t>
-              <w:br/>
-              <w:t>(B22DCVT578)</w:t>
+              <w:t>(B22DCVT202)</w:t>
             </w:r>
           </w:p>
         </w:tc>
         <w:tc>
           <w:tcPr>
-            <w:tcW w:type="dxa" w:w="6480"/>
-            <w:shd w:fill="F8FAFC"/>
-            <w:tcBorders>
-              <w:top w:val="single" w:sz="4" w:space="0" w:color="CBD5E1"/>
-              <w:left w:val="single" w:sz="4" w:space="0" w:color="CBD5E1"/>
-              <w:bottom w:val="single" w:sz="4" w:space="0" w:color="CBD5E1"/>
-              <w:right w:val="single" w:sz="4" w:space="0" w:color="CBD5E1"/>
-            </w:tcBorders>
-            <w:tcMar>
-              <w:top w:w="80" w:type="dxa"/>
-              <w:bottom w:w="80" w:type="dxa"/>
-              <w:left w:w="100" w:type="dxa"/>
-              <w:right w:w="100" w:type="dxa"/>
-            </w:tcMar>
-          </w:tcPr>
-          <w:p>
-            <w:pPr>
-              <w:spacing w:before="40" w:after="40" w:line="276" w:lineRule="auto"/>
-              <w:jc w:val="left"/>
-            </w:pPr>
-            <w:r>
-              <w:rPr>
-                <w:rFonts w:ascii="Times New Roman" w:hAnsi="Times New Roman"/>
-                <w:color w:val="1F2937"/>
-                <w:sz w:val="21"/>
-              </w:rPr>
-              <w:t>• Lập trình Firmware ESP32 cho module đọc mã GM65 (UART) và khóa Solenoid.</w:t>
-              <w:br/>
-              <w:t>• Lập trình cơ chế Timeout Watchdog 10 giây trên ESP32 xử lý rớt mạng an toàn.</w:t>
-              <w:br/>
-              <w:t>• Tích hợp thuật toán xác minh cảm biến kép (Cửa đóng MC-38 + Trọng lượng HX711).</w:t>
-              <w:br/>
-              <w:t>• Lập trình Web Shipper: Danh sách đơn ca giao và nút 'Xác minh danh tính tại tủ' sinh QR.</w:t>
-              <w:br/>
-              <w:t>• Kiểm thử chịu tải và liên thông luồng quét 2 bước tại tủ.</w:t>
-            </w:r>
-          </w:p>
-        </w:tc>
-      </w:tr>
-      <w:tr>
-        <w:tc>
-          <w:tcPr>
-            <w:tcW w:type="dxa" w:w="2880"/>
-            <w:shd w:fill="FFFFFF"/>
-            <w:tcBorders>
-              <w:top w:val="single" w:sz="4" w:space="0" w:color="CBD5E1"/>
-              <w:left w:val="single" w:sz="4" w:space="0" w:color="CBD5E1"/>
-              <w:bottom w:val="single" w:sz="4" w:space="0" w:color="CBD5E1"/>
-              <w:right w:val="single" w:sz="4" w:space="0" w:color="CBD5E1"/>
-            </w:tcBorders>
-            <w:tcMar>
-              <w:top w:w="80" w:type="dxa"/>
-              <w:bottom w:w="80" w:type="dxa"/>
-              <w:left w:w="100" w:type="dxa"/>
-              <w:right w:w="100" w:type="dxa"/>
-            </w:tcMar>
-          </w:tcPr>
-          <w:p>
-            <w:pPr>
-              <w:spacing w:before="40" w:after="40" w:line="276" w:lineRule="auto"/>
-              <w:jc w:val="center"/>
-            </w:pPr>
-            <w:r>
-              <w:rPr>
-                <w:rFonts w:ascii="Times New Roman" w:hAnsi="Times New Roman"/>
-                <w:color w:val="1F2937"/>
-                <w:sz w:val="21"/>
-              </w:rPr>
-              <w:t>Nguyễn Thành Chung</w:t>
-              <w:br/>
-              <w:t>(B22DCVT082)</w:t>
-            </w:r>
-          </w:p>
-        </w:tc>
-        <w:tc>
-          <w:tcPr>
-            <w:tcW w:type="dxa" w:w="6480"/>
+            <w:tcW w:type="dxa" w:w="3600"/>
             <w:shd w:fill="FFFFFF"/>
             <w:tcBorders>
               <w:top w:val="single" w:sz="4" w:space="0" w:color="CBD5E1"/>
@@ -5522,15 +8235,51 @@
                 <w:color w:val="1F2937"/>
                 <w:sz w:val="21"/>
               </w:rPr>
-              <w:t>• Lập trình Giao diện màn hình cảm ứng TFT SPI Touch tại tủ (gồm màn hình Standby, màn hình quét đơn và màn hình báo lỗi Timeout).</w:t>
+              <w:t>• Thiết kế và cài đặt Cơ sở dữ liệu quan hệ MySQL 8.0 (schema smart_locker_db.sql).</w:t>
               <w:br/>
-              <w:t>• Xây dựng Giao diện Cửa hàng E-Commerce cơ bản (Sản phẩm, Giỏ hàng, Checkout).</w:t>
+              <w:t>• Xây dựng Máy chủ ứng dụng Spring Boot 3.x, kiến trúc tầng (Controller, Service, Repository, DTO, Security JWT).</w:t>
               <w:br/>
-              <w:t>• Lập trình Form Checkout: Tích hợp chọn Tủ thông minh &amp; Lịch chọn ngày nhận hàng.</w:t>
+              <w:t>• Triển khai cơ chế Khóa dữ liệu bi quan (@Lock PESSIMISTIC_WRITE) chống Race Condition khi đặt trùng ngăn tủ.</w:t>
               <w:br/>
-              <w:t>• Xây dựng Hộp thoại xử lý Hết tủ (Modal chuyển giao thường hoặc chọn ngày hôm sau).</w:t>
+              <w:t>• Lập trình toàn bộ hệ thống REST API, WebSocket STOMP (/topic/lockers/status), Mosquitto MQTT Broker qua kênh TLS và thuật toán lưu kho 24h00 ngày hôm sau.</w:t>
+            </w:r>
+          </w:p>
+        </w:tc>
+        <w:tc>
+          <w:tcPr>
+            <w:tcW w:type="dxa" w:w="2880"/>
+            <w:shd w:fill="FFFFFF"/>
+            <w:tcBorders>
+              <w:top w:val="single" w:sz="4" w:space="0" w:color="CBD5E1"/>
+              <w:left w:val="single" w:sz="4" w:space="0" w:color="CBD5E1"/>
+              <w:bottom w:val="single" w:sz="4" w:space="0" w:color="CBD5E1"/>
+              <w:right w:val="single" w:sz="4" w:space="0" w:color="CBD5E1"/>
+            </w:tcBorders>
+            <w:tcMar>
+              <w:top w:w="80" w:type="dxa"/>
+              <w:bottom w:w="80" w:type="dxa"/>
+              <w:left w:w="100" w:type="dxa"/>
+              <w:right w:w="100" w:type="dxa"/>
+            </w:tcMar>
+          </w:tcPr>
+          <w:p>
+            <w:pPr>
+              <w:spacing w:before="40" w:after="40" w:line="276" w:lineRule="auto"/>
+              <w:jc w:val="left"/>
+            </w:pPr>
+            <w:r>
+              <w:rPr>
+                <w:rFonts w:ascii="Times New Roman" w:hAnsi="Times New Roman"/>
+                <w:color w:val="1F2937"/>
+                <w:sz w:val="21"/>
+              </w:rPr>
+              <w:t>- File script CSDL smart_locker_db.sql.</w:t>
               <w:br/>
-              <w:t>• Xây dựng giao diện Bản đồ số Leaflet.js và Cổng Khách nhận mã QR/OTP có đếm ngược đến 24h00 ngày hôm sau.</w:t>
+              <w:t>- Toàn bộ mã nguồn Backend Spring Boot 3.x.</w:t>
+              <w:br/>
+              <w:t>- 8 bộ Spring Boot Test Cases tự động kiểm thử.</w:t>
+              <w:br/>
+              <w:t>- Tài liệu đặc tả kỹ thuật REST API &amp; WebSocket.</w:t>
             </w:r>
           </w:p>
         </w:tc>
@@ -5579,7 +8328,7 @@
                 <w:color w:val="1B365D"/>
                 <w:sz w:val="23"/>
               </w:rPr>
-              <w:t xml:space="preserve">📌 Kết luận Hoàn thiện Đề tài: </w:t>
+              <w:t xml:space="preserve">📌 Cam Kết Hoàn Thiện Đồ Án Tốt Nghiệp: </w:t>
             </w:r>
             <w:r>
               <w:rPr>
@@ -5587,7 +8336,7 @@
                 <w:color w:val="1F2937"/>
                 <w:sz w:val="23"/>
               </w:rPr>
-              <w:t>Chính sách lưu kho thêm 1 ngày (đến hết 24h00 ngày hôm sau) mang lại sự thân thiện tối đa cho người dùng, trong khi cơ chế Pessimistic Locking và Timeout Watchdog 10s bảo đảm an toàn hệ thống ở mức doanh nghiệp. Đề tài sở hữu một kiến trúc phần mềm và IoT hoàn chỉnh, đáp ứng xuất sắc mọi tiêu chí đánh giá của đồ án tốt nghiệp.</w:t>
+              <w:t>Tài liệu đặc tả yêu cầu và thiết kế tính năng này phản ánh đầy đủ, chính xác và đồng bộ 100% với Đề cương chi tiết đồ án tốt nghiệp đã được Khoa Viễn thông I phê duyệt. Ba thành viên cam kết tuân thủ nghiêm ngặt chuẩn mực đạo đức nghiên cứu, bảo đảm tính xác thực của dữ liệu và nỗ lực hoàn thành xuất sắc đồ án tốt nghiệp năm 2026.</w:t>
             </w:r>
           </w:p>
         </w:tc>
